--- a/FINAL PROJECT GROUP 1/G1-Macalinao.docx
+++ b/FINAL PROJECT GROUP 1/G1-Macalinao.docx
@@ -1894,6 +1894,124 @@
           <w:rFonts w:ascii="Times New Roman" w:hAnsi="Times New Roman" w:cs="Times New Roman"/>
         </w:rPr>
       </w:pPr>
+      <w:r>
+        <w:rPr>
+          <w:rFonts w:ascii="Times New Roman" w:hAnsi="Times New Roman" w:cs="Times New Roman"/>
+        </w:rPr>
+        <w:t>Student Management</w:t>
+      </w:r>
+      <w:r>
+        <w:rPr>
+          <w:rFonts w:ascii="Times New Roman" w:hAnsi="Times New Roman" w:cs="Times New Roman"/>
+        </w:rPr>
+        <w:tab/>
+      </w:r>
+      <w:r>
+        <w:rPr>
+          <w:rFonts w:ascii="Times New Roman" w:hAnsi="Times New Roman" w:cs="Times New Roman"/>
+        </w:rPr>
+        <w:tab/>
+        <w:t>Admin can view, edit, and remove student records with email notifications</w:t>
+      </w:r>
+    </w:p>
+    <w:p>
+      <w:pPr>
+        <w:rPr>
+          <w:rFonts w:ascii="Times New Roman" w:hAnsi="Times New Roman" w:cs="Times New Roman"/>
+        </w:rPr>
+      </w:pPr>
+      <w:r>
+        <w:rPr>
+          <w:rFonts w:ascii="Times New Roman" w:hAnsi="Times New Roman" w:cs="Times New Roman"/>
+        </w:rPr>
+        <w:t>Teacher Management</w:t>
+      </w:r>
+      <w:r>
+        <w:rPr>
+          <w:rFonts w:ascii="Times New Roman" w:hAnsi="Times New Roman" w:cs="Times New Roman"/>
+        </w:rPr>
+        <w:tab/>
+      </w:r>
+      <w:r>
+        <w:rPr>
+          <w:rFonts w:ascii="Times New Roman" w:hAnsi="Times New Roman" w:cs="Times New Roman"/>
+        </w:rPr>
+        <w:tab/>
+        <w:t>Admin can view, edit, and remove teacher records with email notifications</w:t>
+      </w:r>
+    </w:p>
+    <w:p>
+      <w:pPr>
+        <w:rPr>
+          <w:rFonts w:ascii="Times New Roman" w:hAnsi="Times New Roman" w:cs="Times New Roman"/>
+        </w:rPr>
+      </w:pPr>
+      <w:r>
+        <w:rPr>
+          <w:rFonts w:ascii="Times New Roman" w:hAnsi="Times New Roman" w:cs="Times New Roman"/>
+        </w:rPr>
+        <w:t>Department Management</w:t>
+      </w:r>
+      <w:r>
+        <w:rPr>
+          <w:rFonts w:ascii="Times New Roman" w:hAnsi="Times New Roman" w:cs="Times New Roman"/>
+        </w:rPr>
+        <w:tab/>
+        <w:t>Admin can add, edit, and remove academic departments</w:t>
+      </w:r>
+    </w:p>
+    <w:p>
+      <w:pPr>
+        <w:rPr>
+          <w:rFonts w:ascii="Times New Roman" w:hAnsi="Times New Roman" w:cs="Times New Roman"/>
+        </w:rPr>
+      </w:pPr>
+      <w:r>
+        <w:rPr>
+          <w:rFonts w:ascii="Times New Roman" w:hAnsi="Times New Roman" w:cs="Times New Roman"/>
+        </w:rPr>
+        <w:t>Subject Management</w:t>
+      </w:r>
+      <w:r>
+        <w:rPr>
+          <w:rFonts w:ascii="Times New Roman" w:hAnsi="Times New Roman" w:cs="Times New Roman"/>
+        </w:rPr>
+        <w:tab/>
+      </w:r>
+      <w:r>
+        <w:rPr>
+          <w:rFonts w:ascii="Times New Roman" w:hAnsi="Times New Roman" w:cs="Times New Roman"/>
+        </w:rPr>
+        <w:tab/>
+        <w:t>Admin can add, edit, and remove subjects with subject codes</w:t>
+      </w:r>
+    </w:p>
+    <w:p>
+      <w:pPr>
+        <w:rPr>
+          <w:rFonts w:ascii="Times New Roman" w:hAnsi="Times New Roman" w:cs="Times New Roman"/>
+        </w:rPr>
+      </w:pPr>
+      <w:r>
+        <w:rPr>
+          <w:rFonts w:ascii="Times New Roman" w:hAnsi="Times New Roman" w:cs="Times New Roman"/>
+        </w:rPr>
+        <w:t>Teacher-Subject Assignment</w:t>
+      </w:r>
+      <w:r>
+        <w:rPr>
+          <w:rFonts w:ascii="Times New Roman" w:hAnsi="Times New Roman" w:cs="Times New Roman"/>
+        </w:rPr>
+        <w:tab/>
+        <w:t>Admin can assign subjects to teachers with email notifications</w:t>
+      </w:r>
+    </w:p>
+    <w:p>
+      <w:pPr>
+        <w:rPr>
+          <w:rFonts w:ascii="Times New Roman" w:hAnsi="Times New Roman" w:cs="Times New Roman"/>
+        </w:rPr>
+      </w:pPr>
     </w:p>
     <w:p>
       <w:pPr>
@@ -2086,22 +2204,67 @@
         <w:rPr>
           <w:rFonts w:ascii="Times New Roman" w:hAnsi="Times New Roman" w:cs="Times New Roman"/>
         </w:rPr>
-        <w:t>Database Schema Updates - Automatic migration system for schema changes and data integrity</w:t>
-      </w:r>
-    </w:p>
-    <w:p>
-      <w:pPr>
-        <w:spacing w:line="276" w:lineRule="auto"/>
-        <w:jc w:val="both"/>
-        <w:rPr>
-          <w:rFonts w:ascii="Times New Roman" w:hAnsi="Times New Roman" w:cs="Times New Roman"/>
-        </w:rPr>
-      </w:pPr>
-      <w:r>
-        <w:rPr>
-          <w:rFonts w:ascii="Times New Roman" w:hAnsi="Times New Roman" w:cs="Times New Roman"/>
-        </w:rPr>
-        <w:t>Demo Data Import - Automatic population of sample data for testing and demonstration purposes</w:t>
+        <w:t>Department Management - Centralized department administration with add, edit, and delete capabilities</w:t>
+      </w:r>
+    </w:p>
+    <w:p>
+      <w:pPr>
+        <w:spacing w:line="276" w:lineRule="auto"/>
+        <w:jc w:val="both"/>
+        <w:rPr>
+          <w:rFonts w:ascii="Times New Roman" w:hAnsi="Times New Roman" w:cs="Times New Roman"/>
+        </w:rPr>
+      </w:pPr>
+      <w:r>
+        <w:rPr>
+          <w:rFonts w:ascii="Times New Roman" w:hAnsi="Times New Roman" w:cs="Times New Roman"/>
+        </w:rPr>
+        <w:t>Subject Management - Comprehensive subject administration with subject codes and descriptions</w:t>
+      </w:r>
+    </w:p>
+    <w:p>
+      <w:pPr>
+        <w:spacing w:line="276" w:lineRule="auto"/>
+        <w:jc w:val="both"/>
+        <w:rPr>
+          <w:rFonts w:ascii="Times New Roman" w:hAnsi="Times New Roman" w:cs="Times New Roman"/>
+        </w:rPr>
+      </w:pPr>
+      <w:r>
+        <w:rPr>
+          <w:rFonts w:ascii="Times New Roman" w:hAnsi="Times New Roman" w:cs="Times New Roman"/>
+        </w:rPr>
+        <w:t>Teacher-Subject Assignment - Flexible assignment system allowing teachers to handle multiple subjects</w:t>
+      </w:r>
+    </w:p>
+    <w:p>
+      <w:pPr>
+        <w:spacing w:line="276" w:lineRule="auto"/>
+        <w:jc w:val="both"/>
+        <w:rPr>
+          <w:rFonts w:ascii="Times New Roman" w:hAnsi="Times New Roman" w:cs="Times New Roman"/>
+        </w:rPr>
+      </w:pPr>
+      <w:r>
+        <w:rPr>
+          <w:rFonts w:ascii="Times New Roman" w:hAnsi="Times New Roman" w:cs="Times New Roman"/>
+        </w:rPr>
+        <w:t>Account Update Notifications - Email alerts sent to users when administrators modify their account details</w:t>
+      </w:r>
+    </w:p>
+    <w:p>
+      <w:pPr>
+        <w:spacing w:line="276" w:lineRule="auto"/>
+        <w:jc w:val="both"/>
+        <w:rPr>
+          <w:rFonts w:ascii="Times New Roman" w:hAnsi="Times New Roman" w:cs="Times New Roman"/>
+        </w:rPr>
+      </w:pPr>
+      <w:r>
+        <w:rPr>
+          <w:rFonts w:ascii="Times New Roman" w:hAnsi="Times New Roman" w:cs="Times New Roman"/>
+        </w:rPr>
+        <w:t>Prediction Isolation - Grade predictor operates independently without saving predictions as actual grades</w:t>
       </w:r>
     </w:p>
     <w:p>
@@ -2123,418 +2286,17 @@
           <w:rFonts w:ascii="Times New Roman" w:hAnsi="Times New Roman" w:cs="Times New Roman"/>
           <w:b/>
           <w:bCs/>
-          <w:sz w:val="28"/>
-          <w:szCs w:val="28"/>
-        </w:rPr>
-      </w:pPr>
-      <w:r>
+        </w:rPr>
+      </w:pPr>
+    </w:p>
+    <w:p>
+      <w:pPr>
+        <w:spacing w:line="276" w:lineRule="auto"/>
+        <w:jc w:val="both"/>
         <w:rPr>
           <w:rFonts w:ascii="Times New Roman" w:hAnsi="Times New Roman" w:cs="Times New Roman"/>
           <w:b/>
           <w:bCs/>
-          <w:sz w:val="28"/>
-          <w:szCs w:val="28"/>
-        </w:rPr>
-        <w:t>PROGRAM FLOW / ALGORITHM</w:t>
-      </w:r>
-    </w:p>
-    <w:p>
-      <w:pPr>
-        <w:spacing w:line="276" w:lineRule="auto"/>
-        <w:jc w:val="both"/>
-        <w:rPr>
-          <w:rFonts w:ascii="Times New Roman" w:hAnsi="Times New Roman" w:cs="Times New Roman"/>
-        </w:rPr>
-      </w:pPr>
-      <w:r>
-        <w:rPr>
-          <w:rFonts w:ascii="Times New Roman" w:hAnsi="Times New Roman" w:cs="Times New Roman"/>
-        </w:rPr>
-        <w:t>1. User accesses system via web browser</w:t>
-      </w:r>
-    </w:p>
-    <w:p>
-      <w:pPr>
-        <w:spacing w:line="276" w:lineRule="auto"/>
-        <w:jc w:val="both"/>
-        <w:rPr>
-          <w:rFonts w:ascii="Times New Roman" w:hAnsi="Times New Roman" w:cs="Times New Roman"/>
-        </w:rPr>
-      </w:pPr>
-      <w:r>
-        <w:rPr>
-          <w:rFonts w:ascii="Times New Roman" w:hAnsi="Times New Roman" w:cs="Times New Roman"/>
-        </w:rPr>
-        <w:t>2. System checks for active session</w:t>
-      </w:r>
-    </w:p>
-    <w:p>
-      <w:pPr>
-        <w:spacing w:line="276" w:lineRule="auto"/>
-        <w:jc w:val="both"/>
-        <w:rPr>
-          <w:rFonts w:ascii="Times New Roman" w:hAnsi="Times New Roman" w:cs="Times New Roman"/>
-        </w:rPr>
-      </w:pPr>
-      <w:r>
-        <w:rPr>
-          <w:rFonts w:ascii="Times New Roman" w:hAnsi="Times New Roman" w:cs="Times New Roman"/>
-        </w:rPr>
-        <w:t>3. If no session, redirect to login page</w:t>
-      </w:r>
-    </w:p>
-    <w:p>
-      <w:pPr>
-        <w:spacing w:line="276" w:lineRule="auto"/>
-        <w:jc w:val="both"/>
-        <w:rPr>
-          <w:rFonts w:ascii="Times New Roman" w:hAnsi="Times New Roman" w:cs="Times New Roman"/>
-        </w:rPr>
-      </w:pPr>
-      <w:r>
-        <w:rPr>
-          <w:rFonts w:ascii="Times New Roman" w:hAnsi="Times New Roman" w:cs="Times New Roman"/>
-        </w:rPr>
-        <w:t>4. User enters credentials and submits login form</w:t>
-      </w:r>
-    </w:p>
-    <w:p>
-      <w:pPr>
-        <w:spacing w:line="276" w:lineRule="auto"/>
-        <w:jc w:val="both"/>
-        <w:rPr>
-          <w:rFonts w:ascii="Times New Roman" w:hAnsi="Times New Roman" w:cs="Times New Roman"/>
-        </w:rPr>
-      </w:pPr>
-      <w:r>
-        <w:rPr>
-          <w:rFonts w:ascii="Times New Roman" w:hAnsi="Times New Roman" w:cs="Times New Roman"/>
-        </w:rPr>
-        <w:t>5. System validates credentials against database</w:t>
-      </w:r>
-    </w:p>
-    <w:p>
-      <w:pPr>
-        <w:spacing w:line="276" w:lineRule="auto"/>
-        <w:jc w:val="both"/>
-        <w:rPr>
-          <w:rFonts w:ascii="Times New Roman" w:hAnsi="Times New Roman" w:cs="Times New Roman"/>
-        </w:rPr>
-      </w:pPr>
-      <w:r>
-        <w:rPr>
-          <w:rFonts w:ascii="Times New Roman" w:hAnsi="Times New Roman" w:cs="Times New Roman"/>
-        </w:rPr>
-        <w:t>6. If valid and account approved, create session and redirect to dashboard</w:t>
-      </w:r>
-    </w:p>
-    <w:p>
-      <w:pPr>
-        <w:spacing w:line="276" w:lineRule="auto"/>
-        <w:jc w:val="both"/>
-        <w:rPr>
-          <w:rFonts w:ascii="Times New Roman" w:hAnsi="Times New Roman" w:cs="Times New Roman"/>
-        </w:rPr>
-      </w:pPr>
-      <w:r>
-        <w:rPr>
-          <w:rFonts w:ascii="Times New Roman" w:hAnsi="Times New Roman" w:cs="Times New Roman"/>
-        </w:rPr>
-        <w:t>7. Dashboard displays role-specific statistics and quick actions</w:t>
-      </w:r>
-    </w:p>
-    <w:p>
-      <w:pPr>
-        <w:spacing w:line="276" w:lineRule="auto"/>
-        <w:jc w:val="both"/>
-        <w:rPr>
-          <w:rFonts w:ascii="Times New Roman" w:hAnsi="Times New Roman" w:cs="Times New Roman"/>
-        </w:rPr>
-      </w:pPr>
-      <w:r>
-        <w:rPr>
-          <w:rFonts w:ascii="Times New Roman" w:hAnsi="Times New Roman" w:cs="Times New Roman"/>
-        </w:rPr>
-        <w:t>8. User selects action from menu:</w:t>
-      </w:r>
-    </w:p>
-    <w:p>
-      <w:pPr>
-        <w:spacing w:line="276" w:lineRule="auto"/>
-        <w:jc w:val="both"/>
-        <w:rPr>
-          <w:rFonts w:ascii="Times New Roman" w:hAnsi="Times New Roman" w:cs="Times New Roman"/>
-        </w:rPr>
-      </w:pPr>
-      <w:r>
-        <w:rPr>
-          <w:rFonts w:ascii="Times New Roman" w:hAnsi="Times New Roman" w:cs="Times New Roman"/>
-        </w:rPr>
-        <w:t xml:space="preserve">   a. Student Actions:</w:t>
-      </w:r>
-    </w:p>
-    <w:p>
-      <w:pPr>
-        <w:spacing w:line="276" w:lineRule="auto"/>
-        <w:jc w:val="both"/>
-        <w:rPr>
-          <w:rFonts w:ascii="Times New Roman" w:hAnsi="Times New Roman" w:cs="Times New Roman"/>
-        </w:rPr>
-      </w:pPr>
-      <w:r>
-        <w:rPr>
-          <w:rFonts w:ascii="Times New Roman" w:hAnsi="Times New Roman" w:cs="Times New Roman"/>
-        </w:rPr>
-        <w:t xml:space="preserve">      - View Profile → Display personal information with edit option</w:t>
-      </w:r>
-    </w:p>
-    <w:p>
-      <w:pPr>
-        <w:spacing w:line="276" w:lineRule="auto"/>
-        <w:jc w:val="both"/>
-        <w:rPr>
-          <w:rFonts w:ascii="Times New Roman" w:hAnsi="Times New Roman" w:cs="Times New Roman"/>
-        </w:rPr>
-      </w:pPr>
-      <w:r>
-        <w:rPr>
-          <w:rFonts w:ascii="Times New Roman" w:hAnsi="Times New Roman" w:cs="Times New Roman"/>
-        </w:rPr>
-        <w:t xml:space="preserve">      - Use Prediction Tool → Input factors → Calculate predicted grade → Display result</w:t>
-      </w:r>
-    </w:p>
-    <w:p>
-      <w:pPr>
-        <w:spacing w:line="276" w:lineRule="auto"/>
-        <w:jc w:val="both"/>
-        <w:rPr>
-          <w:rFonts w:ascii="Times New Roman" w:hAnsi="Times New Roman" w:cs="Times New Roman"/>
-        </w:rPr>
-      </w:pPr>
-      <w:r>
-        <w:rPr>
-          <w:rFonts w:ascii="Times New Roman" w:hAnsi="Times New Roman" w:cs="Times New Roman"/>
-        </w:rPr>
-        <w:lastRenderedPageBreak/>
-        <w:t xml:space="preserve">      - View Analytics → Show attendance heatmap → Display subject breakdown → Show GPA and status</w:t>
-      </w:r>
-    </w:p>
-    <w:p>
-      <w:pPr>
-        <w:spacing w:line="276" w:lineRule="auto"/>
-        <w:jc w:val="both"/>
-        <w:rPr>
-          <w:rFonts w:ascii="Times New Roman" w:hAnsi="Times New Roman" w:cs="Times New Roman"/>
-        </w:rPr>
-      </w:pPr>
-      <w:r>
-        <w:rPr>
-          <w:rFonts w:ascii="Times New Roman" w:hAnsi="Times New Roman" w:cs="Times New Roman"/>
-        </w:rPr>
-        <w:t xml:space="preserve">      - View Reports → List generated reports → Display report details</w:t>
-      </w:r>
-    </w:p>
-    <w:p>
-      <w:pPr>
-        <w:spacing w:line="276" w:lineRule="auto"/>
-        <w:jc w:val="both"/>
-        <w:rPr>
-          <w:rFonts w:ascii="Times New Roman" w:hAnsi="Times New Roman" w:cs="Times New Roman"/>
-        </w:rPr>
-      </w:pPr>
-      <w:r>
-        <w:rPr>
-          <w:rFonts w:ascii="Times New Roman" w:hAnsi="Times New Roman" w:cs="Times New Roman"/>
-        </w:rPr>
-        <w:t xml:space="preserve">   b. Teacher Actions:</w:t>
-      </w:r>
-    </w:p>
-    <w:p>
-      <w:pPr>
-        <w:spacing w:line="276" w:lineRule="auto"/>
-        <w:jc w:val="both"/>
-        <w:rPr>
-          <w:rFonts w:ascii="Times New Roman" w:hAnsi="Times New Roman" w:cs="Times New Roman"/>
-        </w:rPr>
-      </w:pPr>
-      <w:r>
-        <w:rPr>
-          <w:rFonts w:ascii="Times New Roman" w:hAnsi="Times New Roman" w:cs="Times New Roman"/>
-        </w:rPr>
-        <w:t xml:space="preserve">      - Encode Grades → Select student → Enter subject grades → Save to database</w:t>
-      </w:r>
-    </w:p>
-    <w:p>
-      <w:pPr>
-        <w:spacing w:line="276" w:lineRule="auto"/>
-        <w:jc w:val="both"/>
-        <w:rPr>
-          <w:rFonts w:ascii="Times New Roman" w:hAnsi="Times New Roman" w:cs="Times New Roman"/>
-        </w:rPr>
-      </w:pPr>
-      <w:r>
-        <w:rPr>
-          <w:rFonts w:ascii="Times New Roman" w:hAnsi="Times New Roman" w:cs="Times New Roman"/>
-        </w:rPr>
-        <w:t xml:space="preserve">      - Record Attendance → Select student → Enter date and status → Save to database</w:t>
-      </w:r>
-    </w:p>
-    <w:p>
-      <w:pPr>
-        <w:spacing w:line="276" w:lineRule="auto"/>
-        <w:jc w:val="both"/>
-        <w:rPr>
-          <w:rFonts w:ascii="Times New Roman" w:hAnsi="Times New Roman" w:cs="Times New Roman"/>
-        </w:rPr>
-      </w:pPr>
-      <w:r>
-        <w:rPr>
-          <w:rFonts w:ascii="Times New Roman" w:hAnsi="Times New Roman" w:cs="Times New Roman"/>
-        </w:rPr>
-        <w:t xml:space="preserve">      - Generate Reports → Select student → Generate summary → Save report</w:t>
-      </w:r>
-    </w:p>
-    <w:p>
-      <w:pPr>
-        <w:spacing w:line="276" w:lineRule="auto"/>
-        <w:jc w:val="both"/>
-        <w:rPr>
-          <w:rFonts w:ascii="Times New Roman" w:hAnsi="Times New Roman" w:cs="Times New Roman"/>
-        </w:rPr>
-      </w:pPr>
-      <w:r>
-        <w:rPr>
-          <w:rFonts w:ascii="Times New Roman" w:hAnsi="Times New Roman" w:cs="Times New Roman"/>
-        </w:rPr>
-        <w:t xml:space="preserve">   c. Admin Actions:</w:t>
-      </w:r>
-    </w:p>
-    <w:p>
-      <w:pPr>
-        <w:spacing w:line="276" w:lineRule="auto"/>
-        <w:jc w:val="both"/>
-        <w:rPr>
-          <w:rFonts w:ascii="Times New Roman" w:hAnsi="Times New Roman" w:cs="Times New Roman"/>
-        </w:rPr>
-      </w:pPr>
-      <w:r>
-        <w:rPr>
-          <w:rFonts w:ascii="Times New Roman" w:hAnsi="Times New Roman" w:cs="Times New Roman"/>
-        </w:rPr>
-        <w:t xml:space="preserve">      - Manage Users → View pending accounts → Approve/reject registrations</w:t>
-      </w:r>
-    </w:p>
-    <w:p>
-      <w:pPr>
-        <w:spacing w:line="276" w:lineRule="auto"/>
-        <w:jc w:val="both"/>
-        <w:rPr>
-          <w:rFonts w:ascii="Times New Roman" w:hAnsi="Times New Roman" w:cs="Times New Roman"/>
-        </w:rPr>
-      </w:pPr>
-      <w:r>
-        <w:rPr>
-          <w:rFonts w:ascii="Times New Roman" w:hAnsi="Times New Roman" w:cs="Times New Roman"/>
-        </w:rPr>
-        <w:t xml:space="preserve">      - View Students → List all students → View/edit student details</w:t>
-      </w:r>
-    </w:p>
-    <w:p>
-      <w:pPr>
-        <w:spacing w:line="276" w:lineRule="auto"/>
-        <w:jc w:val="both"/>
-        <w:rPr>
-          <w:rFonts w:ascii="Times New Roman" w:hAnsi="Times New Roman" w:cs="Times New Roman"/>
-        </w:rPr>
-      </w:pPr>
-      <w:r>
-        <w:rPr>
-          <w:rFonts w:ascii="Times New Roman" w:hAnsi="Times New Roman" w:cs="Times New Roman"/>
-        </w:rPr>
-        <w:t xml:space="preserve">      - View Teachers → List all teachers → View/edit teacher details</w:t>
-      </w:r>
-    </w:p>
-    <w:p>
-      <w:pPr>
-        <w:spacing w:line="276" w:lineRule="auto"/>
-        <w:jc w:val="both"/>
-        <w:rPr>
-          <w:rFonts w:ascii="Times New Roman" w:hAnsi="Times New Roman" w:cs="Times New Roman"/>
-        </w:rPr>
-      </w:pPr>
-      <w:r>
-        <w:rPr>
-          <w:rFonts w:ascii="Times New Roman" w:hAnsi="Times New Roman" w:cs="Times New Roman"/>
-        </w:rPr>
-        <w:t xml:space="preserve">      - View Analytics → Display system-wide statistics and charts</w:t>
-      </w:r>
-    </w:p>
-    <w:p>
-      <w:pPr>
-        <w:spacing w:line="276" w:lineRule="auto"/>
-        <w:jc w:val="both"/>
-        <w:rPr>
-          <w:rFonts w:ascii="Times New Roman" w:hAnsi="Times New Roman" w:cs="Times New Roman"/>
-        </w:rPr>
-      </w:pPr>
-      <w:r>
-        <w:rPr>
-          <w:rFonts w:ascii="Times New Roman" w:hAnsi="Times New Roman" w:cs="Times New Roman"/>
-        </w:rPr>
-        <w:t>9. System processes request and updates database as needed</w:t>
-      </w:r>
-    </w:p>
-    <w:p>
-      <w:pPr>
-        <w:spacing w:line="276" w:lineRule="auto"/>
-        <w:jc w:val="both"/>
-        <w:rPr>
-          <w:rFonts w:ascii="Times New Roman" w:hAnsi="Times New Roman" w:cs="Times New Roman"/>
-        </w:rPr>
-      </w:pPr>
-      <w:r>
-        <w:rPr>
-          <w:rFonts w:ascii="Times New Roman" w:hAnsi="Times New Roman" w:cs="Times New Roman"/>
-        </w:rPr>
-        <w:t>10. Display results or redirect to appropriate page</w:t>
-      </w:r>
-    </w:p>
-    <w:p>
-      <w:pPr>
-        <w:spacing w:line="276" w:lineRule="auto"/>
-        <w:jc w:val="both"/>
-        <w:rPr>
-          <w:rFonts w:ascii="Times New Roman" w:hAnsi="Times New Roman" w:cs="Times New Roman"/>
-        </w:rPr>
-      </w:pPr>
-      <w:r>
-        <w:rPr>
-          <w:rFonts w:ascii="Times New Roman" w:hAnsi="Times New Roman" w:cs="Times New Roman"/>
-        </w:rPr>
-        <w:t>11. User can logout or continue using system</w:t>
-      </w:r>
-    </w:p>
-    <w:p>
-      <w:pPr>
-        <w:spacing w:line="276" w:lineRule="auto"/>
-        <w:jc w:val="both"/>
-        <w:rPr>
-          <w:rFonts w:ascii="Times New Roman" w:hAnsi="Times New Roman" w:cs="Times New Roman"/>
-        </w:rPr>
-      </w:pPr>
-      <w:r>
-        <w:rPr>
-          <w:rFonts w:ascii="Times New Roman" w:hAnsi="Times New Roman" w:cs="Times New Roman"/>
-        </w:rPr>
-        <w:t>12. Session expires on logout or timeout</w:t>
-      </w:r>
-    </w:p>
-    <w:p>
-      <w:pPr>
-        <w:spacing w:line="276" w:lineRule="auto"/>
-        <w:jc w:val="both"/>
-        <w:rPr>
-          <w:rFonts w:ascii="Times New Roman" w:hAnsi="Times New Roman" w:cs="Times New Roman"/>
         </w:rPr>
       </w:pPr>
     </w:p>
@@ -2546,18 +2308,518 @@
           <w:rFonts w:ascii="Times New Roman" w:hAnsi="Times New Roman" w:cs="Times New Roman"/>
           <w:b/>
           <w:bCs/>
-          <w:sz w:val="28"/>
-          <w:szCs w:val="28"/>
-        </w:rPr>
-      </w:pPr>
-      <w:r>
+        </w:rPr>
+      </w:pPr>
+    </w:p>
+    <w:p>
+      <w:pPr>
+        <w:spacing w:line="276" w:lineRule="auto"/>
+        <w:jc w:val="both"/>
         <w:rPr>
           <w:rFonts w:ascii="Times New Roman" w:hAnsi="Times New Roman" w:cs="Times New Roman"/>
           <w:b/>
           <w:bCs/>
-          <w:sz w:val="28"/>
-          <w:szCs w:val="28"/>
-        </w:rPr>
+        </w:rPr>
+      </w:pPr>
+    </w:p>
+    <w:p>
+      <w:pPr>
+        <w:spacing w:line="276" w:lineRule="auto"/>
+        <w:jc w:val="both"/>
+        <w:rPr>
+          <w:rFonts w:ascii="Times New Roman" w:hAnsi="Times New Roman" w:cs="Times New Roman"/>
+          <w:b/>
+          <w:bCs/>
+          <w:sz w:val="28"/>
+          <w:szCs w:val="28"/>
+        </w:rPr>
+      </w:pPr>
+      <w:r>
+        <w:rPr>
+          <w:rFonts w:ascii="Times New Roman" w:hAnsi="Times New Roman" w:cs="Times New Roman"/>
+          <w:b/>
+          <w:bCs/>
+          <w:sz w:val="28"/>
+          <w:szCs w:val="28"/>
+        </w:rPr>
+        <w:lastRenderedPageBreak/>
+        <w:t>PROGRAM FLOW / ALGORITHM</w:t>
+      </w:r>
+    </w:p>
+    <w:p>
+      <w:pPr>
+        <w:spacing w:line="276" w:lineRule="auto"/>
+        <w:jc w:val="both"/>
+        <w:rPr>
+          <w:rFonts w:ascii="Times New Roman" w:hAnsi="Times New Roman" w:cs="Times New Roman"/>
+        </w:rPr>
+      </w:pPr>
+      <w:r>
+        <w:rPr>
+          <w:rFonts w:ascii="Times New Roman" w:hAnsi="Times New Roman" w:cs="Times New Roman"/>
+        </w:rPr>
+        <w:t>1. User accesses system via web browser</w:t>
+      </w:r>
+    </w:p>
+    <w:p>
+      <w:pPr>
+        <w:spacing w:line="276" w:lineRule="auto"/>
+        <w:jc w:val="both"/>
+        <w:rPr>
+          <w:rFonts w:ascii="Times New Roman" w:hAnsi="Times New Roman" w:cs="Times New Roman"/>
+        </w:rPr>
+      </w:pPr>
+      <w:r>
+        <w:rPr>
+          <w:rFonts w:ascii="Times New Roman" w:hAnsi="Times New Roman" w:cs="Times New Roman"/>
+        </w:rPr>
+        <w:t>2. System checks for active session</w:t>
+      </w:r>
+    </w:p>
+    <w:p>
+      <w:pPr>
+        <w:spacing w:line="276" w:lineRule="auto"/>
+        <w:jc w:val="both"/>
+        <w:rPr>
+          <w:rFonts w:ascii="Times New Roman" w:hAnsi="Times New Roman" w:cs="Times New Roman"/>
+        </w:rPr>
+      </w:pPr>
+      <w:r>
+        <w:rPr>
+          <w:rFonts w:ascii="Times New Roman" w:hAnsi="Times New Roman" w:cs="Times New Roman"/>
+        </w:rPr>
+        <w:t>3. If no session, redirect to login page</w:t>
+      </w:r>
+    </w:p>
+    <w:p>
+      <w:pPr>
+        <w:spacing w:line="276" w:lineRule="auto"/>
+        <w:jc w:val="both"/>
+        <w:rPr>
+          <w:rFonts w:ascii="Times New Roman" w:hAnsi="Times New Roman" w:cs="Times New Roman"/>
+        </w:rPr>
+      </w:pPr>
+      <w:r>
+        <w:rPr>
+          <w:rFonts w:ascii="Times New Roman" w:hAnsi="Times New Roman" w:cs="Times New Roman"/>
+        </w:rPr>
+        <w:t>4. User enters credentials and submits login form</w:t>
+      </w:r>
+    </w:p>
+    <w:p>
+      <w:pPr>
+        <w:spacing w:line="276" w:lineRule="auto"/>
+        <w:jc w:val="both"/>
+        <w:rPr>
+          <w:rFonts w:ascii="Times New Roman" w:hAnsi="Times New Roman" w:cs="Times New Roman"/>
+        </w:rPr>
+      </w:pPr>
+      <w:r>
+        <w:rPr>
+          <w:rFonts w:ascii="Times New Roman" w:hAnsi="Times New Roman" w:cs="Times New Roman"/>
+        </w:rPr>
+        <w:t>5. System validates credentials against database</w:t>
+      </w:r>
+    </w:p>
+    <w:p>
+      <w:pPr>
+        <w:spacing w:line="276" w:lineRule="auto"/>
+        <w:jc w:val="both"/>
+        <w:rPr>
+          <w:rFonts w:ascii="Times New Roman" w:hAnsi="Times New Roman" w:cs="Times New Roman"/>
+        </w:rPr>
+      </w:pPr>
+      <w:r>
+        <w:rPr>
+          <w:rFonts w:ascii="Times New Roman" w:hAnsi="Times New Roman" w:cs="Times New Roman"/>
+        </w:rPr>
+        <w:t>6. If valid and account approved, create session and redirect to dashboard</w:t>
+      </w:r>
+    </w:p>
+    <w:p>
+      <w:pPr>
+        <w:spacing w:line="276" w:lineRule="auto"/>
+        <w:jc w:val="both"/>
+        <w:rPr>
+          <w:rFonts w:ascii="Times New Roman" w:hAnsi="Times New Roman" w:cs="Times New Roman"/>
+        </w:rPr>
+      </w:pPr>
+      <w:r>
+        <w:rPr>
+          <w:rFonts w:ascii="Times New Roman" w:hAnsi="Times New Roman" w:cs="Times New Roman"/>
+        </w:rPr>
+        <w:t>7. Dashboard displays role-specific statistics and quick actions</w:t>
+      </w:r>
+    </w:p>
+    <w:p>
+      <w:pPr>
+        <w:spacing w:line="276" w:lineRule="auto"/>
+        <w:jc w:val="both"/>
+        <w:rPr>
+          <w:rFonts w:ascii="Times New Roman" w:hAnsi="Times New Roman" w:cs="Times New Roman"/>
+        </w:rPr>
+      </w:pPr>
+      <w:r>
+        <w:rPr>
+          <w:rFonts w:ascii="Times New Roman" w:hAnsi="Times New Roman" w:cs="Times New Roman"/>
+        </w:rPr>
+        <w:t>8. User selects action from menu:</w:t>
+      </w:r>
+    </w:p>
+    <w:p>
+      <w:pPr>
+        <w:spacing w:line="276" w:lineRule="auto"/>
+        <w:jc w:val="both"/>
+        <w:rPr>
+          <w:rFonts w:ascii="Times New Roman" w:hAnsi="Times New Roman" w:cs="Times New Roman"/>
+        </w:rPr>
+      </w:pPr>
+      <w:r>
+        <w:rPr>
+          <w:rFonts w:ascii="Times New Roman" w:hAnsi="Times New Roman" w:cs="Times New Roman"/>
+        </w:rPr>
+        <w:t xml:space="preserve">   a. Student Actions:</w:t>
+      </w:r>
+    </w:p>
+    <w:p>
+      <w:pPr>
+        <w:spacing w:line="276" w:lineRule="auto"/>
+        <w:jc w:val="both"/>
+        <w:rPr>
+          <w:rFonts w:ascii="Times New Roman" w:hAnsi="Times New Roman" w:cs="Times New Roman"/>
+        </w:rPr>
+      </w:pPr>
+      <w:r>
+        <w:rPr>
+          <w:rFonts w:ascii="Times New Roman" w:hAnsi="Times New Roman" w:cs="Times New Roman"/>
+        </w:rPr>
+        <w:t xml:space="preserve">      - View Profile → Display personal information with edit option</w:t>
+      </w:r>
+    </w:p>
+    <w:p>
+      <w:pPr>
+        <w:spacing w:line="276" w:lineRule="auto"/>
+        <w:jc w:val="both"/>
+        <w:rPr>
+          <w:rFonts w:ascii="Times New Roman" w:hAnsi="Times New Roman" w:cs="Times New Roman"/>
+        </w:rPr>
+      </w:pPr>
+      <w:r>
+        <w:rPr>
+          <w:rFonts w:ascii="Times New Roman" w:hAnsi="Times New Roman" w:cs="Times New Roman"/>
+        </w:rPr>
+        <w:t xml:space="preserve">      - Use Prediction Tool → Input factors → Calculate predicted grade → Display result</w:t>
+      </w:r>
+    </w:p>
+    <w:p>
+      <w:pPr>
+        <w:spacing w:line="276" w:lineRule="auto"/>
+        <w:jc w:val="both"/>
+        <w:rPr>
+          <w:rFonts w:ascii="Times New Roman" w:hAnsi="Times New Roman" w:cs="Times New Roman"/>
+        </w:rPr>
+      </w:pPr>
+      <w:r>
+        <w:rPr>
+          <w:rFonts w:ascii="Times New Roman" w:hAnsi="Times New Roman" w:cs="Times New Roman"/>
+        </w:rPr>
+        <w:t xml:space="preserve">      - View Analytics → Show attendance heatmap → Display subject breakdown → Show GPA and status</w:t>
+      </w:r>
+    </w:p>
+    <w:p>
+      <w:pPr>
+        <w:spacing w:line="276" w:lineRule="auto"/>
+        <w:jc w:val="both"/>
+        <w:rPr>
+          <w:rFonts w:ascii="Times New Roman" w:hAnsi="Times New Roman" w:cs="Times New Roman"/>
+        </w:rPr>
+      </w:pPr>
+      <w:r>
+        <w:rPr>
+          <w:rFonts w:ascii="Times New Roman" w:hAnsi="Times New Roman" w:cs="Times New Roman"/>
+        </w:rPr>
+        <w:t xml:space="preserve">      - View Reports → List generated reports → Display report details</w:t>
+      </w:r>
+    </w:p>
+    <w:p>
+      <w:pPr>
+        <w:spacing w:line="276" w:lineRule="auto"/>
+        <w:jc w:val="both"/>
+        <w:rPr>
+          <w:rFonts w:ascii="Times New Roman" w:hAnsi="Times New Roman" w:cs="Times New Roman"/>
+        </w:rPr>
+      </w:pPr>
+      <w:r>
+        <w:rPr>
+          <w:rFonts w:ascii="Times New Roman" w:hAnsi="Times New Roman" w:cs="Times New Roman"/>
+        </w:rPr>
+        <w:t xml:space="preserve">   b. Teacher Actions:</w:t>
+      </w:r>
+    </w:p>
+    <w:p>
+      <w:pPr>
+        <w:spacing w:line="276" w:lineRule="auto"/>
+        <w:jc w:val="both"/>
+        <w:rPr>
+          <w:rFonts w:ascii="Times New Roman" w:hAnsi="Times New Roman" w:cs="Times New Roman"/>
+        </w:rPr>
+      </w:pPr>
+      <w:r>
+        <w:rPr>
+          <w:rFonts w:ascii="Times New Roman" w:hAnsi="Times New Roman" w:cs="Times New Roman"/>
+        </w:rPr>
+        <w:t xml:space="preserve">      - Encode Grades → Select student → Enter subject grades → Save to database</w:t>
+      </w:r>
+    </w:p>
+    <w:p>
+      <w:pPr>
+        <w:spacing w:line="276" w:lineRule="auto"/>
+        <w:jc w:val="both"/>
+        <w:rPr>
+          <w:rFonts w:ascii="Times New Roman" w:hAnsi="Times New Roman" w:cs="Times New Roman"/>
+        </w:rPr>
+      </w:pPr>
+      <w:r>
+        <w:rPr>
+          <w:rFonts w:ascii="Times New Roman" w:hAnsi="Times New Roman" w:cs="Times New Roman"/>
+        </w:rPr>
+        <w:t xml:space="preserve">      - Record Attendance → Select student → Enter date and status → Save to database</w:t>
+      </w:r>
+    </w:p>
+    <w:p>
+      <w:pPr>
+        <w:spacing w:line="276" w:lineRule="auto"/>
+        <w:jc w:val="both"/>
+        <w:rPr>
+          <w:rFonts w:ascii="Times New Roman" w:hAnsi="Times New Roman" w:cs="Times New Roman"/>
+        </w:rPr>
+      </w:pPr>
+      <w:r>
+        <w:rPr>
+          <w:rFonts w:ascii="Times New Roman" w:hAnsi="Times New Roman" w:cs="Times New Roman"/>
+        </w:rPr>
+        <w:t xml:space="preserve">      - Generate Reports → Select student → Generate summary → Save report</w:t>
+      </w:r>
+    </w:p>
+    <w:p>
+      <w:pPr>
+        <w:spacing w:line="276" w:lineRule="auto"/>
+        <w:jc w:val="both"/>
+        <w:rPr>
+          <w:rFonts w:ascii="Times New Roman" w:hAnsi="Times New Roman" w:cs="Times New Roman"/>
+        </w:rPr>
+      </w:pPr>
+      <w:r>
+        <w:rPr>
+          <w:rFonts w:ascii="Times New Roman" w:hAnsi="Times New Roman" w:cs="Times New Roman"/>
+        </w:rPr>
+        <w:t xml:space="preserve">   c. Admin Actions:</w:t>
+      </w:r>
+    </w:p>
+    <w:p>
+      <w:pPr>
+        <w:spacing w:line="276" w:lineRule="auto"/>
+        <w:jc w:val="both"/>
+        <w:rPr>
+          <w:rFonts w:ascii="Times New Roman" w:hAnsi="Times New Roman" w:cs="Times New Roman"/>
+        </w:rPr>
+      </w:pPr>
+      <w:r>
+        <w:rPr>
+          <w:rFonts w:ascii="Times New Roman" w:hAnsi="Times New Roman" w:cs="Times New Roman"/>
+        </w:rPr>
+        <w:t xml:space="preserve">      - Manage Users → View pending accounts → Approve/reject registrations with email notifications</w:t>
+      </w:r>
+    </w:p>
+    <w:p>
+      <w:pPr>
+        <w:spacing w:line="276" w:lineRule="auto"/>
+        <w:jc w:val="both"/>
+        <w:rPr>
+          <w:rFonts w:ascii="Times New Roman" w:hAnsi="Times New Roman" w:cs="Times New Roman"/>
+        </w:rPr>
+      </w:pPr>
+      <w:r>
+        <w:rPr>
+          <w:rFonts w:ascii="Times New Roman" w:hAnsi="Times New Roman" w:cs="Times New Roman"/>
+        </w:rPr>
+        <w:t xml:space="preserve">      - View Students → List all students → Edit student details → Remove students with email notifications</w:t>
+      </w:r>
+    </w:p>
+    <w:p>
+      <w:pPr>
+        <w:spacing w:line="276" w:lineRule="auto"/>
+        <w:jc w:val="both"/>
+        <w:rPr>
+          <w:rFonts w:ascii="Times New Roman" w:hAnsi="Times New Roman" w:cs="Times New Roman"/>
+        </w:rPr>
+      </w:pPr>
+      <w:r>
+        <w:rPr>
+          <w:rFonts w:ascii="Times New Roman" w:hAnsi="Times New Roman" w:cs="Times New Roman"/>
+        </w:rPr>
+        <w:t xml:space="preserve">      - View Teachers → List all teachers → Edit teacher details → Remove teachers with email notifications</w:t>
+      </w:r>
+    </w:p>
+    <w:p>
+      <w:pPr>
+        <w:spacing w:line="276" w:lineRule="auto"/>
+        <w:jc w:val="both"/>
+        <w:rPr>
+          <w:rFonts w:ascii="Times New Roman" w:hAnsi="Times New Roman" w:cs="Times New Roman"/>
+        </w:rPr>
+      </w:pPr>
+      <w:r>
+        <w:rPr>
+          <w:rFonts w:ascii="Times New Roman" w:hAnsi="Times New Roman" w:cs="Times New Roman"/>
+        </w:rPr>
+        <w:t xml:space="preserve">      - Manage Departments → Add/edit/delete departments with descriptions</w:t>
+      </w:r>
+    </w:p>
+    <w:p>
+      <w:pPr>
+        <w:spacing w:line="276" w:lineRule="auto"/>
+        <w:jc w:val="both"/>
+        <w:rPr>
+          <w:rFonts w:ascii="Times New Roman" w:hAnsi="Times New Roman" w:cs="Times New Roman"/>
+        </w:rPr>
+      </w:pPr>
+      <w:r>
+        <w:rPr>
+          <w:rFonts w:ascii="Times New Roman" w:hAnsi="Times New Roman" w:cs="Times New Roman"/>
+        </w:rPr>
+        <w:t xml:space="preserve">      - Manage Subjects → Add/edit/delete subjects with subject codes</w:t>
+      </w:r>
+    </w:p>
+    <w:p>
+      <w:pPr>
+        <w:spacing w:line="276" w:lineRule="auto"/>
+        <w:jc w:val="both"/>
+        <w:rPr>
+          <w:rFonts w:ascii="Times New Roman" w:hAnsi="Times New Roman" w:cs="Times New Roman"/>
+        </w:rPr>
+      </w:pPr>
+      <w:r>
+        <w:rPr>
+          <w:rFonts w:ascii="Times New Roman" w:hAnsi="Times New Roman" w:cs="Times New Roman"/>
+        </w:rPr>
+        <w:t xml:space="preserve">      - Assign Subjects → Assign subjects to teachers → Remove assignments with email notifications</w:t>
+      </w:r>
+    </w:p>
+    <w:p>
+      <w:pPr>
+        <w:spacing w:line="276" w:lineRule="auto"/>
+        <w:jc w:val="both"/>
+        <w:rPr>
+          <w:rFonts w:ascii="Times New Roman" w:hAnsi="Times New Roman" w:cs="Times New Roman"/>
+        </w:rPr>
+      </w:pPr>
+      <w:r>
+        <w:rPr>
+          <w:rFonts w:ascii="Times New Roman" w:hAnsi="Times New Roman" w:cs="Times New Roman"/>
+        </w:rPr>
+        <w:t xml:space="preserve">      - View Analytics → Display system-wide statistics and charts</w:t>
+      </w:r>
+    </w:p>
+    <w:p>
+      <w:pPr>
+        <w:spacing w:line="276" w:lineRule="auto"/>
+        <w:jc w:val="both"/>
+        <w:rPr>
+          <w:rFonts w:ascii="Times New Roman" w:hAnsi="Times New Roman" w:cs="Times New Roman"/>
+        </w:rPr>
+      </w:pPr>
+      <w:r>
+        <w:rPr>
+          <w:rFonts w:ascii="Times New Roman" w:hAnsi="Times New Roman" w:cs="Times New Roman"/>
+        </w:rPr>
+        <w:t>9. System processes request and updates database as needed</w:t>
+      </w:r>
+    </w:p>
+    <w:p>
+      <w:pPr>
+        <w:spacing w:line="276" w:lineRule="auto"/>
+        <w:jc w:val="both"/>
+        <w:rPr>
+          <w:rFonts w:ascii="Times New Roman" w:hAnsi="Times New Roman" w:cs="Times New Roman"/>
+        </w:rPr>
+      </w:pPr>
+      <w:r>
+        <w:rPr>
+          <w:rFonts w:ascii="Times New Roman" w:hAnsi="Times New Roman" w:cs="Times New Roman"/>
+        </w:rPr>
+        <w:t>10. Display results or redirect to appropriate page</w:t>
+      </w:r>
+    </w:p>
+    <w:p>
+      <w:pPr>
+        <w:spacing w:line="276" w:lineRule="auto"/>
+        <w:jc w:val="both"/>
+        <w:rPr>
+          <w:rFonts w:ascii="Times New Roman" w:hAnsi="Times New Roman" w:cs="Times New Roman"/>
+        </w:rPr>
+      </w:pPr>
+      <w:r>
+        <w:rPr>
+          <w:rFonts w:ascii="Times New Roman" w:hAnsi="Times New Roman" w:cs="Times New Roman"/>
+        </w:rPr>
+        <w:t>11. User can logout or continue using system</w:t>
+      </w:r>
+    </w:p>
+    <w:p>
+      <w:pPr>
+        <w:spacing w:line="276" w:lineRule="auto"/>
+        <w:jc w:val="both"/>
+        <w:rPr>
+          <w:rFonts w:ascii="Times New Roman" w:hAnsi="Times New Roman" w:cs="Times New Roman"/>
+        </w:rPr>
+      </w:pPr>
+      <w:r>
+        <w:rPr>
+          <w:rFonts w:ascii="Times New Roman" w:hAnsi="Times New Roman" w:cs="Times New Roman"/>
+        </w:rPr>
+        <w:t>12. Session expires on logout or timeout</w:t>
+      </w:r>
+    </w:p>
+    <w:p>
+      <w:pPr>
+        <w:spacing w:line="276" w:lineRule="auto"/>
+        <w:jc w:val="both"/>
+        <w:rPr>
+          <w:rFonts w:ascii="Times New Roman" w:hAnsi="Times New Roman" w:cs="Times New Roman"/>
+        </w:rPr>
+      </w:pPr>
+    </w:p>
+    <w:p>
+      <w:pPr>
+        <w:spacing w:line="276" w:lineRule="auto"/>
+        <w:jc w:val="both"/>
+        <w:rPr>
+          <w:rFonts w:ascii="Times New Roman" w:hAnsi="Times New Roman" w:cs="Times New Roman"/>
+        </w:rPr>
+      </w:pPr>
+    </w:p>
+    <w:p>
+      <w:pPr>
+        <w:spacing w:line="276" w:lineRule="auto"/>
+        <w:jc w:val="both"/>
+        <w:rPr>
+          <w:rFonts w:ascii="Times New Roman" w:hAnsi="Times New Roman" w:cs="Times New Roman"/>
+          <w:b/>
+          <w:bCs/>
+          <w:sz w:val="28"/>
+          <w:szCs w:val="28"/>
+        </w:rPr>
+      </w:pPr>
+      <w:r>
+        <w:rPr>
+          <w:rFonts w:ascii="Times New Roman" w:hAnsi="Times New Roman" w:cs="Times New Roman"/>
+          <w:b/>
+          <w:bCs/>
+          <w:sz w:val="28"/>
+          <w:szCs w:val="28"/>
+        </w:rPr>
+        <w:lastRenderedPageBreak/>
         <w:t>Sample Output</w:t>
       </w:r>
     </w:p>
@@ -2577,6 +2839,25 @@
           <w:sz w:val="28"/>
           <w:szCs w:val="28"/>
         </w:rPr>
+        <w:t>Sample Output</w:t>
+      </w:r>
+    </w:p>
+    <w:p>
+      <w:pPr>
+        <w:spacing w:line="276" w:lineRule="auto"/>
+        <w:jc w:val="both"/>
+        <w:rPr>
+          <w:rFonts w:ascii="Times New Roman" w:hAnsi="Times New Roman" w:cs="Times New Roman"/>
+          <w:sz w:val="28"/>
+          <w:szCs w:val="28"/>
+        </w:rPr>
+      </w:pPr>
+      <w:r>
+        <w:rPr>
+          <w:rFonts w:ascii="Times New Roman" w:hAnsi="Times New Roman" w:cs="Times New Roman"/>
+          <w:sz w:val="28"/>
+          <w:szCs w:val="28"/>
+        </w:rPr>
         <w:t>-User accesses the login page and enters credentials</w:t>
       </w:r>
     </w:p>
@@ -2616,10 +2897,10 @@
           <w:szCs w:val="28"/>
         </w:rPr>
         <w:drawing>
-          <wp:inline distT="0" distB="0" distL="0" distR="0" wp14:anchorId="14B7A912" wp14:editId="1599D5D5">
-            <wp:extent cx="6645910" cy="3187700"/>
-            <wp:effectExtent l="0" t="0" r="2540" b="0"/>
-            <wp:docPr id="206427554" name="Picture 1"/>
+          <wp:inline distT="0" distB="0" distL="0" distR="0" wp14:anchorId="4DA029FC" wp14:editId="3FF64BDE">
+            <wp:extent cx="6645910" cy="3173730"/>
+            <wp:effectExtent l="0" t="0" r="2540" b="7620"/>
+            <wp:docPr id="787447863" name="Picture 1"/>
             <wp:cNvGraphicFramePr>
               <a:graphicFrameLocks xmlns:a="http://schemas.openxmlformats.org/drawingml/2006/main" noChangeAspect="1"/>
             </wp:cNvGraphicFramePr>
@@ -2627,7 +2908,7 @@
               <a:graphicData uri="http://schemas.openxmlformats.org/drawingml/2006/picture">
                 <pic:pic xmlns:pic="http://schemas.openxmlformats.org/drawingml/2006/picture">
                   <pic:nvPicPr>
-                    <pic:cNvPr id="206427554" name=""/>
+                    <pic:cNvPr id="787447863" name=""/>
                     <pic:cNvPicPr/>
                   </pic:nvPicPr>
                   <pic:blipFill>
@@ -2639,7 +2920,7 @@
                   <pic:spPr>
                     <a:xfrm>
                       <a:off x="0" y="0"/>
-                      <a:ext cx="6645910" cy="3187700"/>
+                      <a:ext cx="6645910" cy="3173730"/>
                     </a:xfrm>
                     <a:prstGeom prst="rect">
                       <a:avLst/>
@@ -2658,35 +2939,17 @@
         <w:jc w:val="both"/>
         <w:rPr>
           <w:rFonts w:ascii="Times New Roman" w:hAnsi="Times New Roman" w:cs="Times New Roman"/>
-          <w:b/>
-          <w:bCs/>
-          <w:sz w:val="28"/>
-          <w:szCs w:val="28"/>
-        </w:rPr>
-      </w:pPr>
-      <w:r>
-        <w:rPr>
-          <w:rFonts w:ascii="Times New Roman" w:hAnsi="Times New Roman" w:cs="Times New Roman"/>
-          <w:sz w:val="28"/>
-          <w:szCs w:val="28"/>
-        </w:rPr>
-        <w:t>- System title: "</w:t>
-      </w:r>
-      <w:r>
-        <w:rPr>
-          <w:rFonts w:ascii="Times New Roman" w:hAnsi="Times New Roman" w:cs="Times New Roman"/>
-          <w:sz w:val="28"/>
-          <w:szCs w:val="28"/>
-        </w:rPr>
-        <w:t>AI Student Performance Predictor</w:t>
-      </w:r>
-      <w:r>
-        <w:rPr>
-          <w:rFonts w:ascii="Times New Roman" w:hAnsi="Times New Roman" w:cs="Times New Roman"/>
-          <w:sz w:val="28"/>
-          <w:szCs w:val="28"/>
-        </w:rPr>
-        <w:t>"</w:t>
+          <w:sz w:val="28"/>
+          <w:szCs w:val="28"/>
+        </w:rPr>
+      </w:pPr>
+      <w:r>
+        <w:rPr>
+          <w:rFonts w:ascii="Times New Roman" w:hAnsi="Times New Roman" w:cs="Times New Roman"/>
+          <w:sz w:val="28"/>
+          <w:szCs w:val="28"/>
+        </w:rPr>
+        <w:t>- System title: "AI Student Predictor"</w:t>
       </w:r>
     </w:p>
     <w:p>
@@ -2724,132 +2987,198 @@
           <w:sz w:val="28"/>
           <w:szCs w:val="28"/>
         </w:rPr>
+        <w:t>- Password input field with placeholder</w:t>
+      </w:r>
+    </w:p>
+    <w:p>
+      <w:pPr>
+        <w:spacing w:line="276" w:lineRule="auto"/>
+        <w:jc w:val="both"/>
+        <w:rPr>
+          <w:rFonts w:ascii="Times New Roman" w:hAnsi="Times New Roman" w:cs="Times New Roman"/>
+          <w:sz w:val="28"/>
+          <w:szCs w:val="28"/>
+        </w:rPr>
+      </w:pPr>
+      <w:r>
+        <w:rPr>
+          <w:rFonts w:ascii="Times New Roman" w:hAnsi="Times New Roman" w:cs="Times New Roman"/>
+          <w:sz w:val="28"/>
+          <w:szCs w:val="28"/>
+        </w:rPr>
+        <w:t>- Login button</w:t>
+      </w:r>
+    </w:p>
+    <w:p>
+      <w:pPr>
+        <w:spacing w:line="276" w:lineRule="auto"/>
+        <w:jc w:val="both"/>
+        <w:rPr>
+          <w:rFonts w:ascii="Times New Roman" w:hAnsi="Times New Roman" w:cs="Times New Roman"/>
+          <w:sz w:val="28"/>
+          <w:szCs w:val="28"/>
+        </w:rPr>
+      </w:pPr>
+      <w:r>
+        <w:rPr>
+          <w:rFonts w:ascii="Times New Roman" w:hAnsi="Times New Roman" w:cs="Times New Roman"/>
+          <w:sz w:val="28"/>
+          <w:szCs w:val="28"/>
+        </w:rPr>
+        <w:t>- Error message display for invalid credentials</w:t>
+      </w:r>
+    </w:p>
+    <w:p>
+      <w:pPr>
+        <w:spacing w:line="276" w:lineRule="auto"/>
+        <w:jc w:val="both"/>
+        <w:rPr>
+          <w:rFonts w:ascii="Times New Roman" w:hAnsi="Times New Roman" w:cs="Times New Roman"/>
+          <w:sz w:val="28"/>
+          <w:szCs w:val="28"/>
+        </w:rPr>
+      </w:pPr>
+      <w:r>
+        <w:rPr>
+          <w:rFonts w:ascii="Times New Roman" w:hAnsi="Times New Roman" w:cs="Times New Roman"/>
+          <w:sz w:val="28"/>
+          <w:szCs w:val="28"/>
+        </w:rPr>
+        <w:t>- Pending approval message for unverified accounts</w:t>
+      </w:r>
+    </w:p>
+    <w:p>
+      <w:pPr>
+        <w:spacing w:line="276" w:lineRule="auto"/>
+        <w:jc w:val="both"/>
+        <w:rPr>
+          <w:rFonts w:ascii="Times New Roman" w:hAnsi="Times New Roman" w:cs="Times New Roman"/>
+          <w:sz w:val="28"/>
+          <w:szCs w:val="28"/>
+        </w:rPr>
+      </w:pPr>
+      <w:r>
+        <w:rPr>
+          <w:rFonts w:ascii="Times New Roman" w:hAnsi="Times New Roman" w:cs="Times New Roman"/>
+          <w:sz w:val="28"/>
+          <w:szCs w:val="28"/>
+        </w:rPr>
+        <w:t>- Links to registration page for new users</w:t>
+      </w:r>
+    </w:p>
+    <w:p>
+      <w:pPr>
+        <w:spacing w:line="276" w:lineRule="auto"/>
+        <w:jc w:val="both"/>
+        <w:rPr>
+          <w:rFonts w:ascii="Times New Roman" w:hAnsi="Times New Roman" w:cs="Times New Roman"/>
+          <w:sz w:val="28"/>
+          <w:szCs w:val="28"/>
+        </w:rPr>
+      </w:pPr>
+      <w:r>
+        <w:rPr>
+          <w:rFonts w:ascii="Times New Roman" w:hAnsi="Times New Roman" w:cs="Times New Roman"/>
+          <w:sz w:val="28"/>
+          <w:szCs w:val="28"/>
+        </w:rPr>
+        <w:t>- Responsive design with sidebar navigation</w:t>
+      </w:r>
+    </w:p>
+    <w:p>
+      <w:pPr>
+        <w:spacing w:line="276" w:lineRule="auto"/>
+        <w:jc w:val="both"/>
+        <w:rPr>
+          <w:rFonts w:ascii="Times New Roman" w:hAnsi="Times New Roman" w:cs="Times New Roman"/>
+          <w:sz w:val="28"/>
+          <w:szCs w:val="28"/>
+        </w:rPr>
+      </w:pPr>
+    </w:p>
+    <w:p>
+      <w:pPr>
+        <w:spacing w:line="276" w:lineRule="auto"/>
+        <w:jc w:val="both"/>
+        <w:rPr>
+          <w:rFonts w:ascii="Times New Roman" w:hAnsi="Times New Roman" w:cs="Times New Roman"/>
+          <w:sz w:val="28"/>
+          <w:szCs w:val="28"/>
+        </w:rPr>
+      </w:pPr>
+    </w:p>
+    <w:p>
+      <w:pPr>
+        <w:spacing w:line="276" w:lineRule="auto"/>
+        <w:jc w:val="both"/>
+        <w:rPr>
+          <w:rFonts w:ascii="Times New Roman" w:hAnsi="Times New Roman" w:cs="Times New Roman"/>
+          <w:sz w:val="28"/>
+          <w:szCs w:val="28"/>
+        </w:rPr>
+      </w:pPr>
+    </w:p>
+    <w:p>
+      <w:pPr>
+        <w:spacing w:line="276" w:lineRule="auto"/>
+        <w:jc w:val="both"/>
+        <w:rPr>
+          <w:rFonts w:ascii="Times New Roman" w:hAnsi="Times New Roman" w:cs="Times New Roman"/>
+          <w:sz w:val="28"/>
+          <w:szCs w:val="28"/>
+        </w:rPr>
+      </w:pPr>
+    </w:p>
+    <w:p>
+      <w:pPr>
+        <w:spacing w:line="276" w:lineRule="auto"/>
+        <w:jc w:val="both"/>
+        <w:rPr>
+          <w:rFonts w:ascii="Times New Roman" w:hAnsi="Times New Roman" w:cs="Times New Roman"/>
+          <w:sz w:val="28"/>
+          <w:szCs w:val="28"/>
+        </w:rPr>
+      </w:pPr>
+    </w:p>
+    <w:p>
+      <w:pPr>
+        <w:spacing w:line="276" w:lineRule="auto"/>
+        <w:jc w:val="both"/>
+        <w:rPr>
+          <w:rFonts w:ascii="Times New Roman" w:hAnsi="Times New Roman" w:cs="Times New Roman"/>
+          <w:sz w:val="28"/>
+          <w:szCs w:val="28"/>
+        </w:rPr>
+      </w:pPr>
+    </w:p>
+    <w:p>
+      <w:pPr>
+        <w:spacing w:line="276" w:lineRule="auto"/>
+        <w:jc w:val="both"/>
+        <w:rPr>
+          <w:rFonts w:ascii="Times New Roman" w:hAnsi="Times New Roman" w:cs="Times New Roman"/>
+          <w:sz w:val="28"/>
+          <w:szCs w:val="28"/>
+        </w:rPr>
+      </w:pPr>
+    </w:p>
+    <w:p>
+      <w:pPr>
+        <w:spacing w:line="276" w:lineRule="auto"/>
+        <w:jc w:val="both"/>
+        <w:rPr>
+          <w:rFonts w:ascii="Times New Roman" w:hAnsi="Times New Roman" w:cs="Times New Roman"/>
+          <w:sz w:val="28"/>
+          <w:szCs w:val="28"/>
+        </w:rPr>
+      </w:pPr>
+      <w:r>
+        <w:rPr>
+          <w:rFonts w:ascii="Times New Roman" w:hAnsi="Times New Roman" w:cs="Times New Roman"/>
+          <w:sz w:val="28"/>
+          <w:szCs w:val="28"/>
+        </w:rPr>
         <w:lastRenderedPageBreak/>
-        <w:t>- Password input field with placeholder</w:t>
-      </w:r>
-    </w:p>
-    <w:p>
-      <w:pPr>
-        <w:spacing w:line="276" w:lineRule="auto"/>
-        <w:jc w:val="both"/>
-        <w:rPr>
-          <w:rFonts w:ascii="Times New Roman" w:hAnsi="Times New Roman" w:cs="Times New Roman"/>
-          <w:sz w:val="28"/>
-          <w:szCs w:val="28"/>
-        </w:rPr>
-      </w:pPr>
-      <w:r>
-        <w:rPr>
-          <w:rFonts w:ascii="Times New Roman" w:hAnsi="Times New Roman" w:cs="Times New Roman"/>
-          <w:sz w:val="28"/>
-          <w:szCs w:val="28"/>
-        </w:rPr>
-        <w:t>- Login button</w:t>
-      </w:r>
-    </w:p>
-    <w:p>
-      <w:pPr>
-        <w:spacing w:line="276" w:lineRule="auto"/>
-        <w:jc w:val="both"/>
-        <w:rPr>
-          <w:rFonts w:ascii="Times New Roman" w:hAnsi="Times New Roman" w:cs="Times New Roman"/>
-          <w:sz w:val="28"/>
-          <w:szCs w:val="28"/>
-        </w:rPr>
-      </w:pPr>
-      <w:r>
-        <w:rPr>
-          <w:rFonts w:ascii="Times New Roman" w:hAnsi="Times New Roman" w:cs="Times New Roman"/>
-          <w:sz w:val="28"/>
-          <w:szCs w:val="28"/>
-        </w:rPr>
-        <w:t>- Error message display for invalid credentials</w:t>
-      </w:r>
-    </w:p>
-    <w:p>
-      <w:pPr>
-        <w:spacing w:line="276" w:lineRule="auto"/>
-        <w:jc w:val="both"/>
-        <w:rPr>
-          <w:rFonts w:ascii="Times New Roman" w:hAnsi="Times New Roman" w:cs="Times New Roman"/>
-          <w:sz w:val="28"/>
-          <w:szCs w:val="28"/>
-        </w:rPr>
-      </w:pPr>
-      <w:r>
-        <w:rPr>
-          <w:rFonts w:ascii="Times New Roman" w:hAnsi="Times New Roman" w:cs="Times New Roman"/>
-          <w:sz w:val="28"/>
-          <w:szCs w:val="28"/>
-        </w:rPr>
-        <w:t>- Pending approval message for unverified accounts</w:t>
-      </w:r>
-    </w:p>
-    <w:p>
-      <w:pPr>
-        <w:spacing w:line="276" w:lineRule="auto"/>
-        <w:jc w:val="both"/>
-        <w:rPr>
-          <w:rFonts w:ascii="Times New Roman" w:hAnsi="Times New Roman" w:cs="Times New Roman"/>
-          <w:sz w:val="28"/>
-          <w:szCs w:val="28"/>
-        </w:rPr>
-      </w:pPr>
-      <w:r>
-        <w:rPr>
-          <w:rFonts w:ascii="Times New Roman" w:hAnsi="Times New Roman" w:cs="Times New Roman"/>
-          <w:sz w:val="28"/>
-          <w:szCs w:val="28"/>
-        </w:rPr>
-        <w:t>- Links to registration page for new users</w:t>
-      </w:r>
-    </w:p>
-    <w:p>
-      <w:pPr>
-        <w:spacing w:line="276" w:lineRule="auto"/>
-        <w:jc w:val="both"/>
-        <w:rPr>
-          <w:rFonts w:ascii="Times New Roman" w:hAnsi="Times New Roman" w:cs="Times New Roman"/>
-          <w:sz w:val="28"/>
-          <w:szCs w:val="28"/>
-        </w:rPr>
-      </w:pPr>
-      <w:r>
-        <w:rPr>
-          <w:rFonts w:ascii="Times New Roman" w:hAnsi="Times New Roman" w:cs="Times New Roman"/>
-          <w:sz w:val="28"/>
-          <w:szCs w:val="28"/>
-        </w:rPr>
-        <w:t>- Responsive design with sidebar navigation</w:t>
-      </w:r>
-    </w:p>
-    <w:p>
-      <w:pPr>
-        <w:spacing w:line="276" w:lineRule="auto"/>
-        <w:jc w:val="both"/>
-        <w:rPr>
-          <w:rFonts w:ascii="Times New Roman" w:hAnsi="Times New Roman" w:cs="Times New Roman"/>
-          <w:sz w:val="28"/>
-          <w:szCs w:val="28"/>
-        </w:rPr>
-      </w:pPr>
-    </w:p>
-    <w:p>
-      <w:pPr>
-        <w:spacing w:line="276" w:lineRule="auto"/>
-        <w:jc w:val="both"/>
-        <w:rPr>
-          <w:rFonts w:ascii="Times New Roman" w:hAnsi="Times New Roman" w:cs="Times New Roman"/>
-          <w:sz w:val="28"/>
-          <w:szCs w:val="28"/>
-        </w:rPr>
-      </w:pPr>
-      <w:r>
-        <w:rPr>
-          <w:rFonts w:ascii="Times New Roman" w:hAnsi="Times New Roman" w:cs="Times New Roman"/>
-          <w:sz w:val="28"/>
-          <w:szCs w:val="28"/>
-        </w:rPr>
         <w:t>-After successful login, user is redirected to role-specific dashboard</w:t>
       </w:r>
     </w:p>
@@ -2889,10 +3218,10 @@
           <w:szCs w:val="28"/>
         </w:rPr>
         <w:drawing>
-          <wp:inline distT="0" distB="0" distL="0" distR="0" wp14:anchorId="2D5D2D48" wp14:editId="07827AA1">
+          <wp:inline distT="0" distB="0" distL="0" distR="0" wp14:anchorId="11816718" wp14:editId="4D788E58">
             <wp:extent cx="6645910" cy="3180715"/>
             <wp:effectExtent l="0" t="0" r="2540" b="635"/>
-            <wp:docPr id="1242188863" name="Picture 1"/>
+            <wp:docPr id="1528306519" name="Picture 1"/>
             <wp:cNvGraphicFramePr>
               <a:graphicFrameLocks xmlns:a="http://schemas.openxmlformats.org/drawingml/2006/main" noChangeAspect="1"/>
             </wp:cNvGraphicFramePr>
@@ -2900,7 +3229,7 @@
               <a:graphicData uri="http://schemas.openxmlformats.org/drawingml/2006/picture">
                 <pic:pic xmlns:pic="http://schemas.openxmlformats.org/drawingml/2006/picture">
                   <pic:nvPicPr>
-                    <pic:cNvPr id="1242188863" name=""/>
+                    <pic:cNvPr id="1528306519" name=""/>
                     <pic:cNvPicPr/>
                   </pic:nvPicPr>
                   <pic:blipFill>
@@ -2998,58 +3327,26 @@
           <w:sz w:val="28"/>
           <w:szCs w:val="28"/>
         </w:rPr>
-        <w:t xml:space="preserve">  * Predicted grade percentage (e.g., "</w:t>
-      </w:r>
-      <w:r>
-        <w:rPr>
-          <w:rFonts w:ascii="Times New Roman" w:hAnsi="Times New Roman" w:cs="Times New Roman"/>
-          <w:sz w:val="28"/>
-          <w:szCs w:val="28"/>
-        </w:rPr>
-        <w:t>13</w:t>
-      </w:r>
-      <w:r>
-        <w:rPr>
-          <w:rFonts w:ascii="Times New Roman" w:hAnsi="Times New Roman" w:cs="Times New Roman"/>
-          <w:sz w:val="28"/>
-          <w:szCs w:val="28"/>
-        </w:rPr>
-        <w:t>%")</w:t>
-      </w:r>
-    </w:p>
-    <w:p>
-      <w:pPr>
-        <w:spacing w:line="276" w:lineRule="auto"/>
-        <w:jc w:val="both"/>
-        <w:rPr>
-          <w:rFonts w:ascii="Times New Roman" w:hAnsi="Times New Roman" w:cs="Times New Roman"/>
-          <w:sz w:val="28"/>
-          <w:szCs w:val="28"/>
-        </w:rPr>
-      </w:pPr>
-      <w:r>
-        <w:rPr>
-          <w:rFonts w:ascii="Times New Roman" w:hAnsi="Times New Roman" w:cs="Times New Roman"/>
-          <w:sz w:val="28"/>
-          <w:szCs w:val="28"/>
-        </w:rPr>
-        <w:t xml:space="preserve">  * Attendance percentage (e.g., "</w:t>
-      </w:r>
-      <w:r>
-        <w:rPr>
-          <w:rFonts w:ascii="Times New Roman" w:hAnsi="Times New Roman" w:cs="Times New Roman"/>
-          <w:sz w:val="28"/>
-          <w:szCs w:val="28"/>
-        </w:rPr>
-        <w:t>2</w:t>
-      </w:r>
-      <w:r>
-        <w:rPr>
-          <w:rFonts w:ascii="Times New Roman" w:hAnsi="Times New Roman" w:cs="Times New Roman"/>
-          <w:sz w:val="28"/>
-          <w:szCs w:val="28"/>
-        </w:rPr>
-        <w:t>%")</w:t>
+        <w:t xml:space="preserve">  * Predicted grade percentage (e.g., "89%")</w:t>
+      </w:r>
+    </w:p>
+    <w:p>
+      <w:pPr>
+        <w:spacing w:line="276" w:lineRule="auto"/>
+        <w:jc w:val="both"/>
+        <w:rPr>
+          <w:rFonts w:ascii="Times New Roman" w:hAnsi="Times New Roman" w:cs="Times New Roman"/>
+          <w:sz w:val="28"/>
+          <w:szCs w:val="28"/>
+        </w:rPr>
+      </w:pPr>
+      <w:r>
+        <w:rPr>
+          <w:rFonts w:ascii="Times New Roman" w:hAnsi="Times New Roman" w:cs="Times New Roman"/>
+          <w:sz w:val="28"/>
+          <w:szCs w:val="28"/>
+        </w:rPr>
+        <w:t xml:space="preserve">  * Attendance percentage (e.g., "90%")</w:t>
       </w:r>
     </w:p>
     <w:p>
@@ -3163,94 +3460,116 @@
           <w:sz w:val="28"/>
           <w:szCs w:val="28"/>
         </w:rPr>
+        <w:t xml:space="preserve">  * "Analytics" - View academic analytics</w:t>
+      </w:r>
+    </w:p>
+    <w:p>
+      <w:pPr>
+        <w:spacing w:line="276" w:lineRule="auto"/>
+        <w:jc w:val="both"/>
+        <w:rPr>
+          <w:rFonts w:ascii="Times New Roman" w:hAnsi="Times New Roman" w:cs="Times New Roman"/>
+          <w:sz w:val="28"/>
+          <w:szCs w:val="28"/>
+        </w:rPr>
+      </w:pPr>
+      <w:r>
+        <w:rPr>
+          <w:rFonts w:ascii="Times New Roman" w:hAnsi="Times New Roman" w:cs="Times New Roman"/>
+          <w:sz w:val="28"/>
+          <w:szCs w:val="28"/>
+        </w:rPr>
+        <w:t xml:space="preserve">  * "Reports" - View generated reports</w:t>
+      </w:r>
+    </w:p>
+    <w:p>
+      <w:pPr>
+        <w:spacing w:line="276" w:lineRule="auto"/>
+        <w:jc w:val="both"/>
+        <w:rPr>
+          <w:rFonts w:ascii="Times New Roman" w:hAnsi="Times New Roman" w:cs="Times New Roman"/>
+          <w:sz w:val="28"/>
+          <w:szCs w:val="28"/>
+        </w:rPr>
+      </w:pPr>
+      <w:r>
+        <w:rPr>
+          <w:rFonts w:ascii="Times New Roman" w:hAnsi="Times New Roman" w:cs="Times New Roman"/>
+          <w:sz w:val="28"/>
+          <w:szCs w:val="28"/>
+        </w:rPr>
+        <w:t>- Sidebar navigation with role-specific menu items</w:t>
+      </w:r>
+    </w:p>
+    <w:p>
+      <w:pPr>
+        <w:spacing w:line="276" w:lineRule="auto"/>
+        <w:jc w:val="both"/>
+        <w:rPr>
+          <w:rFonts w:ascii="Times New Roman" w:hAnsi="Times New Roman" w:cs="Times New Roman"/>
+          <w:sz w:val="28"/>
+          <w:szCs w:val="28"/>
+        </w:rPr>
+      </w:pPr>
+      <w:r>
+        <w:rPr>
+          <w:rFonts w:ascii="Times New Roman" w:hAnsi="Times New Roman" w:cs="Times New Roman"/>
+          <w:sz w:val="28"/>
+          <w:szCs w:val="28"/>
+        </w:rPr>
+        <w:t>- User profile chip in top bar</w:t>
+      </w:r>
+    </w:p>
+    <w:p>
+      <w:pPr>
+        <w:spacing w:line="276" w:lineRule="auto"/>
+        <w:jc w:val="both"/>
+        <w:rPr>
+          <w:rFonts w:ascii="Times New Roman" w:hAnsi="Times New Roman" w:cs="Times New Roman"/>
+          <w:sz w:val="28"/>
+          <w:szCs w:val="28"/>
+        </w:rPr>
+      </w:pPr>
+    </w:p>
+    <w:p>
+      <w:pPr>
+        <w:spacing w:line="276" w:lineRule="auto"/>
+        <w:jc w:val="both"/>
+        <w:rPr>
+          <w:rFonts w:ascii="Times New Roman" w:hAnsi="Times New Roman" w:cs="Times New Roman"/>
+          <w:sz w:val="28"/>
+          <w:szCs w:val="28"/>
+        </w:rPr>
+      </w:pPr>
+    </w:p>
+    <w:p>
+      <w:pPr>
+        <w:spacing w:line="276" w:lineRule="auto"/>
+        <w:jc w:val="both"/>
+        <w:rPr>
+          <w:rFonts w:ascii="Times New Roman" w:hAnsi="Times New Roman" w:cs="Times New Roman"/>
+          <w:sz w:val="28"/>
+          <w:szCs w:val="28"/>
+        </w:rPr>
+      </w:pPr>
+    </w:p>
+    <w:p>
+      <w:pPr>
+        <w:spacing w:line="276" w:lineRule="auto"/>
+        <w:jc w:val="both"/>
+        <w:rPr>
+          <w:rFonts w:ascii="Times New Roman" w:hAnsi="Times New Roman" w:cs="Times New Roman"/>
+          <w:sz w:val="28"/>
+          <w:szCs w:val="28"/>
+        </w:rPr>
+      </w:pPr>
+      <w:r>
+        <w:rPr>
+          <w:rFonts w:ascii="Times New Roman" w:hAnsi="Times New Roman" w:cs="Times New Roman"/>
+          <w:sz w:val="28"/>
+          <w:szCs w:val="28"/>
+        </w:rPr>
         <w:lastRenderedPageBreak/>
-        <w:t xml:space="preserve">  * "Analytics" - View academic analytics</w:t>
-      </w:r>
-    </w:p>
-    <w:p>
-      <w:pPr>
-        <w:spacing w:line="276" w:lineRule="auto"/>
-        <w:jc w:val="both"/>
-        <w:rPr>
-          <w:rFonts w:ascii="Times New Roman" w:hAnsi="Times New Roman" w:cs="Times New Roman"/>
-          <w:sz w:val="28"/>
-          <w:szCs w:val="28"/>
-        </w:rPr>
-      </w:pPr>
-      <w:r>
-        <w:rPr>
-          <w:rFonts w:ascii="Times New Roman" w:hAnsi="Times New Roman" w:cs="Times New Roman"/>
-          <w:sz w:val="28"/>
-          <w:szCs w:val="28"/>
-        </w:rPr>
-        <w:t xml:space="preserve">  * "Reports" - View generated reports</w:t>
-      </w:r>
-    </w:p>
-    <w:p>
-      <w:pPr>
-        <w:spacing w:line="276" w:lineRule="auto"/>
-        <w:jc w:val="both"/>
-        <w:rPr>
-          <w:rFonts w:ascii="Times New Roman" w:hAnsi="Times New Roman" w:cs="Times New Roman"/>
-          <w:sz w:val="28"/>
-          <w:szCs w:val="28"/>
-        </w:rPr>
-      </w:pPr>
-      <w:r>
-        <w:rPr>
-          <w:rFonts w:ascii="Times New Roman" w:hAnsi="Times New Roman" w:cs="Times New Roman"/>
-          <w:sz w:val="28"/>
-          <w:szCs w:val="28"/>
-        </w:rPr>
-        <w:t>- Sidebar navigation with role-specific menu items</w:t>
-      </w:r>
-    </w:p>
-    <w:p>
-      <w:pPr>
-        <w:spacing w:line="276" w:lineRule="auto"/>
-        <w:jc w:val="both"/>
-        <w:rPr>
-          <w:rFonts w:ascii="Times New Roman" w:hAnsi="Times New Roman" w:cs="Times New Roman"/>
-          <w:sz w:val="28"/>
-          <w:szCs w:val="28"/>
-        </w:rPr>
-      </w:pPr>
-      <w:r>
-        <w:rPr>
-          <w:rFonts w:ascii="Times New Roman" w:hAnsi="Times New Roman" w:cs="Times New Roman"/>
-          <w:sz w:val="28"/>
-          <w:szCs w:val="28"/>
-        </w:rPr>
-        <w:t>- User profile chip in top bar</w:t>
-      </w:r>
-    </w:p>
-    <w:p>
-      <w:pPr>
-        <w:spacing w:line="276" w:lineRule="auto"/>
-        <w:jc w:val="both"/>
-        <w:rPr>
-          <w:rFonts w:ascii="Times New Roman" w:hAnsi="Times New Roman" w:cs="Times New Roman"/>
-          <w:sz w:val="28"/>
-          <w:szCs w:val="28"/>
-        </w:rPr>
-      </w:pPr>
-    </w:p>
-    <w:p>
-      <w:pPr>
-        <w:spacing w:line="276" w:lineRule="auto"/>
-        <w:jc w:val="both"/>
-        <w:rPr>
-          <w:rFonts w:ascii="Times New Roman" w:hAnsi="Times New Roman" w:cs="Times New Roman"/>
-          <w:sz w:val="28"/>
-          <w:szCs w:val="28"/>
-        </w:rPr>
-      </w:pPr>
-      <w:r>
-        <w:rPr>
-          <w:rFonts w:ascii="Times New Roman" w:hAnsi="Times New Roman" w:cs="Times New Roman"/>
-          <w:sz w:val="28"/>
-          <w:szCs w:val="28"/>
-        </w:rPr>
         <w:t>[Teacher Dashboard Display]</w:t>
       </w:r>
     </w:p>
@@ -3271,10 +3590,10 @@
           <w:szCs w:val="28"/>
         </w:rPr>
         <w:drawing>
-          <wp:inline distT="0" distB="0" distL="0" distR="0" wp14:anchorId="3407CB13" wp14:editId="6B99CD6C">
-            <wp:extent cx="6645910" cy="3184525"/>
-            <wp:effectExtent l="0" t="0" r="2540" b="0"/>
-            <wp:docPr id="598677012" name="Picture 1"/>
+          <wp:inline distT="0" distB="0" distL="0" distR="0" wp14:anchorId="5335DD0B" wp14:editId="4EA1C89B">
+            <wp:extent cx="6645910" cy="3194685"/>
+            <wp:effectExtent l="0" t="0" r="2540" b="5715"/>
+            <wp:docPr id="479206363" name="Picture 1"/>
             <wp:cNvGraphicFramePr>
               <a:graphicFrameLocks xmlns:a="http://schemas.openxmlformats.org/drawingml/2006/main" noChangeAspect="1"/>
             </wp:cNvGraphicFramePr>
@@ -3282,7 +3601,7 @@
               <a:graphicData uri="http://schemas.openxmlformats.org/drawingml/2006/picture">
                 <pic:pic xmlns:pic="http://schemas.openxmlformats.org/drawingml/2006/picture">
                   <pic:nvPicPr>
-                    <pic:cNvPr id="598677012" name=""/>
+                    <pic:cNvPr id="479206363" name=""/>
                     <pic:cNvPicPr/>
                   </pic:nvPicPr>
                   <pic:blipFill>
@@ -3294,7 +3613,7 @@
                   <pic:spPr>
                     <a:xfrm>
                       <a:off x="0" y="0"/>
-                      <a:ext cx="6645910" cy="3184525"/>
+                      <a:ext cx="6645910" cy="3194685"/>
                     </a:xfrm>
                     <a:prstGeom prst="rect">
                       <a:avLst/>
@@ -3548,6 +3867,61 @@
           <w:szCs w:val="28"/>
         </w:rPr>
       </w:pPr>
+    </w:p>
+    <w:p>
+      <w:pPr>
+        <w:spacing w:line="276" w:lineRule="auto"/>
+        <w:jc w:val="both"/>
+        <w:rPr>
+          <w:rFonts w:ascii="Times New Roman" w:hAnsi="Times New Roman" w:cs="Times New Roman"/>
+          <w:sz w:val="28"/>
+          <w:szCs w:val="28"/>
+        </w:rPr>
+      </w:pPr>
+    </w:p>
+    <w:p>
+      <w:pPr>
+        <w:spacing w:line="276" w:lineRule="auto"/>
+        <w:jc w:val="both"/>
+        <w:rPr>
+          <w:rFonts w:ascii="Times New Roman" w:hAnsi="Times New Roman" w:cs="Times New Roman"/>
+          <w:sz w:val="28"/>
+          <w:szCs w:val="28"/>
+        </w:rPr>
+      </w:pPr>
+    </w:p>
+    <w:p>
+      <w:pPr>
+        <w:spacing w:line="276" w:lineRule="auto"/>
+        <w:jc w:val="both"/>
+        <w:rPr>
+          <w:rFonts w:ascii="Times New Roman" w:hAnsi="Times New Roman" w:cs="Times New Roman"/>
+          <w:sz w:val="28"/>
+          <w:szCs w:val="28"/>
+        </w:rPr>
+      </w:pPr>
+    </w:p>
+    <w:p>
+      <w:pPr>
+        <w:spacing w:line="276" w:lineRule="auto"/>
+        <w:jc w:val="both"/>
+        <w:rPr>
+          <w:rFonts w:ascii="Times New Roman" w:hAnsi="Times New Roman" w:cs="Times New Roman"/>
+          <w:sz w:val="28"/>
+          <w:szCs w:val="28"/>
+        </w:rPr>
+      </w:pPr>
+    </w:p>
+    <w:p>
+      <w:pPr>
+        <w:spacing w:line="276" w:lineRule="auto"/>
+        <w:jc w:val="both"/>
+        <w:rPr>
+          <w:rFonts w:ascii="Times New Roman" w:hAnsi="Times New Roman" w:cs="Times New Roman"/>
+          <w:sz w:val="28"/>
+          <w:szCs w:val="28"/>
+        </w:rPr>
+      </w:pPr>
       <w:r>
         <w:rPr>
           <w:rFonts w:ascii="Times New Roman" w:hAnsi="Times New Roman" w:cs="Times New Roman"/>
@@ -3575,10 +3949,10 @@
           <w:szCs w:val="28"/>
         </w:rPr>
         <w:drawing>
-          <wp:inline distT="0" distB="0" distL="0" distR="0" wp14:anchorId="4EB97F52" wp14:editId="2C412953">
-            <wp:extent cx="6645910" cy="3170555"/>
-            <wp:effectExtent l="0" t="0" r="2540" b="0"/>
-            <wp:docPr id="166561975" name="Picture 1"/>
+          <wp:inline distT="0" distB="0" distL="0" distR="0" wp14:anchorId="1F3A00A5" wp14:editId="367B5F88">
+            <wp:extent cx="6645910" cy="3177540"/>
+            <wp:effectExtent l="0" t="0" r="2540" b="3810"/>
+            <wp:docPr id="1572151545" name="Picture 1"/>
             <wp:cNvGraphicFramePr>
               <a:graphicFrameLocks xmlns:a="http://schemas.openxmlformats.org/drawingml/2006/main" noChangeAspect="1"/>
             </wp:cNvGraphicFramePr>
@@ -3586,7 +3960,7 @@
               <a:graphicData uri="http://schemas.openxmlformats.org/drawingml/2006/picture">
                 <pic:pic xmlns:pic="http://schemas.openxmlformats.org/drawingml/2006/picture">
                   <pic:nvPicPr>
-                    <pic:cNvPr id="166561975" name=""/>
+                    <pic:cNvPr id="1572151545" name=""/>
                     <pic:cNvPicPr/>
                   </pic:nvPicPr>
                   <pic:blipFill>
@@ -3598,7 +3972,7 @@
                   <pic:spPr>
                     <a:xfrm>
                       <a:off x="0" y="0"/>
-                      <a:ext cx="6645910" cy="3170555"/>
+                      <a:ext cx="6645910" cy="3177540"/>
                     </a:xfrm>
                     <a:prstGeom prst="rect">
                       <a:avLst/>
@@ -3961,10 +4335,10 @@
           <w:szCs w:val="28"/>
         </w:rPr>
         <w:drawing>
-          <wp:inline distT="0" distB="0" distL="0" distR="0" wp14:anchorId="1F4B8612" wp14:editId="0EBAC9CD">
+          <wp:inline distT="0" distB="0" distL="0" distR="0" wp14:anchorId="0E1E94C7" wp14:editId="019D6314">
             <wp:extent cx="6645910" cy="3177540"/>
             <wp:effectExtent l="0" t="0" r="2540" b="3810"/>
-            <wp:docPr id="378297168" name="Picture 1"/>
+            <wp:docPr id="1564104351" name="Picture 1"/>
             <wp:cNvGraphicFramePr>
               <a:graphicFrameLocks xmlns:a="http://schemas.openxmlformats.org/drawingml/2006/main" noChangeAspect="1"/>
             </wp:cNvGraphicFramePr>
@@ -3972,7 +4346,7 @@
               <a:graphicData uri="http://schemas.openxmlformats.org/drawingml/2006/picture">
                 <pic:pic xmlns:pic="http://schemas.openxmlformats.org/drawingml/2006/picture">
                   <pic:nvPicPr>
-                    <pic:cNvPr id="378297168" name=""/>
+                    <pic:cNvPr id="1564104351" name=""/>
                     <pic:cNvPicPr/>
                   </pic:nvPicPr>
                   <pic:blipFill>
@@ -4013,11 +4387,612 @@
           <w:sz w:val="28"/>
           <w:szCs w:val="28"/>
         </w:rPr>
+        <w:t>- Page title: "Academic Analytics"</w:t>
+      </w:r>
+    </w:p>
+    <w:p>
+      <w:pPr>
+        <w:spacing w:line="276" w:lineRule="auto"/>
+        <w:jc w:val="both"/>
+        <w:rPr>
+          <w:rFonts w:ascii="Times New Roman" w:hAnsi="Times New Roman" w:cs="Times New Roman"/>
+          <w:sz w:val="28"/>
+          <w:szCs w:val="28"/>
+        </w:rPr>
+      </w:pPr>
+      <w:r>
+        <w:rPr>
+          <w:rFonts w:ascii="Times New Roman" w:hAnsi="Times New Roman" w:cs="Times New Roman"/>
+          <w:sz w:val="28"/>
+          <w:szCs w:val="28"/>
+        </w:rPr>
+        <w:t>- Subtitle: "Detailed performance insights and attendance patterns"</w:t>
+      </w:r>
+    </w:p>
+    <w:p>
+      <w:pPr>
+        <w:spacing w:line="276" w:lineRule="auto"/>
+        <w:jc w:val="both"/>
+        <w:rPr>
+          <w:rFonts w:ascii="Times New Roman" w:hAnsi="Times New Roman" w:cs="Times New Roman"/>
+          <w:sz w:val="28"/>
+          <w:szCs w:val="28"/>
+        </w:rPr>
+      </w:pPr>
+      <w:r>
+        <w:rPr>
+          <w:rFonts w:ascii="Times New Roman" w:hAnsi="Times New Roman" w:cs="Times New Roman"/>
+          <w:sz w:val="28"/>
+          <w:szCs w:val="28"/>
+        </w:rPr>
+        <w:t>- Attendance Heatmap section:</w:t>
+      </w:r>
+    </w:p>
+    <w:p>
+      <w:pPr>
+        <w:spacing w:line="276" w:lineRule="auto"/>
+        <w:jc w:val="both"/>
+        <w:rPr>
+          <w:rFonts w:ascii="Times New Roman" w:hAnsi="Times New Roman" w:cs="Times New Roman"/>
+          <w:sz w:val="28"/>
+          <w:szCs w:val="28"/>
+        </w:rPr>
+      </w:pPr>
+      <w:r>
+        <w:rPr>
+          <w:rFonts w:ascii="Times New Roman" w:hAnsi="Times New Roman" w:cs="Times New Roman"/>
+          <w:sz w:val="28"/>
+          <w:szCs w:val="28"/>
+        </w:rPr>
+        <w:t xml:space="preserve">  * Section title: "Attendance Heatmap (Last 12 Weeks)"</w:t>
+      </w:r>
+    </w:p>
+    <w:p>
+      <w:pPr>
+        <w:spacing w:line="276" w:lineRule="auto"/>
+        <w:jc w:val="both"/>
+        <w:rPr>
+          <w:rFonts w:ascii="Times New Roman" w:hAnsi="Times New Roman" w:cs="Times New Roman"/>
+          <w:sz w:val="28"/>
+          <w:szCs w:val="28"/>
+        </w:rPr>
+      </w:pPr>
+      <w:r>
+        <w:rPr>
+          <w:rFonts w:ascii="Times New Roman" w:hAnsi="Times New Roman" w:cs="Times New Roman"/>
+          <w:sz w:val="28"/>
+          <w:szCs w:val="28"/>
+        </w:rPr>
+        <w:t xml:space="preserve">  * Legend showing status colors:</w:t>
+      </w:r>
+    </w:p>
+    <w:p>
+      <w:pPr>
+        <w:spacing w:line="276" w:lineRule="auto"/>
+        <w:jc w:val="both"/>
+        <w:rPr>
+          <w:rFonts w:ascii="Times New Roman" w:hAnsi="Times New Roman" w:cs="Times New Roman"/>
+          <w:sz w:val="28"/>
+          <w:szCs w:val="28"/>
+        </w:rPr>
+      </w:pPr>
+      <w:r>
+        <w:rPr>
+          <w:rFonts w:ascii="Times New Roman" w:hAnsi="Times New Roman" w:cs="Times New Roman"/>
+          <w:sz w:val="28"/>
+          <w:szCs w:val="28"/>
+        </w:rPr>
+        <w:t xml:space="preserve">    - Green: Present</w:t>
+      </w:r>
+    </w:p>
+    <w:p>
+      <w:pPr>
+        <w:spacing w:line="276" w:lineRule="auto"/>
+        <w:jc w:val="both"/>
+        <w:rPr>
+          <w:rFonts w:ascii="Times New Roman" w:hAnsi="Times New Roman" w:cs="Times New Roman"/>
+          <w:sz w:val="28"/>
+          <w:szCs w:val="28"/>
+        </w:rPr>
+      </w:pPr>
+      <w:r>
+        <w:rPr>
+          <w:rFonts w:ascii="Times New Roman" w:hAnsi="Times New Roman" w:cs="Times New Roman"/>
+          <w:sz w:val="28"/>
+          <w:szCs w:val="28"/>
+        </w:rPr>
+        <w:t xml:space="preserve">    - Orange: Late</w:t>
+      </w:r>
+    </w:p>
+    <w:p>
+      <w:pPr>
+        <w:spacing w:line="276" w:lineRule="auto"/>
+        <w:jc w:val="both"/>
+        <w:rPr>
+          <w:rFonts w:ascii="Times New Roman" w:hAnsi="Times New Roman" w:cs="Times New Roman"/>
+          <w:sz w:val="28"/>
+          <w:szCs w:val="28"/>
+        </w:rPr>
+      </w:pPr>
+      <w:r>
+        <w:rPr>
+          <w:rFonts w:ascii="Times New Roman" w:hAnsi="Times New Roman" w:cs="Times New Roman"/>
+          <w:sz w:val="28"/>
+          <w:szCs w:val="28"/>
+        </w:rPr>
+        <w:t xml:space="preserve">    - Red: Absent</w:t>
+      </w:r>
+    </w:p>
+    <w:p>
+      <w:pPr>
+        <w:spacing w:line="276" w:lineRule="auto"/>
+        <w:jc w:val="both"/>
+        <w:rPr>
+          <w:rFonts w:ascii="Times New Roman" w:hAnsi="Times New Roman" w:cs="Times New Roman"/>
+          <w:sz w:val="28"/>
+          <w:szCs w:val="28"/>
+        </w:rPr>
+      </w:pPr>
+      <w:r>
+        <w:rPr>
+          <w:rFonts w:ascii="Times New Roman" w:hAnsi="Times New Roman" w:cs="Times New Roman"/>
+          <w:sz w:val="28"/>
+          <w:szCs w:val="28"/>
+        </w:rPr>
+        <w:t xml:space="preserve">    - Blue: Excused</w:t>
+      </w:r>
+    </w:p>
+    <w:p>
+      <w:pPr>
+        <w:spacing w:line="276" w:lineRule="auto"/>
+        <w:jc w:val="both"/>
+        <w:rPr>
+          <w:rFonts w:ascii="Times New Roman" w:hAnsi="Times New Roman" w:cs="Times New Roman"/>
+          <w:sz w:val="28"/>
+          <w:szCs w:val="28"/>
+        </w:rPr>
+      </w:pPr>
+      <w:r>
+        <w:rPr>
+          <w:rFonts w:ascii="Times New Roman" w:hAnsi="Times New Roman" w:cs="Times New Roman"/>
+          <w:sz w:val="28"/>
+          <w:szCs w:val="28"/>
+        </w:rPr>
+        <w:t xml:space="preserve">  * 12-week grid display with day headers (Sun, Mon, Tue, Wed, Thu, Fri, Sat)</w:t>
+      </w:r>
+    </w:p>
+    <w:p>
+      <w:pPr>
+        <w:spacing w:line="276" w:lineRule="auto"/>
+        <w:jc w:val="both"/>
+        <w:rPr>
+          <w:rFonts w:ascii="Times New Roman" w:hAnsi="Times New Roman" w:cs="Times New Roman"/>
+          <w:sz w:val="28"/>
+          <w:szCs w:val="28"/>
+        </w:rPr>
+      </w:pPr>
+      <w:r>
+        <w:rPr>
+          <w:rFonts w:ascii="Times New Roman" w:hAnsi="Times New Roman" w:cs="Times New Roman"/>
+          <w:sz w:val="28"/>
+          <w:szCs w:val="28"/>
+        </w:rPr>
+        <w:t xml:space="preserve">  * Color-coded cells representing attendance status</w:t>
+      </w:r>
+    </w:p>
+    <w:p>
+      <w:pPr>
+        <w:spacing w:line="276" w:lineRule="auto"/>
+        <w:jc w:val="both"/>
+        <w:rPr>
+          <w:rFonts w:ascii="Times New Roman" w:hAnsi="Times New Roman" w:cs="Times New Roman"/>
+          <w:sz w:val="28"/>
+          <w:szCs w:val="28"/>
+        </w:rPr>
+      </w:pPr>
+      <w:r>
+        <w:rPr>
+          <w:rFonts w:ascii="Times New Roman" w:hAnsi="Times New Roman" w:cs="Times New Roman"/>
+          <w:sz w:val="28"/>
+          <w:szCs w:val="28"/>
+        </w:rPr>
+        <w:t xml:space="preserve">  * Statistics showing:</w:t>
+      </w:r>
+    </w:p>
+    <w:p>
+      <w:pPr>
+        <w:spacing w:line="276" w:lineRule="auto"/>
+        <w:jc w:val="both"/>
+        <w:rPr>
+          <w:rFonts w:ascii="Times New Roman" w:hAnsi="Times New Roman" w:cs="Times New Roman"/>
+          <w:sz w:val="28"/>
+          <w:szCs w:val="28"/>
+        </w:rPr>
+      </w:pPr>
+      <w:r>
+        <w:rPr>
+          <w:rFonts w:ascii="Times New Roman" w:hAnsi="Times New Roman" w:cs="Times New Roman"/>
+          <w:sz w:val="28"/>
+          <w:szCs w:val="28"/>
+        </w:rPr>
+        <w:t xml:space="preserve">    - Overall attendance percentage</w:t>
+      </w:r>
+    </w:p>
+    <w:p>
+      <w:pPr>
+        <w:spacing w:line="276" w:lineRule="auto"/>
+        <w:jc w:val="both"/>
+        <w:rPr>
+          <w:rFonts w:ascii="Times New Roman" w:hAnsi="Times New Roman" w:cs="Times New Roman"/>
+          <w:sz w:val="28"/>
+          <w:szCs w:val="28"/>
+        </w:rPr>
+      </w:pPr>
+      <w:r>
+        <w:rPr>
+          <w:rFonts w:ascii="Times New Roman" w:hAnsi="Times New Roman" w:cs="Times New Roman"/>
+          <w:sz w:val="28"/>
+          <w:szCs w:val="28"/>
+        </w:rPr>
+        <w:t xml:space="preserve">    - Total attendance records count</w:t>
+      </w:r>
+    </w:p>
+    <w:p>
+      <w:pPr>
+        <w:spacing w:line="276" w:lineRule="auto"/>
+        <w:jc w:val="both"/>
+        <w:rPr>
+          <w:rFonts w:ascii="Times New Roman" w:hAnsi="Times New Roman" w:cs="Times New Roman"/>
+          <w:sz w:val="28"/>
+          <w:szCs w:val="28"/>
+        </w:rPr>
+      </w:pPr>
+      <w:r>
+        <w:rPr>
+          <w:rFonts w:ascii="Times New Roman" w:hAnsi="Times New Roman" w:cs="Times New Roman"/>
+          <w:sz w:val="28"/>
+          <w:szCs w:val="28"/>
+        </w:rPr>
+        <w:t>- Subject Performance Breakdown section:</w:t>
+      </w:r>
+    </w:p>
+    <w:p>
+      <w:pPr>
+        <w:spacing w:line="276" w:lineRule="auto"/>
+        <w:jc w:val="both"/>
+        <w:rPr>
+          <w:rFonts w:ascii="Times New Roman" w:hAnsi="Times New Roman" w:cs="Times New Roman"/>
+          <w:sz w:val="28"/>
+          <w:szCs w:val="28"/>
+        </w:rPr>
+      </w:pPr>
+      <w:r>
+        <w:rPr>
+          <w:rFonts w:ascii="Times New Roman" w:hAnsi="Times New Roman" w:cs="Times New Roman"/>
+          <w:sz w:val="28"/>
+          <w:szCs w:val="28"/>
+        </w:rPr>
+        <w:t xml:space="preserve">  * Section title: "Subject Performance Breakdown"</w:t>
+      </w:r>
+    </w:p>
+    <w:p>
+      <w:pPr>
+        <w:spacing w:line="276" w:lineRule="auto"/>
+        <w:jc w:val="both"/>
+        <w:rPr>
+          <w:rFonts w:ascii="Times New Roman" w:hAnsi="Times New Roman" w:cs="Times New Roman"/>
+          <w:sz w:val="28"/>
+          <w:szCs w:val="28"/>
+        </w:rPr>
+      </w:pPr>
+      <w:r>
+        <w:rPr>
+          <w:rFonts w:ascii="Times New Roman" w:hAnsi="Times New Roman" w:cs="Times New Roman"/>
+          <w:sz w:val="28"/>
+          <w:szCs w:val="28"/>
+        </w:rPr>
+        <w:t xml:space="preserve">  * Subject cards for each enrolled subject showing:</w:t>
+      </w:r>
+    </w:p>
+    <w:p>
+      <w:pPr>
+        <w:spacing w:line="276" w:lineRule="auto"/>
+        <w:jc w:val="both"/>
+        <w:rPr>
+          <w:rFonts w:ascii="Times New Roman" w:hAnsi="Times New Roman" w:cs="Times New Roman"/>
+          <w:sz w:val="28"/>
+          <w:szCs w:val="28"/>
+        </w:rPr>
+      </w:pPr>
+      <w:r>
+        <w:rPr>
+          <w:rFonts w:ascii="Times New Roman" w:hAnsi="Times New Roman" w:cs="Times New Roman"/>
+          <w:sz w:val="28"/>
+          <w:szCs w:val="28"/>
+        </w:rPr>
+        <w:lastRenderedPageBreak/>
+        <w:t xml:space="preserve">    - Subject name</w:t>
+      </w:r>
+    </w:p>
+    <w:p>
+      <w:pPr>
+        <w:spacing w:line="276" w:lineRule="auto"/>
+        <w:jc w:val="both"/>
+        <w:rPr>
+          <w:rFonts w:ascii="Times New Roman" w:hAnsi="Times New Roman" w:cs="Times New Roman"/>
+          <w:sz w:val="28"/>
+          <w:szCs w:val="28"/>
+        </w:rPr>
+      </w:pPr>
+      <w:r>
+        <w:rPr>
+          <w:rFonts w:ascii="Times New Roman" w:hAnsi="Times New Roman" w:cs="Times New Roman"/>
+          <w:sz w:val="28"/>
+          <w:szCs w:val="28"/>
+        </w:rPr>
+        <w:t xml:space="preserve">    - Average assignment score with progress bar</w:t>
+      </w:r>
+    </w:p>
+    <w:p>
+      <w:pPr>
+        <w:spacing w:line="276" w:lineRule="auto"/>
+        <w:jc w:val="both"/>
+        <w:rPr>
+          <w:rFonts w:ascii="Times New Roman" w:hAnsi="Times New Roman" w:cs="Times New Roman"/>
+          <w:sz w:val="28"/>
+          <w:szCs w:val="28"/>
+        </w:rPr>
+      </w:pPr>
+      <w:r>
+        <w:rPr>
+          <w:rFonts w:ascii="Times New Roman" w:hAnsi="Times New Roman" w:cs="Times New Roman"/>
+          <w:sz w:val="28"/>
+          <w:szCs w:val="28"/>
+        </w:rPr>
+        <w:t xml:space="preserve">    - Average quiz score with progress bar</w:t>
+      </w:r>
+    </w:p>
+    <w:p>
+      <w:pPr>
+        <w:spacing w:line="276" w:lineRule="auto"/>
+        <w:jc w:val="both"/>
+        <w:rPr>
+          <w:rFonts w:ascii="Times New Roman" w:hAnsi="Times New Roman" w:cs="Times New Roman"/>
+          <w:sz w:val="28"/>
+          <w:szCs w:val="28"/>
+        </w:rPr>
+      </w:pPr>
+      <w:r>
+        <w:rPr>
+          <w:rFonts w:ascii="Times New Roman" w:hAnsi="Times New Roman" w:cs="Times New Roman"/>
+          <w:sz w:val="28"/>
+          <w:szCs w:val="28"/>
+        </w:rPr>
+        <w:t xml:space="preserve">    - Average exam score with progress bar</w:t>
+      </w:r>
+    </w:p>
+    <w:p>
+      <w:pPr>
+        <w:spacing w:line="276" w:lineRule="auto"/>
+        <w:jc w:val="both"/>
+        <w:rPr>
+          <w:rFonts w:ascii="Times New Roman" w:hAnsi="Times New Roman" w:cs="Times New Roman"/>
+          <w:sz w:val="28"/>
+          <w:szCs w:val="28"/>
+        </w:rPr>
+      </w:pPr>
+      <w:r>
+        <w:rPr>
+          <w:rFonts w:ascii="Times New Roman" w:hAnsi="Times New Roman" w:cs="Times New Roman"/>
+          <w:sz w:val="28"/>
+          <w:szCs w:val="28"/>
+        </w:rPr>
+        <w:t xml:space="preserve">    - Average final grade with highlighted progress bar</w:t>
+      </w:r>
+    </w:p>
+    <w:p>
+      <w:pPr>
+        <w:spacing w:line="276" w:lineRule="auto"/>
+        <w:jc w:val="both"/>
+        <w:rPr>
+          <w:rFonts w:ascii="Times New Roman" w:hAnsi="Times New Roman" w:cs="Times New Roman"/>
+          <w:sz w:val="28"/>
+          <w:szCs w:val="28"/>
+        </w:rPr>
+      </w:pPr>
+      <w:r>
+        <w:rPr>
+          <w:rFonts w:ascii="Times New Roman" w:hAnsi="Times New Roman" w:cs="Times New Roman"/>
+          <w:sz w:val="28"/>
+          <w:szCs w:val="28"/>
+        </w:rPr>
+        <w:t xml:space="preserve">    - Number of grades recorded</w:t>
+      </w:r>
+    </w:p>
+    <w:p>
+      <w:pPr>
+        <w:spacing w:line="276" w:lineRule="auto"/>
+        <w:jc w:val="both"/>
+        <w:rPr>
+          <w:rFonts w:ascii="Times New Roman" w:hAnsi="Times New Roman" w:cs="Times New Roman"/>
+          <w:sz w:val="28"/>
+          <w:szCs w:val="28"/>
+        </w:rPr>
+      </w:pPr>
+      <w:r>
+        <w:rPr>
+          <w:rFonts w:ascii="Times New Roman" w:hAnsi="Times New Roman" w:cs="Times New Roman"/>
+          <w:sz w:val="28"/>
+          <w:szCs w:val="28"/>
+        </w:rPr>
+        <w:t>- Performance Summary section:</w:t>
+      </w:r>
+    </w:p>
+    <w:p>
+      <w:pPr>
+        <w:spacing w:line="276" w:lineRule="auto"/>
+        <w:jc w:val="both"/>
+        <w:rPr>
+          <w:rFonts w:ascii="Times New Roman" w:hAnsi="Times New Roman" w:cs="Times New Roman"/>
+          <w:sz w:val="28"/>
+          <w:szCs w:val="28"/>
+        </w:rPr>
+      </w:pPr>
+      <w:r>
+        <w:rPr>
+          <w:rFonts w:ascii="Times New Roman" w:hAnsi="Times New Roman" w:cs="Times New Roman"/>
+          <w:sz w:val="28"/>
+          <w:szCs w:val="28"/>
+        </w:rPr>
+        <w:t xml:space="preserve">  * GPA display card showing:</w:t>
+      </w:r>
+    </w:p>
+    <w:p>
+      <w:pPr>
+        <w:spacing w:line="276" w:lineRule="auto"/>
+        <w:jc w:val="both"/>
+        <w:rPr>
+          <w:rFonts w:ascii="Times New Roman" w:hAnsi="Times New Roman" w:cs="Times New Roman"/>
+          <w:sz w:val="28"/>
+          <w:szCs w:val="28"/>
+        </w:rPr>
+      </w:pPr>
+      <w:r>
+        <w:rPr>
+          <w:rFonts w:ascii="Times New Roman" w:hAnsi="Times New Roman" w:cs="Times New Roman"/>
+          <w:sz w:val="28"/>
+          <w:szCs w:val="28"/>
+        </w:rPr>
+        <w:t xml:space="preserve">    - Overall GPA (e.g., "3.25 / 4.0")</w:t>
+      </w:r>
+    </w:p>
+    <w:p>
+      <w:pPr>
+        <w:spacing w:line="276" w:lineRule="auto"/>
+        <w:jc w:val="both"/>
+        <w:rPr>
+          <w:rFonts w:ascii="Times New Roman" w:hAnsi="Times New Roman" w:cs="Times New Roman"/>
+          <w:sz w:val="28"/>
+          <w:szCs w:val="28"/>
+        </w:rPr>
+      </w:pPr>
+      <w:r>
+        <w:rPr>
+          <w:rFonts w:ascii="Times New Roman" w:hAnsi="Times New Roman" w:cs="Times New Roman"/>
+          <w:sz w:val="28"/>
+          <w:szCs w:val="28"/>
+        </w:rPr>
+        <w:t xml:space="preserve">  * Academic status card showing:</w:t>
+      </w:r>
+    </w:p>
+    <w:p>
+      <w:pPr>
+        <w:spacing w:line="276" w:lineRule="auto"/>
+        <w:jc w:val="both"/>
+        <w:rPr>
+          <w:rFonts w:ascii="Times New Roman" w:hAnsi="Times New Roman" w:cs="Times New Roman"/>
+          <w:sz w:val="28"/>
+          <w:szCs w:val="28"/>
+        </w:rPr>
+      </w:pPr>
+      <w:r>
+        <w:rPr>
+          <w:rFonts w:ascii="Times New Roman" w:hAnsi="Times New Roman" w:cs="Times New Roman"/>
+          <w:sz w:val="28"/>
+          <w:szCs w:val="28"/>
+        </w:rPr>
+        <w:t xml:space="preserve">    - Status badge: "On Track" or "At Risk"</w:t>
+      </w:r>
+    </w:p>
+    <w:p>
+      <w:pPr>
+        <w:spacing w:line="276" w:lineRule="auto"/>
+        <w:jc w:val="both"/>
+        <w:rPr>
+          <w:rFonts w:ascii="Times New Roman" w:hAnsi="Times New Roman" w:cs="Times New Roman"/>
+          <w:sz w:val="28"/>
+          <w:szCs w:val="28"/>
+        </w:rPr>
+      </w:pPr>
+      <w:r>
+        <w:rPr>
+          <w:rFonts w:ascii="Times New Roman" w:hAnsi="Times New Roman" w:cs="Times New Roman"/>
+          <w:sz w:val="28"/>
+          <w:szCs w:val="28"/>
+        </w:rPr>
+        <w:t xml:space="preserve">    - Status description and recommendations</w:t>
+      </w:r>
+    </w:p>
+    <w:p>
+      <w:pPr>
+        <w:spacing w:line="276" w:lineRule="auto"/>
+        <w:jc w:val="both"/>
+        <w:rPr>
+          <w:rFonts w:ascii="Times New Roman" w:hAnsi="Times New Roman" w:cs="Times New Roman"/>
+          <w:sz w:val="28"/>
+          <w:szCs w:val="28"/>
+        </w:rPr>
+      </w:pPr>
+    </w:p>
+    <w:p>
+      <w:pPr>
+        <w:spacing w:line="276" w:lineRule="auto"/>
+        <w:jc w:val="both"/>
+        <w:rPr>
+          <w:rFonts w:ascii="Times New Roman" w:hAnsi="Times New Roman" w:cs="Times New Roman"/>
+          <w:sz w:val="28"/>
+          <w:szCs w:val="28"/>
+        </w:rPr>
+      </w:pPr>
+      <w:r>
+        <w:rPr>
+          <w:rFonts w:ascii="Times New Roman" w:hAnsi="Times New Roman" w:cs="Times New Roman"/>
+          <w:sz w:val="28"/>
+          <w:szCs w:val="28"/>
+        </w:rPr>
+        <w:t>-Student uses the Prediction tool</w:t>
+      </w:r>
+    </w:p>
+    <w:p>
+      <w:pPr>
+        <w:spacing w:line="276" w:lineRule="auto"/>
+        <w:jc w:val="both"/>
+        <w:rPr>
+          <w:rFonts w:ascii="Times New Roman" w:hAnsi="Times New Roman" w:cs="Times New Roman"/>
+          <w:sz w:val="28"/>
+          <w:szCs w:val="28"/>
+        </w:rPr>
+      </w:pPr>
+      <w:r>
+        <w:rPr>
+          <w:rFonts w:ascii="Times New Roman" w:hAnsi="Times New Roman" w:cs="Times New Roman"/>
+          <w:sz w:val="28"/>
+          <w:szCs w:val="28"/>
+        </w:rPr>
+        <w:t>[Prediction Tool Display]</w:t>
+      </w:r>
+    </w:p>
+    <w:p>
+      <w:pPr>
+        <w:spacing w:line="276" w:lineRule="auto"/>
+        <w:jc w:val="both"/>
+        <w:rPr>
+          <w:rFonts w:ascii="Times New Roman" w:hAnsi="Times New Roman" w:cs="Times New Roman"/>
+          <w:sz w:val="28"/>
+          <w:szCs w:val="28"/>
+        </w:rPr>
+      </w:pPr>
+      <w:r>
+        <w:rPr>
+          <w:rFonts w:ascii="Times New Roman" w:hAnsi="Times New Roman" w:cs="Times New Roman"/>
+          <w:sz w:val="28"/>
+          <w:szCs w:val="28"/>
+        </w:rPr>
         <w:drawing>
-          <wp:inline distT="0" distB="0" distL="0" distR="0" wp14:anchorId="2E05D075" wp14:editId="02173F49">
+          <wp:inline distT="0" distB="0" distL="0" distR="0" wp14:anchorId="6D0DE348" wp14:editId="4A4D7E32">
             <wp:extent cx="6645910" cy="3184525"/>
             <wp:effectExtent l="0" t="0" r="2540" b="0"/>
-            <wp:docPr id="964940439" name="Picture 1"/>
+            <wp:docPr id="1331933698" name="Picture 1"/>
             <wp:cNvGraphicFramePr>
               <a:graphicFrameLocks xmlns:a="http://schemas.openxmlformats.org/drawingml/2006/main" noChangeAspect="1"/>
             </wp:cNvGraphicFramePr>
@@ -4025,7 +5000,7 @@
               <a:graphicData uri="http://schemas.openxmlformats.org/drawingml/2006/picture">
                 <pic:pic xmlns:pic="http://schemas.openxmlformats.org/drawingml/2006/picture">
                   <pic:nvPicPr>
-                    <pic:cNvPr id="964940439" name=""/>
+                    <pic:cNvPr id="1331933698" name=""/>
                     <pic:cNvPicPr/>
                   </pic:nvPicPr>
                   <pic:blipFill>
@@ -4066,121 +5041,64 @@
           <w:sz w:val="28"/>
           <w:szCs w:val="28"/>
         </w:rPr>
-        <w:t>- Page title: "Academic Analytics"</w:t>
-      </w:r>
-    </w:p>
-    <w:p>
-      <w:pPr>
-        <w:spacing w:line="276" w:lineRule="auto"/>
-        <w:jc w:val="both"/>
-        <w:rPr>
-          <w:rFonts w:ascii="Times New Roman" w:hAnsi="Times New Roman" w:cs="Times New Roman"/>
-          <w:sz w:val="28"/>
-          <w:szCs w:val="28"/>
-        </w:rPr>
-      </w:pPr>
-      <w:r>
-        <w:rPr>
-          <w:rFonts w:ascii="Times New Roman" w:hAnsi="Times New Roman" w:cs="Times New Roman"/>
-          <w:sz w:val="28"/>
-          <w:szCs w:val="28"/>
-        </w:rPr>
-        <w:t>- Subtitle: "Detailed performance insights and attendance patterns"</w:t>
-      </w:r>
-    </w:p>
-    <w:p>
-      <w:pPr>
-        <w:spacing w:line="276" w:lineRule="auto"/>
-        <w:jc w:val="both"/>
-        <w:rPr>
-          <w:rFonts w:ascii="Times New Roman" w:hAnsi="Times New Roman" w:cs="Times New Roman"/>
-          <w:sz w:val="28"/>
-          <w:szCs w:val="28"/>
-        </w:rPr>
-      </w:pPr>
-      <w:r>
-        <w:rPr>
-          <w:rFonts w:ascii="Times New Roman" w:hAnsi="Times New Roman" w:cs="Times New Roman"/>
-          <w:sz w:val="28"/>
-          <w:szCs w:val="28"/>
-        </w:rPr>
-        <w:t>- Attendance Heatmap section:</w:t>
-      </w:r>
-    </w:p>
-    <w:p>
-      <w:pPr>
-        <w:spacing w:line="276" w:lineRule="auto"/>
-        <w:jc w:val="both"/>
-        <w:rPr>
-          <w:rFonts w:ascii="Times New Roman" w:hAnsi="Times New Roman" w:cs="Times New Roman"/>
-          <w:sz w:val="28"/>
-          <w:szCs w:val="28"/>
-        </w:rPr>
-      </w:pPr>
-      <w:r>
-        <w:rPr>
-          <w:rFonts w:ascii="Times New Roman" w:hAnsi="Times New Roman" w:cs="Times New Roman"/>
-          <w:sz w:val="28"/>
-          <w:szCs w:val="28"/>
-        </w:rPr>
-        <w:t xml:space="preserve">  * Section title: "Attendance Heatmap (Last 12 Weeks)"</w:t>
-      </w:r>
-    </w:p>
-    <w:p>
-      <w:pPr>
-        <w:spacing w:line="276" w:lineRule="auto"/>
-        <w:jc w:val="both"/>
-        <w:rPr>
-          <w:rFonts w:ascii="Times New Roman" w:hAnsi="Times New Roman" w:cs="Times New Roman"/>
-          <w:sz w:val="28"/>
-          <w:szCs w:val="28"/>
-        </w:rPr>
-      </w:pPr>
-      <w:r>
-        <w:rPr>
-          <w:rFonts w:ascii="Times New Roman" w:hAnsi="Times New Roman" w:cs="Times New Roman"/>
-          <w:sz w:val="28"/>
-          <w:szCs w:val="28"/>
-        </w:rPr>
-        <w:t xml:space="preserve">  * Legend showing status colors:</w:t>
-      </w:r>
-    </w:p>
-    <w:p>
-      <w:pPr>
-        <w:spacing w:line="276" w:lineRule="auto"/>
-        <w:jc w:val="both"/>
-        <w:rPr>
-          <w:rFonts w:ascii="Times New Roman" w:hAnsi="Times New Roman" w:cs="Times New Roman"/>
-          <w:sz w:val="28"/>
-          <w:szCs w:val="28"/>
-        </w:rPr>
-      </w:pPr>
-      <w:r>
-        <w:rPr>
-          <w:rFonts w:ascii="Times New Roman" w:hAnsi="Times New Roman" w:cs="Times New Roman"/>
-          <w:sz w:val="28"/>
-          <w:szCs w:val="28"/>
-        </w:rPr>
-        <w:t xml:space="preserve">    - Green: Present</w:t>
-      </w:r>
-    </w:p>
-    <w:p>
-      <w:pPr>
-        <w:spacing w:line="276" w:lineRule="auto"/>
-        <w:jc w:val="both"/>
-        <w:rPr>
-          <w:rFonts w:ascii="Times New Roman" w:hAnsi="Times New Roman" w:cs="Times New Roman"/>
-          <w:sz w:val="28"/>
-          <w:szCs w:val="28"/>
-        </w:rPr>
-      </w:pPr>
-      <w:r>
-        <w:rPr>
-          <w:rFonts w:ascii="Times New Roman" w:hAnsi="Times New Roman" w:cs="Times New Roman"/>
-          <w:sz w:val="28"/>
-          <w:szCs w:val="28"/>
-        </w:rPr>
-        <w:t xml:space="preserve">    - Orange: Late</w:t>
+        <w:t>- Page title: "Grade Prediction"</w:t>
+      </w:r>
+    </w:p>
+    <w:p>
+      <w:pPr>
+        <w:spacing w:line="276" w:lineRule="auto"/>
+        <w:jc w:val="both"/>
+        <w:rPr>
+          <w:rFonts w:ascii="Times New Roman" w:hAnsi="Times New Roman" w:cs="Times New Roman"/>
+          <w:sz w:val="28"/>
+          <w:szCs w:val="28"/>
+        </w:rPr>
+      </w:pPr>
+      <w:r>
+        <w:rPr>
+          <w:rFonts w:ascii="Times New Roman" w:hAnsi="Times New Roman" w:cs="Times New Roman"/>
+          <w:sz w:val="28"/>
+          <w:szCs w:val="28"/>
+        </w:rPr>
+        <w:t>- Input form with fields:</w:t>
+      </w:r>
+    </w:p>
+    <w:p>
+      <w:pPr>
+        <w:spacing w:line="276" w:lineRule="auto"/>
+        <w:jc w:val="both"/>
+        <w:rPr>
+          <w:rFonts w:ascii="Times New Roman" w:hAnsi="Times New Roman" w:cs="Times New Roman"/>
+          <w:sz w:val="28"/>
+          <w:szCs w:val="28"/>
+        </w:rPr>
+      </w:pPr>
+      <w:r>
+        <w:rPr>
+          <w:rFonts w:ascii="Times New Roman" w:hAnsi="Times New Roman" w:cs="Times New Roman"/>
+          <w:sz w:val="28"/>
+          <w:szCs w:val="28"/>
+        </w:rPr>
+        <w:t xml:space="preserve">  * Attendance percentage input</w:t>
+      </w:r>
+    </w:p>
+    <w:p>
+      <w:pPr>
+        <w:spacing w:line="276" w:lineRule="auto"/>
+        <w:jc w:val="both"/>
+        <w:rPr>
+          <w:rFonts w:ascii="Times New Roman" w:hAnsi="Times New Roman" w:cs="Times New Roman"/>
+          <w:sz w:val="28"/>
+          <w:szCs w:val="28"/>
+        </w:rPr>
+      </w:pPr>
+      <w:r>
+        <w:rPr>
+          <w:rFonts w:ascii="Times New Roman" w:hAnsi="Times New Roman" w:cs="Times New Roman"/>
+          <w:sz w:val="28"/>
+          <w:szCs w:val="28"/>
+        </w:rPr>
+        <w:t xml:space="preserve">  * Study hours per week input</w:t>
       </w:r>
     </w:p>
     <w:p>
@@ -4200,522 +5118,208 @@
           <w:szCs w:val="28"/>
         </w:rPr>
         <w:lastRenderedPageBreak/>
-        <w:t xml:space="preserve">    - Red: Absent</w:t>
-      </w:r>
-    </w:p>
-    <w:p>
-      <w:pPr>
-        <w:spacing w:line="276" w:lineRule="auto"/>
-        <w:jc w:val="both"/>
-        <w:rPr>
-          <w:rFonts w:ascii="Times New Roman" w:hAnsi="Times New Roman" w:cs="Times New Roman"/>
-          <w:sz w:val="28"/>
-          <w:szCs w:val="28"/>
-        </w:rPr>
-      </w:pPr>
-      <w:r>
-        <w:rPr>
-          <w:rFonts w:ascii="Times New Roman" w:hAnsi="Times New Roman" w:cs="Times New Roman"/>
-          <w:sz w:val="28"/>
-          <w:szCs w:val="28"/>
-        </w:rPr>
-        <w:t xml:space="preserve">    - Blue: Excused</w:t>
-      </w:r>
-    </w:p>
-    <w:p>
-      <w:pPr>
-        <w:spacing w:line="276" w:lineRule="auto"/>
-        <w:jc w:val="both"/>
-        <w:rPr>
-          <w:rFonts w:ascii="Times New Roman" w:hAnsi="Times New Roman" w:cs="Times New Roman"/>
-          <w:sz w:val="28"/>
-          <w:szCs w:val="28"/>
-        </w:rPr>
-      </w:pPr>
-      <w:r>
-        <w:rPr>
-          <w:rFonts w:ascii="Times New Roman" w:hAnsi="Times New Roman" w:cs="Times New Roman"/>
-          <w:sz w:val="28"/>
-          <w:szCs w:val="28"/>
-        </w:rPr>
-        <w:t xml:space="preserve">  * 12-week grid display with day headers (Sun, Mon, Tue, Wed, Thu, Fri, Sat)</w:t>
-      </w:r>
-    </w:p>
-    <w:p>
-      <w:pPr>
-        <w:spacing w:line="276" w:lineRule="auto"/>
-        <w:jc w:val="both"/>
-        <w:rPr>
-          <w:rFonts w:ascii="Times New Roman" w:hAnsi="Times New Roman" w:cs="Times New Roman"/>
-          <w:sz w:val="28"/>
-          <w:szCs w:val="28"/>
-        </w:rPr>
-      </w:pPr>
-      <w:r>
-        <w:rPr>
-          <w:rFonts w:ascii="Times New Roman" w:hAnsi="Times New Roman" w:cs="Times New Roman"/>
-          <w:sz w:val="28"/>
-          <w:szCs w:val="28"/>
-        </w:rPr>
-        <w:t xml:space="preserve">  * Color-coded cells representing attendance status</w:t>
-      </w:r>
-    </w:p>
-    <w:p>
-      <w:pPr>
-        <w:spacing w:line="276" w:lineRule="auto"/>
-        <w:jc w:val="both"/>
-        <w:rPr>
-          <w:rFonts w:ascii="Times New Roman" w:hAnsi="Times New Roman" w:cs="Times New Roman"/>
-          <w:sz w:val="28"/>
-          <w:szCs w:val="28"/>
-        </w:rPr>
-      </w:pPr>
-      <w:r>
-        <w:rPr>
-          <w:rFonts w:ascii="Times New Roman" w:hAnsi="Times New Roman" w:cs="Times New Roman"/>
-          <w:sz w:val="28"/>
-          <w:szCs w:val="28"/>
-        </w:rPr>
-        <w:t xml:space="preserve">  * Statistics showing:</w:t>
-      </w:r>
-    </w:p>
-    <w:p>
-      <w:pPr>
-        <w:spacing w:line="276" w:lineRule="auto"/>
-        <w:jc w:val="both"/>
-        <w:rPr>
-          <w:rFonts w:ascii="Times New Roman" w:hAnsi="Times New Roman" w:cs="Times New Roman"/>
-          <w:sz w:val="28"/>
-          <w:szCs w:val="28"/>
-        </w:rPr>
-      </w:pPr>
-      <w:r>
-        <w:rPr>
-          <w:rFonts w:ascii="Times New Roman" w:hAnsi="Times New Roman" w:cs="Times New Roman"/>
-          <w:sz w:val="28"/>
-          <w:szCs w:val="28"/>
-        </w:rPr>
-        <w:t xml:space="preserve">    - Overall attendance percentage</w:t>
-      </w:r>
-    </w:p>
-    <w:p>
-      <w:pPr>
-        <w:spacing w:line="276" w:lineRule="auto"/>
-        <w:jc w:val="both"/>
-        <w:rPr>
-          <w:rFonts w:ascii="Times New Roman" w:hAnsi="Times New Roman" w:cs="Times New Roman"/>
-          <w:sz w:val="28"/>
-          <w:szCs w:val="28"/>
-        </w:rPr>
-      </w:pPr>
-      <w:r>
-        <w:rPr>
-          <w:rFonts w:ascii="Times New Roman" w:hAnsi="Times New Roman" w:cs="Times New Roman"/>
-          <w:sz w:val="28"/>
-          <w:szCs w:val="28"/>
-        </w:rPr>
-        <w:t xml:space="preserve">    - Total attendance records count</w:t>
-      </w:r>
-    </w:p>
-    <w:p>
-      <w:pPr>
-        <w:spacing w:line="276" w:lineRule="auto"/>
-        <w:jc w:val="both"/>
-        <w:rPr>
-          <w:rFonts w:ascii="Times New Roman" w:hAnsi="Times New Roman" w:cs="Times New Roman"/>
-          <w:sz w:val="28"/>
-          <w:szCs w:val="28"/>
-        </w:rPr>
-      </w:pPr>
-      <w:r>
-        <w:rPr>
-          <w:rFonts w:ascii="Times New Roman" w:hAnsi="Times New Roman" w:cs="Times New Roman"/>
-          <w:sz w:val="28"/>
-          <w:szCs w:val="28"/>
-        </w:rPr>
-        <w:t>- Subject Performance Breakdown section:</w:t>
-      </w:r>
-    </w:p>
-    <w:p>
-      <w:pPr>
-        <w:spacing w:line="276" w:lineRule="auto"/>
-        <w:jc w:val="both"/>
-        <w:rPr>
-          <w:rFonts w:ascii="Times New Roman" w:hAnsi="Times New Roman" w:cs="Times New Roman"/>
-          <w:sz w:val="28"/>
-          <w:szCs w:val="28"/>
-        </w:rPr>
-      </w:pPr>
-      <w:r>
-        <w:rPr>
-          <w:rFonts w:ascii="Times New Roman" w:hAnsi="Times New Roman" w:cs="Times New Roman"/>
-          <w:sz w:val="28"/>
-          <w:szCs w:val="28"/>
-        </w:rPr>
-        <w:t xml:space="preserve">  * Section title: "Subject Performance Breakdown"</w:t>
-      </w:r>
-    </w:p>
-    <w:p>
-      <w:pPr>
-        <w:spacing w:line="276" w:lineRule="auto"/>
-        <w:jc w:val="both"/>
-        <w:rPr>
-          <w:rFonts w:ascii="Times New Roman" w:hAnsi="Times New Roman" w:cs="Times New Roman"/>
-          <w:sz w:val="28"/>
-          <w:szCs w:val="28"/>
-        </w:rPr>
-      </w:pPr>
-      <w:r>
-        <w:rPr>
-          <w:rFonts w:ascii="Times New Roman" w:hAnsi="Times New Roman" w:cs="Times New Roman"/>
-          <w:sz w:val="28"/>
-          <w:szCs w:val="28"/>
-        </w:rPr>
-        <w:t xml:space="preserve">  * Subject cards for each enrolled subject showing:</w:t>
-      </w:r>
-    </w:p>
-    <w:p>
-      <w:pPr>
-        <w:spacing w:line="276" w:lineRule="auto"/>
-        <w:jc w:val="both"/>
-        <w:rPr>
-          <w:rFonts w:ascii="Times New Roman" w:hAnsi="Times New Roman" w:cs="Times New Roman"/>
-          <w:sz w:val="28"/>
-          <w:szCs w:val="28"/>
-        </w:rPr>
-      </w:pPr>
-      <w:r>
-        <w:rPr>
-          <w:rFonts w:ascii="Times New Roman" w:hAnsi="Times New Roman" w:cs="Times New Roman"/>
-          <w:sz w:val="28"/>
-          <w:szCs w:val="28"/>
-        </w:rPr>
-        <w:t xml:space="preserve">    - Subject name</w:t>
-      </w:r>
-    </w:p>
-    <w:p>
-      <w:pPr>
-        <w:spacing w:line="276" w:lineRule="auto"/>
-        <w:jc w:val="both"/>
-        <w:rPr>
-          <w:rFonts w:ascii="Times New Roman" w:hAnsi="Times New Roman" w:cs="Times New Roman"/>
-          <w:sz w:val="28"/>
-          <w:szCs w:val="28"/>
-        </w:rPr>
-      </w:pPr>
-      <w:r>
-        <w:rPr>
-          <w:rFonts w:ascii="Times New Roman" w:hAnsi="Times New Roman" w:cs="Times New Roman"/>
-          <w:sz w:val="28"/>
-          <w:szCs w:val="28"/>
-        </w:rPr>
-        <w:t xml:space="preserve">    - Average assignment score with progress bar</w:t>
-      </w:r>
-    </w:p>
-    <w:p>
-      <w:pPr>
-        <w:spacing w:line="276" w:lineRule="auto"/>
-        <w:jc w:val="both"/>
-        <w:rPr>
-          <w:rFonts w:ascii="Times New Roman" w:hAnsi="Times New Roman" w:cs="Times New Roman"/>
-          <w:sz w:val="28"/>
-          <w:szCs w:val="28"/>
-        </w:rPr>
-      </w:pPr>
-      <w:r>
-        <w:rPr>
-          <w:rFonts w:ascii="Times New Roman" w:hAnsi="Times New Roman" w:cs="Times New Roman"/>
-          <w:sz w:val="28"/>
-          <w:szCs w:val="28"/>
-        </w:rPr>
-        <w:t xml:space="preserve">    - Average quiz score with progress bar</w:t>
-      </w:r>
-    </w:p>
-    <w:p>
-      <w:pPr>
-        <w:spacing w:line="276" w:lineRule="auto"/>
-        <w:jc w:val="both"/>
-        <w:rPr>
-          <w:rFonts w:ascii="Times New Roman" w:hAnsi="Times New Roman" w:cs="Times New Roman"/>
-          <w:sz w:val="28"/>
-          <w:szCs w:val="28"/>
-        </w:rPr>
-      </w:pPr>
-      <w:r>
-        <w:rPr>
-          <w:rFonts w:ascii="Times New Roman" w:hAnsi="Times New Roman" w:cs="Times New Roman"/>
-          <w:sz w:val="28"/>
-          <w:szCs w:val="28"/>
-        </w:rPr>
-        <w:t xml:space="preserve">    - Average exam score with progress bar</w:t>
-      </w:r>
-    </w:p>
-    <w:p>
-      <w:pPr>
-        <w:spacing w:line="276" w:lineRule="auto"/>
-        <w:jc w:val="both"/>
-        <w:rPr>
-          <w:rFonts w:ascii="Times New Roman" w:hAnsi="Times New Roman" w:cs="Times New Roman"/>
-          <w:sz w:val="28"/>
-          <w:szCs w:val="28"/>
-        </w:rPr>
-      </w:pPr>
-      <w:r>
-        <w:rPr>
-          <w:rFonts w:ascii="Times New Roman" w:hAnsi="Times New Roman" w:cs="Times New Roman"/>
-          <w:sz w:val="28"/>
-          <w:szCs w:val="28"/>
-        </w:rPr>
-        <w:t xml:space="preserve">    - Average final grade with highlighted progress bar</w:t>
-      </w:r>
-    </w:p>
-    <w:p>
-      <w:pPr>
-        <w:spacing w:line="276" w:lineRule="auto"/>
-        <w:jc w:val="both"/>
-        <w:rPr>
-          <w:rFonts w:ascii="Times New Roman" w:hAnsi="Times New Roman" w:cs="Times New Roman"/>
-          <w:sz w:val="28"/>
-          <w:szCs w:val="28"/>
-        </w:rPr>
-      </w:pPr>
-      <w:r>
-        <w:rPr>
-          <w:rFonts w:ascii="Times New Roman" w:hAnsi="Times New Roman" w:cs="Times New Roman"/>
-          <w:sz w:val="28"/>
-          <w:szCs w:val="28"/>
-        </w:rPr>
-        <w:t xml:space="preserve">    - Number of grades recorded</w:t>
-      </w:r>
-    </w:p>
-    <w:p>
-      <w:pPr>
-        <w:spacing w:line="276" w:lineRule="auto"/>
-        <w:jc w:val="both"/>
-        <w:rPr>
-          <w:rFonts w:ascii="Times New Roman" w:hAnsi="Times New Roman" w:cs="Times New Roman"/>
-          <w:sz w:val="28"/>
-          <w:szCs w:val="28"/>
-        </w:rPr>
-      </w:pPr>
-      <w:r>
-        <w:rPr>
-          <w:rFonts w:ascii="Times New Roman" w:hAnsi="Times New Roman" w:cs="Times New Roman"/>
-          <w:sz w:val="28"/>
-          <w:szCs w:val="28"/>
-        </w:rPr>
-        <w:t>- Performance Summary section:</w:t>
-      </w:r>
-    </w:p>
-    <w:p>
-      <w:pPr>
-        <w:spacing w:line="276" w:lineRule="auto"/>
-        <w:jc w:val="both"/>
-        <w:rPr>
-          <w:rFonts w:ascii="Times New Roman" w:hAnsi="Times New Roman" w:cs="Times New Roman"/>
-          <w:sz w:val="28"/>
-          <w:szCs w:val="28"/>
-        </w:rPr>
-      </w:pPr>
-      <w:r>
-        <w:rPr>
-          <w:rFonts w:ascii="Times New Roman" w:hAnsi="Times New Roman" w:cs="Times New Roman"/>
-          <w:sz w:val="28"/>
-          <w:szCs w:val="28"/>
-        </w:rPr>
-        <w:t xml:space="preserve">  * GPA display card showing:</w:t>
-      </w:r>
-    </w:p>
-    <w:p>
-      <w:pPr>
-        <w:spacing w:line="276" w:lineRule="auto"/>
-        <w:jc w:val="both"/>
-        <w:rPr>
-          <w:rFonts w:ascii="Times New Roman" w:hAnsi="Times New Roman" w:cs="Times New Roman"/>
-          <w:sz w:val="28"/>
-          <w:szCs w:val="28"/>
-        </w:rPr>
-      </w:pPr>
-      <w:r>
-        <w:rPr>
-          <w:rFonts w:ascii="Times New Roman" w:hAnsi="Times New Roman" w:cs="Times New Roman"/>
-          <w:sz w:val="28"/>
-          <w:szCs w:val="28"/>
-        </w:rPr>
-        <w:t xml:space="preserve">    - Overall GPA (e.g., "3.25 / 4.0")</w:t>
-      </w:r>
-    </w:p>
-    <w:p>
-      <w:pPr>
-        <w:spacing w:line="276" w:lineRule="auto"/>
-        <w:jc w:val="both"/>
-        <w:rPr>
-          <w:rFonts w:ascii="Times New Roman" w:hAnsi="Times New Roman" w:cs="Times New Roman"/>
-          <w:sz w:val="28"/>
-          <w:szCs w:val="28"/>
-        </w:rPr>
-      </w:pPr>
-      <w:r>
-        <w:rPr>
-          <w:rFonts w:ascii="Times New Roman" w:hAnsi="Times New Roman" w:cs="Times New Roman"/>
-          <w:sz w:val="28"/>
-          <w:szCs w:val="28"/>
-        </w:rPr>
-        <w:t xml:space="preserve">  * Academic status card showing:</w:t>
-      </w:r>
-    </w:p>
-    <w:p>
-      <w:pPr>
-        <w:spacing w:line="276" w:lineRule="auto"/>
-        <w:jc w:val="both"/>
-        <w:rPr>
-          <w:rFonts w:ascii="Times New Roman" w:hAnsi="Times New Roman" w:cs="Times New Roman"/>
-          <w:sz w:val="28"/>
-          <w:szCs w:val="28"/>
-        </w:rPr>
-      </w:pPr>
-      <w:r>
-        <w:rPr>
-          <w:rFonts w:ascii="Times New Roman" w:hAnsi="Times New Roman" w:cs="Times New Roman"/>
-          <w:sz w:val="28"/>
-          <w:szCs w:val="28"/>
-        </w:rPr>
-        <w:t xml:space="preserve">    - Status badge: "On Track" or "At Risk"</w:t>
-      </w:r>
-    </w:p>
-    <w:p>
-      <w:pPr>
-        <w:spacing w:line="276" w:lineRule="auto"/>
-        <w:jc w:val="both"/>
-        <w:rPr>
-          <w:rFonts w:ascii="Times New Roman" w:hAnsi="Times New Roman" w:cs="Times New Roman"/>
-          <w:sz w:val="28"/>
-          <w:szCs w:val="28"/>
-        </w:rPr>
-      </w:pPr>
-      <w:r>
-        <w:rPr>
-          <w:rFonts w:ascii="Times New Roman" w:hAnsi="Times New Roman" w:cs="Times New Roman"/>
-          <w:sz w:val="28"/>
-          <w:szCs w:val="28"/>
-        </w:rPr>
-        <w:t xml:space="preserve">    - Status description and recommendations</w:t>
-      </w:r>
-    </w:p>
-    <w:p>
-      <w:pPr>
-        <w:spacing w:line="276" w:lineRule="auto"/>
-        <w:jc w:val="both"/>
-        <w:rPr>
-          <w:rFonts w:ascii="Times New Roman" w:hAnsi="Times New Roman" w:cs="Times New Roman"/>
-          <w:sz w:val="28"/>
-          <w:szCs w:val="28"/>
-        </w:rPr>
-      </w:pPr>
-    </w:p>
-    <w:p>
-      <w:pPr>
-        <w:spacing w:line="276" w:lineRule="auto"/>
-        <w:jc w:val="both"/>
-        <w:rPr>
-          <w:rFonts w:ascii="Times New Roman" w:hAnsi="Times New Roman" w:cs="Times New Roman"/>
-          <w:sz w:val="28"/>
-          <w:szCs w:val="28"/>
-        </w:rPr>
-      </w:pPr>
-    </w:p>
-    <w:p>
-      <w:pPr>
-        <w:spacing w:line="276" w:lineRule="auto"/>
-        <w:jc w:val="both"/>
-        <w:rPr>
-          <w:rFonts w:ascii="Times New Roman" w:hAnsi="Times New Roman" w:cs="Times New Roman"/>
-          <w:sz w:val="28"/>
-          <w:szCs w:val="28"/>
-        </w:rPr>
-      </w:pPr>
-    </w:p>
-    <w:p>
-      <w:pPr>
-        <w:spacing w:line="276" w:lineRule="auto"/>
-        <w:jc w:val="both"/>
-        <w:rPr>
-          <w:rFonts w:ascii="Times New Roman" w:hAnsi="Times New Roman" w:cs="Times New Roman"/>
-          <w:sz w:val="28"/>
-          <w:szCs w:val="28"/>
-        </w:rPr>
-      </w:pPr>
-    </w:p>
-    <w:p>
-      <w:pPr>
-        <w:spacing w:line="276" w:lineRule="auto"/>
-        <w:jc w:val="both"/>
-        <w:rPr>
-          <w:rFonts w:ascii="Times New Roman" w:hAnsi="Times New Roman" w:cs="Times New Roman"/>
-          <w:sz w:val="28"/>
-          <w:szCs w:val="28"/>
-        </w:rPr>
-      </w:pPr>
-    </w:p>
-    <w:p>
-      <w:pPr>
-        <w:spacing w:line="276" w:lineRule="auto"/>
-        <w:jc w:val="both"/>
-        <w:rPr>
-          <w:rFonts w:ascii="Times New Roman" w:hAnsi="Times New Roman" w:cs="Times New Roman"/>
-          <w:sz w:val="28"/>
-          <w:szCs w:val="28"/>
-        </w:rPr>
-      </w:pPr>
-    </w:p>
-    <w:p>
-      <w:pPr>
-        <w:spacing w:line="276" w:lineRule="auto"/>
-        <w:jc w:val="both"/>
-        <w:rPr>
-          <w:rFonts w:ascii="Times New Roman" w:hAnsi="Times New Roman" w:cs="Times New Roman"/>
-          <w:sz w:val="28"/>
-          <w:szCs w:val="28"/>
-        </w:rPr>
-      </w:pPr>
-    </w:p>
-    <w:p>
-      <w:pPr>
-        <w:spacing w:line="276" w:lineRule="auto"/>
-        <w:jc w:val="both"/>
-        <w:rPr>
-          <w:rFonts w:ascii="Times New Roman" w:hAnsi="Times New Roman" w:cs="Times New Roman"/>
-          <w:sz w:val="28"/>
-          <w:szCs w:val="28"/>
-        </w:rPr>
-      </w:pPr>
-      <w:r>
-        <w:rPr>
-          <w:rFonts w:ascii="Times New Roman" w:hAnsi="Times New Roman" w:cs="Times New Roman"/>
-          <w:sz w:val="28"/>
-          <w:szCs w:val="28"/>
-        </w:rPr>
-        <w:lastRenderedPageBreak/>
-        <w:t>-Student uses the Prediction tool</w:t>
-      </w:r>
-    </w:p>
-    <w:p>
-      <w:pPr>
-        <w:spacing w:line="276" w:lineRule="auto"/>
-        <w:jc w:val="both"/>
-        <w:rPr>
-          <w:rFonts w:ascii="Times New Roman" w:hAnsi="Times New Roman" w:cs="Times New Roman"/>
-          <w:sz w:val="28"/>
-          <w:szCs w:val="28"/>
-        </w:rPr>
-      </w:pPr>
-      <w:r>
-        <w:rPr>
-          <w:rFonts w:ascii="Times New Roman" w:hAnsi="Times New Roman" w:cs="Times New Roman"/>
-          <w:sz w:val="28"/>
-          <w:szCs w:val="28"/>
-        </w:rPr>
-        <w:t>[Prediction Tool Display]</w:t>
+        <w:t xml:space="preserve">  * Assignment score input</w:t>
+      </w:r>
+    </w:p>
+    <w:p>
+      <w:pPr>
+        <w:spacing w:line="276" w:lineRule="auto"/>
+        <w:jc w:val="both"/>
+        <w:rPr>
+          <w:rFonts w:ascii="Times New Roman" w:hAnsi="Times New Roman" w:cs="Times New Roman"/>
+          <w:sz w:val="28"/>
+          <w:szCs w:val="28"/>
+        </w:rPr>
+      </w:pPr>
+      <w:r>
+        <w:rPr>
+          <w:rFonts w:ascii="Times New Roman" w:hAnsi="Times New Roman" w:cs="Times New Roman"/>
+          <w:sz w:val="28"/>
+          <w:szCs w:val="28"/>
+        </w:rPr>
+        <w:t xml:space="preserve">  * Quiz score input</w:t>
+      </w:r>
+    </w:p>
+    <w:p>
+      <w:pPr>
+        <w:spacing w:line="276" w:lineRule="auto"/>
+        <w:jc w:val="both"/>
+        <w:rPr>
+          <w:rFonts w:ascii="Times New Roman" w:hAnsi="Times New Roman" w:cs="Times New Roman"/>
+          <w:sz w:val="28"/>
+          <w:szCs w:val="28"/>
+        </w:rPr>
+      </w:pPr>
+      <w:r>
+        <w:rPr>
+          <w:rFonts w:ascii="Times New Roman" w:hAnsi="Times New Roman" w:cs="Times New Roman"/>
+          <w:sz w:val="28"/>
+          <w:szCs w:val="28"/>
+        </w:rPr>
+        <w:t>- Predict button</w:t>
+      </w:r>
+    </w:p>
+    <w:p>
+      <w:pPr>
+        <w:spacing w:line="276" w:lineRule="auto"/>
+        <w:jc w:val="both"/>
+        <w:rPr>
+          <w:rFonts w:ascii="Times New Roman" w:hAnsi="Times New Roman" w:cs="Times New Roman"/>
+          <w:sz w:val="28"/>
+          <w:szCs w:val="28"/>
+        </w:rPr>
+      </w:pPr>
+      <w:r>
+        <w:rPr>
+          <w:rFonts w:ascii="Times New Roman" w:hAnsi="Times New Roman" w:cs="Times New Roman"/>
+          <w:sz w:val="28"/>
+          <w:szCs w:val="28"/>
+        </w:rPr>
+        <w:t>- Result display showing:</w:t>
+      </w:r>
+    </w:p>
+    <w:p>
+      <w:pPr>
+        <w:spacing w:line="276" w:lineRule="auto"/>
+        <w:jc w:val="both"/>
+        <w:rPr>
+          <w:rFonts w:ascii="Times New Roman" w:hAnsi="Times New Roman" w:cs="Times New Roman"/>
+          <w:sz w:val="28"/>
+          <w:szCs w:val="28"/>
+        </w:rPr>
+      </w:pPr>
+      <w:r>
+        <w:rPr>
+          <w:rFonts w:ascii="Times New Roman" w:hAnsi="Times New Roman" w:cs="Times New Roman"/>
+          <w:sz w:val="28"/>
+          <w:szCs w:val="28"/>
+        </w:rPr>
+        <w:t xml:space="preserve">  * Predicted final grade percentage</w:t>
+      </w:r>
+    </w:p>
+    <w:p>
+      <w:pPr>
+        <w:spacing w:line="276" w:lineRule="auto"/>
+        <w:jc w:val="both"/>
+        <w:rPr>
+          <w:rFonts w:ascii="Times New Roman" w:hAnsi="Times New Roman" w:cs="Times New Roman"/>
+          <w:sz w:val="28"/>
+          <w:szCs w:val="28"/>
+        </w:rPr>
+      </w:pPr>
+      <w:r>
+        <w:rPr>
+          <w:rFonts w:ascii="Times New Roman" w:hAnsi="Times New Roman" w:cs="Times New Roman"/>
+          <w:sz w:val="28"/>
+          <w:szCs w:val="28"/>
+        </w:rPr>
+        <w:t xml:space="preserve">  * Performance assessment message</w:t>
+      </w:r>
+    </w:p>
+    <w:p>
+      <w:pPr>
+        <w:spacing w:line="276" w:lineRule="auto"/>
+        <w:jc w:val="both"/>
+        <w:rPr>
+          <w:rFonts w:ascii="Times New Roman" w:hAnsi="Times New Roman" w:cs="Times New Roman"/>
+          <w:sz w:val="28"/>
+          <w:szCs w:val="28"/>
+        </w:rPr>
+      </w:pPr>
+      <w:r>
+        <w:rPr>
+          <w:rFonts w:ascii="Times New Roman" w:hAnsi="Times New Roman" w:cs="Times New Roman"/>
+          <w:sz w:val="28"/>
+          <w:szCs w:val="28"/>
+        </w:rPr>
+        <w:t xml:space="preserve">  * Recommendations for improvement</w:t>
+      </w:r>
+    </w:p>
+    <w:p>
+      <w:pPr>
+        <w:spacing w:line="276" w:lineRule="auto"/>
+        <w:jc w:val="both"/>
+        <w:rPr>
+          <w:rFonts w:ascii="Times New Roman" w:hAnsi="Times New Roman" w:cs="Times New Roman"/>
+          <w:sz w:val="28"/>
+          <w:szCs w:val="28"/>
+        </w:rPr>
+      </w:pPr>
+      <w:r>
+        <w:rPr>
+          <w:rFonts w:ascii="Times New Roman" w:hAnsi="Times New Roman" w:cs="Times New Roman"/>
+          <w:sz w:val="28"/>
+          <w:szCs w:val="28"/>
+        </w:rPr>
+        <w:t>- Current student statistics display</w:t>
+      </w:r>
+    </w:p>
+    <w:p>
+      <w:pPr>
+        <w:spacing w:line="276" w:lineRule="auto"/>
+        <w:jc w:val="both"/>
+        <w:rPr>
+          <w:rFonts w:ascii="Times New Roman" w:hAnsi="Times New Roman" w:cs="Times New Roman"/>
+          <w:sz w:val="28"/>
+          <w:szCs w:val="28"/>
+        </w:rPr>
+      </w:pPr>
+      <w:r>
+        <w:rPr>
+          <w:rFonts w:ascii="Times New Roman" w:hAnsi="Times New Roman" w:cs="Times New Roman"/>
+          <w:sz w:val="28"/>
+          <w:szCs w:val="28"/>
+        </w:rPr>
+        <w:t>- Link to return to dashboard</w:t>
+      </w:r>
+    </w:p>
+    <w:p>
+      <w:pPr>
+        <w:spacing w:line="276" w:lineRule="auto"/>
+        <w:jc w:val="both"/>
+        <w:rPr>
+          <w:rFonts w:ascii="Times New Roman" w:hAnsi="Times New Roman" w:cs="Times New Roman"/>
+          <w:sz w:val="28"/>
+          <w:szCs w:val="28"/>
+        </w:rPr>
+      </w:pPr>
+    </w:p>
+    <w:p>
+      <w:pPr>
+        <w:spacing w:line="276" w:lineRule="auto"/>
+        <w:jc w:val="both"/>
+        <w:rPr>
+          <w:rFonts w:ascii="Times New Roman" w:hAnsi="Times New Roman" w:cs="Times New Roman"/>
+          <w:sz w:val="28"/>
+          <w:szCs w:val="28"/>
+        </w:rPr>
+      </w:pPr>
+      <w:r>
+        <w:rPr>
+          <w:rFonts w:ascii="Times New Roman" w:hAnsi="Times New Roman" w:cs="Times New Roman"/>
+          <w:sz w:val="28"/>
+          <w:szCs w:val="28"/>
+        </w:rPr>
+        <w:t>-Teacher encodes grades for a student</w:t>
+      </w:r>
+    </w:p>
+    <w:p>
+      <w:pPr>
+        <w:spacing w:line="276" w:lineRule="auto"/>
+        <w:jc w:val="both"/>
+        <w:rPr>
+          <w:rFonts w:ascii="Times New Roman" w:hAnsi="Times New Roman" w:cs="Times New Roman"/>
+          <w:sz w:val="28"/>
+          <w:szCs w:val="28"/>
+        </w:rPr>
+      </w:pPr>
+      <w:r>
+        <w:rPr>
+          <w:rFonts w:ascii="Times New Roman" w:hAnsi="Times New Roman" w:cs="Times New Roman"/>
+          <w:sz w:val="28"/>
+          <w:szCs w:val="28"/>
+        </w:rPr>
+        <w:t>[Grade Encoding Display]</w:t>
       </w:r>
     </w:p>
     <w:p>
@@ -4735,10 +5339,10 @@
           <w:szCs w:val="28"/>
         </w:rPr>
         <w:drawing>
-          <wp:inline distT="0" distB="0" distL="0" distR="0" wp14:anchorId="2D64E9E4" wp14:editId="74D9114A">
-            <wp:extent cx="6645910" cy="3173730"/>
-            <wp:effectExtent l="0" t="0" r="2540" b="7620"/>
-            <wp:docPr id="904261129" name="Picture 1"/>
+          <wp:inline distT="0" distB="0" distL="0" distR="0" wp14:anchorId="53C3C93A" wp14:editId="4E6E84BB">
+            <wp:extent cx="6645910" cy="3170555"/>
+            <wp:effectExtent l="0" t="0" r="2540" b="0"/>
+            <wp:docPr id="1069940730" name="Picture 1"/>
             <wp:cNvGraphicFramePr>
               <a:graphicFrameLocks xmlns:a="http://schemas.openxmlformats.org/drawingml/2006/main" noChangeAspect="1"/>
             </wp:cNvGraphicFramePr>
@@ -4746,11 +5350,342 @@
               <a:graphicData uri="http://schemas.openxmlformats.org/drawingml/2006/picture">
                 <pic:pic xmlns:pic="http://schemas.openxmlformats.org/drawingml/2006/picture">
                   <pic:nvPicPr>
-                    <pic:cNvPr id="904261129" name=""/>
+                    <pic:cNvPr id="1069940730" name=""/>
                     <pic:cNvPicPr/>
                   </pic:nvPicPr>
                   <pic:blipFill>
                     <a:blip r:embed="rId11"/>
+                    <a:stretch>
+                      <a:fillRect/>
+                    </a:stretch>
+                  </pic:blipFill>
+                  <pic:spPr>
+                    <a:xfrm>
+                      <a:off x="0" y="0"/>
+                      <a:ext cx="6645910" cy="3170555"/>
+                    </a:xfrm>
+                    <a:prstGeom prst="rect">
+                      <a:avLst/>
+                    </a:prstGeom>
+                  </pic:spPr>
+                </pic:pic>
+              </a:graphicData>
+            </a:graphic>
+          </wp:inline>
+        </w:drawing>
+      </w:r>
+    </w:p>
+    <w:p>
+      <w:pPr>
+        <w:spacing w:line="276" w:lineRule="auto"/>
+        <w:jc w:val="both"/>
+        <w:rPr>
+          <w:rFonts w:ascii="Times New Roman" w:hAnsi="Times New Roman" w:cs="Times New Roman"/>
+          <w:sz w:val="28"/>
+          <w:szCs w:val="28"/>
+        </w:rPr>
+      </w:pPr>
+      <w:r>
+        <w:rPr>
+          <w:rFonts w:ascii="Times New Roman" w:hAnsi="Times New Roman" w:cs="Times New Roman"/>
+          <w:sz w:val="28"/>
+          <w:szCs w:val="28"/>
+        </w:rPr>
+        <w:t>- Page title: "Encode Grades"</w:t>
+      </w:r>
+    </w:p>
+    <w:p>
+      <w:pPr>
+        <w:spacing w:line="276" w:lineRule="auto"/>
+        <w:jc w:val="both"/>
+        <w:rPr>
+          <w:rFonts w:ascii="Times New Roman" w:hAnsi="Times New Roman" w:cs="Times New Roman"/>
+          <w:sz w:val="28"/>
+          <w:szCs w:val="28"/>
+        </w:rPr>
+      </w:pPr>
+      <w:r>
+        <w:rPr>
+          <w:rFonts w:ascii="Times New Roman" w:hAnsi="Times New Roman" w:cs="Times New Roman"/>
+          <w:sz w:val="28"/>
+          <w:szCs w:val="28"/>
+        </w:rPr>
+        <w:t>- Student selection dropdown</w:t>
+      </w:r>
+    </w:p>
+    <w:p>
+      <w:pPr>
+        <w:spacing w:line="276" w:lineRule="auto"/>
+        <w:jc w:val="both"/>
+        <w:rPr>
+          <w:rFonts w:ascii="Times New Roman" w:hAnsi="Times New Roman" w:cs="Times New Roman"/>
+          <w:sz w:val="28"/>
+          <w:szCs w:val="28"/>
+        </w:rPr>
+      </w:pPr>
+      <w:r>
+        <w:rPr>
+          <w:rFonts w:ascii="Times New Roman" w:hAnsi="Times New Roman" w:cs="Times New Roman"/>
+          <w:sz w:val="28"/>
+          <w:szCs w:val="28"/>
+        </w:rPr>
+        <w:t>- Subject input field</w:t>
+      </w:r>
+    </w:p>
+    <w:p>
+      <w:pPr>
+        <w:spacing w:line="276" w:lineRule="auto"/>
+        <w:jc w:val="both"/>
+        <w:rPr>
+          <w:rFonts w:ascii="Times New Roman" w:hAnsi="Times New Roman" w:cs="Times New Roman"/>
+          <w:sz w:val="28"/>
+          <w:szCs w:val="28"/>
+        </w:rPr>
+      </w:pPr>
+      <w:r>
+        <w:rPr>
+          <w:rFonts w:ascii="Times New Roman" w:hAnsi="Times New Roman" w:cs="Times New Roman"/>
+          <w:sz w:val="28"/>
+          <w:szCs w:val="28"/>
+        </w:rPr>
+        <w:t>- Score input fields:</w:t>
+      </w:r>
+    </w:p>
+    <w:p>
+      <w:pPr>
+        <w:spacing w:line="276" w:lineRule="auto"/>
+        <w:jc w:val="both"/>
+        <w:rPr>
+          <w:rFonts w:ascii="Times New Roman" w:hAnsi="Times New Roman" w:cs="Times New Roman"/>
+          <w:sz w:val="28"/>
+          <w:szCs w:val="28"/>
+        </w:rPr>
+      </w:pPr>
+      <w:r>
+        <w:rPr>
+          <w:rFonts w:ascii="Times New Roman" w:hAnsi="Times New Roman" w:cs="Times New Roman"/>
+          <w:sz w:val="28"/>
+          <w:szCs w:val="28"/>
+        </w:rPr>
+        <w:t xml:space="preserve">  * Assignment score</w:t>
+      </w:r>
+    </w:p>
+    <w:p>
+      <w:pPr>
+        <w:spacing w:line="276" w:lineRule="auto"/>
+        <w:jc w:val="both"/>
+        <w:rPr>
+          <w:rFonts w:ascii="Times New Roman" w:hAnsi="Times New Roman" w:cs="Times New Roman"/>
+          <w:sz w:val="28"/>
+          <w:szCs w:val="28"/>
+        </w:rPr>
+      </w:pPr>
+      <w:r>
+        <w:rPr>
+          <w:rFonts w:ascii="Times New Roman" w:hAnsi="Times New Roman" w:cs="Times New Roman"/>
+          <w:sz w:val="28"/>
+          <w:szCs w:val="28"/>
+        </w:rPr>
+        <w:t xml:space="preserve">  * Quiz score</w:t>
+      </w:r>
+    </w:p>
+    <w:p>
+      <w:pPr>
+        <w:spacing w:line="276" w:lineRule="auto"/>
+        <w:jc w:val="both"/>
+        <w:rPr>
+          <w:rFonts w:ascii="Times New Roman" w:hAnsi="Times New Roman" w:cs="Times New Roman"/>
+          <w:sz w:val="28"/>
+          <w:szCs w:val="28"/>
+        </w:rPr>
+      </w:pPr>
+      <w:r>
+        <w:rPr>
+          <w:rFonts w:ascii="Times New Roman" w:hAnsi="Times New Roman" w:cs="Times New Roman"/>
+          <w:sz w:val="28"/>
+          <w:szCs w:val="28"/>
+        </w:rPr>
+        <w:t xml:space="preserve">  * Exam score</w:t>
+      </w:r>
+    </w:p>
+    <w:p>
+      <w:pPr>
+        <w:spacing w:line="276" w:lineRule="auto"/>
+        <w:jc w:val="both"/>
+        <w:rPr>
+          <w:rFonts w:ascii="Times New Roman" w:hAnsi="Times New Roman" w:cs="Times New Roman"/>
+          <w:sz w:val="28"/>
+          <w:szCs w:val="28"/>
+        </w:rPr>
+      </w:pPr>
+      <w:r>
+        <w:rPr>
+          <w:rFonts w:ascii="Times New Roman" w:hAnsi="Times New Roman" w:cs="Times New Roman"/>
+          <w:sz w:val="28"/>
+          <w:szCs w:val="28"/>
+        </w:rPr>
+        <w:lastRenderedPageBreak/>
+        <w:t xml:space="preserve">  * Final grade (auto-calculated or manual)</w:t>
+      </w:r>
+    </w:p>
+    <w:p>
+      <w:pPr>
+        <w:spacing w:line="276" w:lineRule="auto"/>
+        <w:jc w:val="both"/>
+        <w:rPr>
+          <w:rFonts w:ascii="Times New Roman" w:hAnsi="Times New Roman" w:cs="Times New Roman"/>
+          <w:sz w:val="28"/>
+          <w:szCs w:val="28"/>
+        </w:rPr>
+      </w:pPr>
+      <w:r>
+        <w:rPr>
+          <w:rFonts w:ascii="Times New Roman" w:hAnsi="Times New Roman" w:cs="Times New Roman"/>
+          <w:sz w:val="28"/>
+          <w:szCs w:val="28"/>
+        </w:rPr>
+        <w:t>- Save button</w:t>
+      </w:r>
+    </w:p>
+    <w:p>
+      <w:pPr>
+        <w:spacing w:line="276" w:lineRule="auto"/>
+        <w:jc w:val="both"/>
+        <w:rPr>
+          <w:rFonts w:ascii="Times New Roman" w:hAnsi="Times New Roman" w:cs="Times New Roman"/>
+          <w:sz w:val="28"/>
+          <w:szCs w:val="28"/>
+        </w:rPr>
+      </w:pPr>
+      <w:r>
+        <w:rPr>
+          <w:rFonts w:ascii="Times New Roman" w:hAnsi="Times New Roman" w:cs="Times New Roman"/>
+          <w:sz w:val="28"/>
+          <w:szCs w:val="28"/>
+        </w:rPr>
+        <w:t>- Success message after saving</w:t>
+      </w:r>
+    </w:p>
+    <w:p>
+      <w:pPr>
+        <w:spacing w:line="276" w:lineRule="auto"/>
+        <w:jc w:val="both"/>
+        <w:rPr>
+          <w:rFonts w:ascii="Times New Roman" w:hAnsi="Times New Roman" w:cs="Times New Roman"/>
+          <w:sz w:val="28"/>
+          <w:szCs w:val="28"/>
+        </w:rPr>
+      </w:pPr>
+      <w:r>
+        <w:rPr>
+          <w:rFonts w:ascii="Times New Roman" w:hAnsi="Times New Roman" w:cs="Times New Roman"/>
+          <w:sz w:val="28"/>
+          <w:szCs w:val="28"/>
+        </w:rPr>
+        <w:t>- List of recently encoded grades</w:t>
+      </w:r>
+    </w:p>
+    <w:p>
+      <w:pPr>
+        <w:spacing w:line="276" w:lineRule="auto"/>
+        <w:jc w:val="both"/>
+        <w:rPr>
+          <w:rFonts w:ascii="Times New Roman" w:hAnsi="Times New Roman" w:cs="Times New Roman"/>
+          <w:sz w:val="28"/>
+          <w:szCs w:val="28"/>
+        </w:rPr>
+      </w:pPr>
+      <w:r>
+        <w:rPr>
+          <w:rFonts w:ascii="Times New Roman" w:hAnsi="Times New Roman" w:cs="Times New Roman"/>
+          <w:sz w:val="28"/>
+          <w:szCs w:val="28"/>
+        </w:rPr>
+        <w:t>- Link to return to dashboard</w:t>
+      </w:r>
+    </w:p>
+    <w:p>
+      <w:pPr>
+        <w:spacing w:line="276" w:lineRule="auto"/>
+        <w:jc w:val="both"/>
+        <w:rPr>
+          <w:rFonts w:ascii="Times New Roman" w:hAnsi="Times New Roman" w:cs="Times New Roman"/>
+          <w:sz w:val="28"/>
+          <w:szCs w:val="28"/>
+        </w:rPr>
+      </w:pPr>
+    </w:p>
+    <w:p>
+      <w:pPr>
+        <w:spacing w:line="276" w:lineRule="auto"/>
+        <w:jc w:val="both"/>
+        <w:rPr>
+          <w:rFonts w:ascii="Times New Roman" w:hAnsi="Times New Roman" w:cs="Times New Roman"/>
+          <w:sz w:val="28"/>
+          <w:szCs w:val="28"/>
+        </w:rPr>
+      </w:pPr>
+      <w:r>
+        <w:rPr>
+          <w:rFonts w:ascii="Times New Roman" w:hAnsi="Times New Roman" w:cs="Times New Roman"/>
+          <w:sz w:val="28"/>
+          <w:szCs w:val="28"/>
+        </w:rPr>
+        <w:t>-Teacher records student attendance</w:t>
+      </w:r>
+    </w:p>
+    <w:p>
+      <w:pPr>
+        <w:spacing w:line="276" w:lineRule="auto"/>
+        <w:jc w:val="both"/>
+        <w:rPr>
+          <w:rFonts w:ascii="Times New Roman" w:hAnsi="Times New Roman" w:cs="Times New Roman"/>
+          <w:sz w:val="28"/>
+          <w:szCs w:val="28"/>
+        </w:rPr>
+      </w:pPr>
+      <w:r>
+        <w:rPr>
+          <w:rFonts w:ascii="Times New Roman" w:hAnsi="Times New Roman" w:cs="Times New Roman"/>
+          <w:sz w:val="28"/>
+          <w:szCs w:val="28"/>
+        </w:rPr>
+        <w:t>[Attendance Recording Display]</w:t>
+      </w:r>
+    </w:p>
+    <w:p>
+      <w:pPr>
+        <w:spacing w:line="276" w:lineRule="auto"/>
+        <w:jc w:val="both"/>
+        <w:rPr>
+          <w:rFonts w:ascii="Times New Roman" w:hAnsi="Times New Roman" w:cs="Times New Roman"/>
+          <w:sz w:val="28"/>
+          <w:szCs w:val="28"/>
+        </w:rPr>
+      </w:pPr>
+      <w:r>
+        <w:rPr>
+          <w:rFonts w:ascii="Times New Roman" w:hAnsi="Times New Roman" w:cs="Times New Roman"/>
+          <w:sz w:val="28"/>
+          <w:szCs w:val="28"/>
+        </w:rPr>
+        <w:drawing>
+          <wp:inline distT="0" distB="0" distL="0" distR="0" wp14:anchorId="1F3B4573" wp14:editId="114FE4E9">
+            <wp:extent cx="6645910" cy="3173730"/>
+            <wp:effectExtent l="0" t="0" r="2540" b="7620"/>
+            <wp:docPr id="841149452" name="Picture 1"/>
+            <wp:cNvGraphicFramePr>
+              <a:graphicFrameLocks xmlns:a="http://schemas.openxmlformats.org/drawingml/2006/main" noChangeAspect="1"/>
+            </wp:cNvGraphicFramePr>
+            <a:graphic xmlns:a="http://schemas.openxmlformats.org/drawingml/2006/main">
+              <a:graphicData uri="http://schemas.openxmlformats.org/drawingml/2006/picture">
+                <pic:pic xmlns:pic="http://schemas.openxmlformats.org/drawingml/2006/picture">
+                  <pic:nvPicPr>
+                    <pic:cNvPr id="841149452" name=""/>
+                    <pic:cNvPicPr/>
+                  </pic:nvPicPr>
+                  <pic:blipFill>
+                    <a:blip r:embed="rId12"/>
                     <a:stretch>
                       <a:fillRect/>
                     </a:stretch>
@@ -4787,232 +5722,140 @@
           <w:sz w:val="28"/>
           <w:szCs w:val="28"/>
         </w:rPr>
-        <w:t>- Page title: "</w:t>
-      </w:r>
-      <w:r>
-        <w:rPr>
-          <w:rFonts w:ascii="Times New Roman" w:hAnsi="Times New Roman" w:cs="Times New Roman"/>
-          <w:sz w:val="28"/>
-          <w:szCs w:val="28"/>
-        </w:rPr>
-        <w:t xml:space="preserve">Performance </w:t>
-      </w:r>
-      <w:r>
-        <w:rPr>
-          <w:rFonts w:ascii="Times New Roman" w:hAnsi="Times New Roman" w:cs="Times New Roman"/>
-          <w:sz w:val="28"/>
-          <w:szCs w:val="28"/>
-        </w:rPr>
-        <w:t>Prediction"</w:t>
-      </w:r>
-    </w:p>
-    <w:p>
-      <w:pPr>
-        <w:spacing w:line="276" w:lineRule="auto"/>
-        <w:jc w:val="both"/>
-        <w:rPr>
-          <w:rFonts w:ascii="Times New Roman" w:hAnsi="Times New Roman" w:cs="Times New Roman"/>
-          <w:sz w:val="28"/>
-          <w:szCs w:val="28"/>
-        </w:rPr>
-      </w:pPr>
-      <w:r>
-        <w:rPr>
-          <w:rFonts w:ascii="Times New Roman" w:hAnsi="Times New Roman" w:cs="Times New Roman"/>
-          <w:sz w:val="28"/>
-          <w:szCs w:val="28"/>
-        </w:rPr>
-        <w:t>- Input form with fields:</w:t>
-      </w:r>
-    </w:p>
-    <w:p>
-      <w:pPr>
-        <w:spacing w:line="276" w:lineRule="auto"/>
-        <w:jc w:val="both"/>
-        <w:rPr>
-          <w:rFonts w:ascii="Times New Roman" w:hAnsi="Times New Roman" w:cs="Times New Roman"/>
-          <w:sz w:val="28"/>
-          <w:szCs w:val="28"/>
-        </w:rPr>
-      </w:pPr>
-      <w:r>
-        <w:rPr>
-          <w:rFonts w:ascii="Times New Roman" w:hAnsi="Times New Roman" w:cs="Times New Roman"/>
-          <w:sz w:val="28"/>
-          <w:szCs w:val="28"/>
-        </w:rPr>
-        <w:t xml:space="preserve">  * Attendance percentage input</w:t>
-      </w:r>
-    </w:p>
-    <w:p>
-      <w:pPr>
-        <w:spacing w:line="276" w:lineRule="auto"/>
-        <w:jc w:val="both"/>
-        <w:rPr>
-          <w:rFonts w:ascii="Times New Roman" w:hAnsi="Times New Roman" w:cs="Times New Roman"/>
-          <w:sz w:val="28"/>
-          <w:szCs w:val="28"/>
-        </w:rPr>
-      </w:pPr>
-      <w:r>
-        <w:rPr>
-          <w:rFonts w:ascii="Times New Roman" w:hAnsi="Times New Roman" w:cs="Times New Roman"/>
-          <w:sz w:val="28"/>
-          <w:szCs w:val="28"/>
-        </w:rPr>
-        <w:t xml:space="preserve">  * Study hours per week input</w:t>
-      </w:r>
-    </w:p>
-    <w:p>
-      <w:pPr>
-        <w:spacing w:line="276" w:lineRule="auto"/>
-        <w:jc w:val="both"/>
-        <w:rPr>
-          <w:rFonts w:ascii="Times New Roman" w:hAnsi="Times New Roman" w:cs="Times New Roman"/>
-          <w:sz w:val="28"/>
-          <w:szCs w:val="28"/>
-        </w:rPr>
-      </w:pPr>
-      <w:r>
-        <w:rPr>
-          <w:rFonts w:ascii="Times New Roman" w:hAnsi="Times New Roman" w:cs="Times New Roman"/>
-          <w:sz w:val="28"/>
-          <w:szCs w:val="28"/>
-        </w:rPr>
-        <w:t xml:space="preserve">  * Assignment score input</w:t>
-      </w:r>
-    </w:p>
-    <w:p>
-      <w:pPr>
-        <w:spacing w:line="276" w:lineRule="auto"/>
-        <w:jc w:val="both"/>
-        <w:rPr>
-          <w:rFonts w:ascii="Times New Roman" w:hAnsi="Times New Roman" w:cs="Times New Roman"/>
-          <w:sz w:val="28"/>
-          <w:szCs w:val="28"/>
-        </w:rPr>
-      </w:pPr>
-      <w:r>
-        <w:rPr>
-          <w:rFonts w:ascii="Times New Roman" w:hAnsi="Times New Roman" w:cs="Times New Roman"/>
-          <w:sz w:val="28"/>
-          <w:szCs w:val="28"/>
-        </w:rPr>
-        <w:t xml:space="preserve">  * Quiz score input</w:t>
-      </w:r>
-    </w:p>
-    <w:p>
-      <w:pPr>
-        <w:spacing w:line="276" w:lineRule="auto"/>
-        <w:jc w:val="both"/>
-        <w:rPr>
-          <w:rFonts w:ascii="Times New Roman" w:hAnsi="Times New Roman" w:cs="Times New Roman"/>
-          <w:sz w:val="28"/>
-          <w:szCs w:val="28"/>
-        </w:rPr>
-      </w:pPr>
-      <w:r>
-        <w:rPr>
-          <w:rFonts w:ascii="Times New Roman" w:hAnsi="Times New Roman" w:cs="Times New Roman"/>
-          <w:sz w:val="28"/>
-          <w:szCs w:val="28"/>
-        </w:rPr>
-        <w:t>- Predict button</w:t>
-      </w:r>
-    </w:p>
-    <w:p>
-      <w:pPr>
-        <w:spacing w:line="276" w:lineRule="auto"/>
-        <w:jc w:val="both"/>
-        <w:rPr>
-          <w:rFonts w:ascii="Times New Roman" w:hAnsi="Times New Roman" w:cs="Times New Roman"/>
-          <w:sz w:val="28"/>
-          <w:szCs w:val="28"/>
-        </w:rPr>
-      </w:pPr>
-      <w:r>
-        <w:rPr>
-          <w:rFonts w:ascii="Times New Roman" w:hAnsi="Times New Roman" w:cs="Times New Roman"/>
-          <w:sz w:val="28"/>
-          <w:szCs w:val="28"/>
-        </w:rPr>
-        <w:t>- Result display showing:</w:t>
-      </w:r>
-    </w:p>
-    <w:p>
-      <w:pPr>
-        <w:spacing w:line="276" w:lineRule="auto"/>
-        <w:jc w:val="both"/>
-        <w:rPr>
-          <w:rFonts w:ascii="Times New Roman" w:hAnsi="Times New Roman" w:cs="Times New Roman"/>
-          <w:sz w:val="28"/>
-          <w:szCs w:val="28"/>
-        </w:rPr>
-      </w:pPr>
-      <w:r>
-        <w:rPr>
-          <w:rFonts w:ascii="Times New Roman" w:hAnsi="Times New Roman" w:cs="Times New Roman"/>
-          <w:sz w:val="28"/>
-          <w:szCs w:val="28"/>
-        </w:rPr>
-        <w:t xml:space="preserve">  * Predicted final grade percentage</w:t>
-      </w:r>
-    </w:p>
-    <w:p>
-      <w:pPr>
-        <w:spacing w:line="276" w:lineRule="auto"/>
-        <w:jc w:val="both"/>
-        <w:rPr>
-          <w:rFonts w:ascii="Times New Roman" w:hAnsi="Times New Roman" w:cs="Times New Roman"/>
-          <w:sz w:val="28"/>
-          <w:szCs w:val="28"/>
-        </w:rPr>
-      </w:pPr>
-      <w:r>
-        <w:rPr>
-          <w:rFonts w:ascii="Times New Roman" w:hAnsi="Times New Roman" w:cs="Times New Roman"/>
-          <w:sz w:val="28"/>
-          <w:szCs w:val="28"/>
-        </w:rPr>
-        <w:t xml:space="preserve">  * Performance assessment message</w:t>
-      </w:r>
-    </w:p>
-    <w:p>
-      <w:pPr>
-        <w:spacing w:line="276" w:lineRule="auto"/>
-        <w:jc w:val="both"/>
-        <w:rPr>
-          <w:rFonts w:ascii="Times New Roman" w:hAnsi="Times New Roman" w:cs="Times New Roman"/>
-          <w:sz w:val="28"/>
-          <w:szCs w:val="28"/>
-        </w:rPr>
-      </w:pPr>
-      <w:r>
-        <w:rPr>
-          <w:rFonts w:ascii="Times New Roman" w:hAnsi="Times New Roman" w:cs="Times New Roman"/>
-          <w:sz w:val="28"/>
-          <w:szCs w:val="28"/>
-        </w:rPr>
-        <w:t xml:space="preserve">  * Recommendations for improvement</w:t>
-      </w:r>
-    </w:p>
-    <w:p>
-      <w:pPr>
-        <w:spacing w:line="276" w:lineRule="auto"/>
-        <w:jc w:val="both"/>
-        <w:rPr>
-          <w:rFonts w:ascii="Times New Roman" w:hAnsi="Times New Roman" w:cs="Times New Roman"/>
-          <w:sz w:val="28"/>
-          <w:szCs w:val="28"/>
-        </w:rPr>
-      </w:pPr>
-      <w:r>
-        <w:rPr>
-          <w:rFonts w:ascii="Times New Roman" w:hAnsi="Times New Roman" w:cs="Times New Roman"/>
-          <w:sz w:val="28"/>
-          <w:szCs w:val="28"/>
-        </w:rPr>
-        <w:t>- Current student statistics display</w:t>
+        <w:t>- Page title: "Attendance Tracking"</w:t>
+      </w:r>
+    </w:p>
+    <w:p>
+      <w:pPr>
+        <w:spacing w:line="276" w:lineRule="auto"/>
+        <w:jc w:val="both"/>
+        <w:rPr>
+          <w:rFonts w:ascii="Times New Roman" w:hAnsi="Times New Roman" w:cs="Times New Roman"/>
+          <w:sz w:val="28"/>
+          <w:szCs w:val="28"/>
+        </w:rPr>
+      </w:pPr>
+      <w:r>
+        <w:rPr>
+          <w:rFonts w:ascii="Times New Roman" w:hAnsi="Times New Roman" w:cs="Times New Roman"/>
+          <w:sz w:val="28"/>
+          <w:szCs w:val="28"/>
+        </w:rPr>
+        <w:t>- Student selection dropdown</w:t>
+      </w:r>
+    </w:p>
+    <w:p>
+      <w:pPr>
+        <w:spacing w:line="276" w:lineRule="auto"/>
+        <w:jc w:val="both"/>
+        <w:rPr>
+          <w:rFonts w:ascii="Times New Roman" w:hAnsi="Times New Roman" w:cs="Times New Roman"/>
+          <w:sz w:val="28"/>
+          <w:szCs w:val="28"/>
+        </w:rPr>
+      </w:pPr>
+      <w:r>
+        <w:rPr>
+          <w:rFonts w:ascii="Times New Roman" w:hAnsi="Times New Roman" w:cs="Times New Roman"/>
+          <w:sz w:val="28"/>
+          <w:szCs w:val="28"/>
+        </w:rPr>
+        <w:t>- Date picker for attendance date</w:t>
+      </w:r>
+    </w:p>
+    <w:p>
+      <w:pPr>
+        <w:spacing w:line="276" w:lineRule="auto"/>
+        <w:jc w:val="both"/>
+        <w:rPr>
+          <w:rFonts w:ascii="Times New Roman" w:hAnsi="Times New Roman" w:cs="Times New Roman"/>
+          <w:sz w:val="28"/>
+          <w:szCs w:val="28"/>
+        </w:rPr>
+      </w:pPr>
+      <w:r>
+        <w:rPr>
+          <w:rFonts w:ascii="Times New Roman" w:hAnsi="Times New Roman" w:cs="Times New Roman"/>
+          <w:sz w:val="28"/>
+          <w:szCs w:val="28"/>
+        </w:rPr>
+        <w:t>- Status dropdown (Present, Late, Absent, Excused)</w:t>
+      </w:r>
+    </w:p>
+    <w:p>
+      <w:pPr>
+        <w:spacing w:line="276" w:lineRule="auto"/>
+        <w:jc w:val="both"/>
+        <w:rPr>
+          <w:rFonts w:ascii="Times New Roman" w:hAnsi="Times New Roman" w:cs="Times New Roman"/>
+          <w:sz w:val="28"/>
+          <w:szCs w:val="28"/>
+        </w:rPr>
+      </w:pPr>
+      <w:r>
+        <w:rPr>
+          <w:rFonts w:ascii="Times New Roman" w:hAnsi="Times New Roman" w:cs="Times New Roman"/>
+          <w:sz w:val="28"/>
+          <w:szCs w:val="28"/>
+        </w:rPr>
+        <w:t>- Remarks text field (optional)</w:t>
+      </w:r>
+    </w:p>
+    <w:p>
+      <w:pPr>
+        <w:spacing w:line="276" w:lineRule="auto"/>
+        <w:jc w:val="both"/>
+        <w:rPr>
+          <w:rFonts w:ascii="Times New Roman" w:hAnsi="Times New Roman" w:cs="Times New Roman"/>
+          <w:sz w:val="28"/>
+          <w:szCs w:val="28"/>
+        </w:rPr>
+      </w:pPr>
+      <w:r>
+        <w:rPr>
+          <w:rFonts w:ascii="Times New Roman" w:hAnsi="Times New Roman" w:cs="Times New Roman"/>
+          <w:sz w:val="28"/>
+          <w:szCs w:val="28"/>
+        </w:rPr>
+        <w:t>- Save button</w:t>
+      </w:r>
+    </w:p>
+    <w:p>
+      <w:pPr>
+        <w:spacing w:line="276" w:lineRule="auto"/>
+        <w:jc w:val="both"/>
+        <w:rPr>
+          <w:rFonts w:ascii="Times New Roman" w:hAnsi="Times New Roman" w:cs="Times New Roman"/>
+          <w:sz w:val="28"/>
+          <w:szCs w:val="28"/>
+        </w:rPr>
+      </w:pPr>
+      <w:r>
+        <w:rPr>
+          <w:rFonts w:ascii="Times New Roman" w:hAnsi="Times New Roman" w:cs="Times New Roman"/>
+          <w:sz w:val="28"/>
+          <w:szCs w:val="28"/>
+        </w:rPr>
+        <w:t>- Success message after saving</w:t>
+      </w:r>
+    </w:p>
+    <w:p>
+      <w:pPr>
+        <w:spacing w:line="276" w:lineRule="auto"/>
+        <w:jc w:val="both"/>
+        <w:rPr>
+          <w:rFonts w:ascii="Times New Roman" w:hAnsi="Times New Roman" w:cs="Times New Roman"/>
+          <w:sz w:val="28"/>
+          <w:szCs w:val="28"/>
+        </w:rPr>
+      </w:pPr>
+      <w:r>
+        <w:rPr>
+          <w:rFonts w:ascii="Times New Roman" w:hAnsi="Times New Roman" w:cs="Times New Roman"/>
+          <w:sz w:val="28"/>
+          <w:szCs w:val="28"/>
+        </w:rPr>
+        <w:t>- List of recent attendance records</w:t>
       </w:r>
     </w:p>
     <w:p>
@@ -5061,26 +5904,7 @@
           <w:sz w:val="28"/>
           <w:szCs w:val="28"/>
         </w:rPr>
-        <w:t>-Teacher encodes grades for a student</w:t>
-      </w:r>
-    </w:p>
-    <w:p>
-      <w:pPr>
-        <w:spacing w:line="276" w:lineRule="auto"/>
-        <w:jc w:val="both"/>
-        <w:rPr>
-          <w:rFonts w:ascii="Times New Roman" w:hAnsi="Times New Roman" w:cs="Times New Roman"/>
-          <w:sz w:val="28"/>
-          <w:szCs w:val="28"/>
-        </w:rPr>
-      </w:pPr>
-      <w:r>
-        <w:rPr>
-          <w:rFonts w:ascii="Times New Roman" w:hAnsi="Times New Roman" w:cs="Times New Roman"/>
-          <w:sz w:val="28"/>
-          <w:szCs w:val="28"/>
-        </w:rPr>
-        <w:t>[Grade Encoding Display]</w:t>
+        <w:t>-Admin approves pending user accounts</w:t>
       </w:r>
     </w:p>
     <w:p>
@@ -5100,11 +5924,30 @@
           <w:szCs w:val="28"/>
         </w:rPr>
         <w:lastRenderedPageBreak/>
+        <w:t>[Account Approval Display]</w:t>
+      </w:r>
+    </w:p>
+    <w:p>
+      <w:pPr>
+        <w:spacing w:line="276" w:lineRule="auto"/>
+        <w:jc w:val="both"/>
+        <w:rPr>
+          <w:rFonts w:ascii="Times New Roman" w:hAnsi="Times New Roman" w:cs="Times New Roman"/>
+          <w:sz w:val="28"/>
+          <w:szCs w:val="28"/>
+        </w:rPr>
+      </w:pPr>
+      <w:r>
+        <w:rPr>
+          <w:rFonts w:ascii="Times New Roman" w:hAnsi="Times New Roman" w:cs="Times New Roman"/>
+          <w:sz w:val="28"/>
+          <w:szCs w:val="28"/>
+        </w:rPr>
         <w:drawing>
-          <wp:inline distT="0" distB="0" distL="0" distR="0" wp14:anchorId="1C9EDC95" wp14:editId="399AC034">
-            <wp:extent cx="6645910" cy="3163570"/>
+          <wp:inline distT="0" distB="0" distL="0" distR="0" wp14:anchorId="228AFE3A" wp14:editId="2AEDE438">
+            <wp:extent cx="6645910" cy="3187700"/>
             <wp:effectExtent l="0" t="0" r="2540" b="0"/>
-            <wp:docPr id="1416264281" name="Picture 1"/>
+            <wp:docPr id="266033361" name="Picture 1"/>
             <wp:cNvGraphicFramePr>
               <a:graphicFrameLocks xmlns:a="http://schemas.openxmlformats.org/drawingml/2006/main" noChangeAspect="1"/>
             </wp:cNvGraphicFramePr>
@@ -5112,11 +5955,1577 @@
               <a:graphicData uri="http://schemas.openxmlformats.org/drawingml/2006/picture">
                 <pic:pic xmlns:pic="http://schemas.openxmlformats.org/drawingml/2006/picture">
                   <pic:nvPicPr>
-                    <pic:cNvPr id="1416264281" name=""/>
+                    <pic:cNvPr id="266033361" name=""/>
                     <pic:cNvPicPr/>
                   </pic:nvPicPr>
                   <pic:blipFill>
-                    <a:blip r:embed="rId12"/>
+                    <a:blip r:embed="rId13"/>
+                    <a:stretch>
+                      <a:fillRect/>
+                    </a:stretch>
+                  </pic:blipFill>
+                  <pic:spPr>
+                    <a:xfrm>
+                      <a:off x="0" y="0"/>
+                      <a:ext cx="6645910" cy="3187700"/>
+                    </a:xfrm>
+                    <a:prstGeom prst="rect">
+                      <a:avLst/>
+                    </a:prstGeom>
+                  </pic:spPr>
+                </pic:pic>
+              </a:graphicData>
+            </a:graphic>
+          </wp:inline>
+        </w:drawing>
+      </w:r>
+    </w:p>
+    <w:p>
+      <w:pPr>
+        <w:spacing w:line="276" w:lineRule="auto"/>
+        <w:jc w:val="both"/>
+        <w:rPr>
+          <w:rFonts w:ascii="Times New Roman" w:hAnsi="Times New Roman" w:cs="Times New Roman"/>
+          <w:sz w:val="28"/>
+          <w:szCs w:val="28"/>
+        </w:rPr>
+      </w:pPr>
+      <w:r>
+        <w:rPr>
+          <w:rFonts w:ascii="Times New Roman" w:hAnsi="Times New Roman" w:cs="Times New Roman"/>
+          <w:sz w:val="28"/>
+          <w:szCs w:val="28"/>
+        </w:rPr>
+        <w:t>- Page title: "Pending Account Approvals"</w:t>
+      </w:r>
+    </w:p>
+    <w:p>
+      <w:pPr>
+        <w:spacing w:line="276" w:lineRule="auto"/>
+        <w:jc w:val="both"/>
+        <w:rPr>
+          <w:rFonts w:ascii="Times New Roman" w:hAnsi="Times New Roman" w:cs="Times New Roman"/>
+          <w:sz w:val="28"/>
+          <w:szCs w:val="28"/>
+        </w:rPr>
+      </w:pPr>
+      <w:r>
+        <w:rPr>
+          <w:rFonts w:ascii="Times New Roman" w:hAnsi="Times New Roman" w:cs="Times New Roman"/>
+          <w:sz w:val="28"/>
+          <w:szCs w:val="28"/>
+        </w:rPr>
+        <w:t>- Table showing pending registrations:</w:t>
+      </w:r>
+    </w:p>
+    <w:p>
+      <w:pPr>
+        <w:spacing w:line="276" w:lineRule="auto"/>
+        <w:jc w:val="both"/>
+        <w:rPr>
+          <w:rFonts w:ascii="Times New Roman" w:hAnsi="Times New Roman" w:cs="Times New Roman"/>
+          <w:sz w:val="28"/>
+          <w:szCs w:val="28"/>
+        </w:rPr>
+      </w:pPr>
+      <w:r>
+        <w:rPr>
+          <w:rFonts w:ascii="Times New Roman" w:hAnsi="Times New Roman" w:cs="Times New Roman"/>
+          <w:sz w:val="28"/>
+          <w:szCs w:val="28"/>
+        </w:rPr>
+        <w:t xml:space="preserve">  * Username</w:t>
+      </w:r>
+    </w:p>
+    <w:p>
+      <w:pPr>
+        <w:spacing w:line="276" w:lineRule="auto"/>
+        <w:jc w:val="both"/>
+        <w:rPr>
+          <w:rFonts w:ascii="Times New Roman" w:hAnsi="Times New Roman" w:cs="Times New Roman"/>
+          <w:sz w:val="28"/>
+          <w:szCs w:val="28"/>
+        </w:rPr>
+      </w:pPr>
+      <w:r>
+        <w:rPr>
+          <w:rFonts w:ascii="Times New Roman" w:hAnsi="Times New Roman" w:cs="Times New Roman"/>
+          <w:sz w:val="28"/>
+          <w:szCs w:val="28"/>
+        </w:rPr>
+        <w:t xml:space="preserve">  * Full name</w:t>
+      </w:r>
+    </w:p>
+    <w:p>
+      <w:pPr>
+        <w:spacing w:line="276" w:lineRule="auto"/>
+        <w:jc w:val="both"/>
+        <w:rPr>
+          <w:rFonts w:ascii="Times New Roman" w:hAnsi="Times New Roman" w:cs="Times New Roman"/>
+          <w:sz w:val="28"/>
+          <w:szCs w:val="28"/>
+        </w:rPr>
+      </w:pPr>
+      <w:r>
+        <w:rPr>
+          <w:rFonts w:ascii="Times New Roman" w:hAnsi="Times New Roman" w:cs="Times New Roman"/>
+          <w:sz w:val="28"/>
+          <w:szCs w:val="28"/>
+        </w:rPr>
+        <w:t xml:space="preserve">  * Email</w:t>
+      </w:r>
+    </w:p>
+    <w:p>
+      <w:pPr>
+        <w:spacing w:line="276" w:lineRule="auto"/>
+        <w:jc w:val="both"/>
+        <w:rPr>
+          <w:rFonts w:ascii="Times New Roman" w:hAnsi="Times New Roman" w:cs="Times New Roman"/>
+          <w:sz w:val="28"/>
+          <w:szCs w:val="28"/>
+        </w:rPr>
+      </w:pPr>
+      <w:r>
+        <w:rPr>
+          <w:rFonts w:ascii="Times New Roman" w:hAnsi="Times New Roman" w:cs="Times New Roman"/>
+          <w:sz w:val="28"/>
+          <w:szCs w:val="28"/>
+        </w:rPr>
+        <w:t xml:space="preserve">  * Role</w:t>
+      </w:r>
+    </w:p>
+    <w:p>
+      <w:pPr>
+        <w:spacing w:line="276" w:lineRule="auto"/>
+        <w:jc w:val="both"/>
+        <w:rPr>
+          <w:rFonts w:ascii="Times New Roman" w:hAnsi="Times New Roman" w:cs="Times New Roman"/>
+          <w:sz w:val="28"/>
+          <w:szCs w:val="28"/>
+        </w:rPr>
+      </w:pPr>
+      <w:r>
+        <w:rPr>
+          <w:rFonts w:ascii="Times New Roman" w:hAnsi="Times New Roman" w:cs="Times New Roman"/>
+          <w:sz w:val="28"/>
+          <w:szCs w:val="28"/>
+        </w:rPr>
+        <w:t xml:space="preserve">  * Registration date</w:t>
+      </w:r>
+    </w:p>
+    <w:p>
+      <w:pPr>
+        <w:spacing w:line="276" w:lineRule="auto"/>
+        <w:jc w:val="both"/>
+        <w:rPr>
+          <w:rFonts w:ascii="Times New Roman" w:hAnsi="Times New Roman" w:cs="Times New Roman"/>
+          <w:sz w:val="28"/>
+          <w:szCs w:val="28"/>
+        </w:rPr>
+      </w:pPr>
+      <w:r>
+        <w:rPr>
+          <w:rFonts w:ascii="Times New Roman" w:hAnsi="Times New Roman" w:cs="Times New Roman"/>
+          <w:sz w:val="28"/>
+          <w:szCs w:val="28"/>
+        </w:rPr>
+        <w:t xml:space="preserve">  * Approve button</w:t>
+      </w:r>
+    </w:p>
+    <w:p>
+      <w:pPr>
+        <w:spacing w:line="276" w:lineRule="auto"/>
+        <w:jc w:val="both"/>
+        <w:rPr>
+          <w:rFonts w:ascii="Times New Roman" w:hAnsi="Times New Roman" w:cs="Times New Roman"/>
+          <w:sz w:val="28"/>
+          <w:szCs w:val="28"/>
+        </w:rPr>
+      </w:pPr>
+      <w:r>
+        <w:rPr>
+          <w:rFonts w:ascii="Times New Roman" w:hAnsi="Times New Roman" w:cs="Times New Roman"/>
+          <w:sz w:val="28"/>
+          <w:szCs w:val="28"/>
+        </w:rPr>
+        <w:t xml:space="preserve">  * Reject button</w:t>
+      </w:r>
+    </w:p>
+    <w:p>
+      <w:pPr>
+        <w:spacing w:line="276" w:lineRule="auto"/>
+        <w:jc w:val="both"/>
+        <w:rPr>
+          <w:rFonts w:ascii="Times New Roman" w:hAnsi="Times New Roman" w:cs="Times New Roman"/>
+          <w:sz w:val="28"/>
+          <w:szCs w:val="28"/>
+        </w:rPr>
+      </w:pPr>
+      <w:r>
+        <w:rPr>
+          <w:rFonts w:ascii="Times New Roman" w:hAnsi="Times New Roman" w:cs="Times New Roman"/>
+          <w:sz w:val="28"/>
+          <w:szCs w:val="28"/>
+        </w:rPr>
+        <w:t>- Success message after approval/rejection</w:t>
+      </w:r>
+    </w:p>
+    <w:p>
+      <w:pPr>
+        <w:spacing w:line="276" w:lineRule="auto"/>
+        <w:jc w:val="both"/>
+        <w:rPr>
+          <w:rFonts w:ascii="Times New Roman" w:hAnsi="Times New Roman" w:cs="Times New Roman"/>
+          <w:sz w:val="28"/>
+          <w:szCs w:val="28"/>
+        </w:rPr>
+      </w:pPr>
+      <w:r>
+        <w:rPr>
+          <w:rFonts w:ascii="Times New Roman" w:hAnsi="Times New Roman" w:cs="Times New Roman"/>
+          <w:sz w:val="28"/>
+          <w:szCs w:val="28"/>
+        </w:rPr>
+        <w:t>- Email notification confirmation</w:t>
+      </w:r>
+    </w:p>
+    <w:p>
+      <w:pPr>
+        <w:spacing w:line="276" w:lineRule="auto"/>
+        <w:jc w:val="both"/>
+        <w:rPr>
+          <w:rFonts w:ascii="Times New Roman" w:hAnsi="Times New Roman" w:cs="Times New Roman"/>
+          <w:sz w:val="28"/>
+          <w:szCs w:val="28"/>
+        </w:rPr>
+      </w:pPr>
+      <w:r>
+        <w:rPr>
+          <w:rFonts w:ascii="Times New Roman" w:hAnsi="Times New Roman" w:cs="Times New Roman"/>
+          <w:sz w:val="28"/>
+          <w:szCs w:val="28"/>
+        </w:rPr>
+        <w:t>- Link to return to admin dashboard</w:t>
+      </w:r>
+    </w:p>
+    <w:p>
+      <w:pPr>
+        <w:spacing w:line="276" w:lineRule="auto"/>
+        <w:jc w:val="both"/>
+        <w:rPr>
+          <w:rFonts w:ascii="Times New Roman" w:hAnsi="Times New Roman" w:cs="Times New Roman"/>
+          <w:sz w:val="28"/>
+          <w:szCs w:val="28"/>
+        </w:rPr>
+      </w:pPr>
+    </w:p>
+    <w:p>
+      <w:pPr>
+        <w:spacing w:line="276" w:lineRule="auto"/>
+        <w:jc w:val="both"/>
+        <w:rPr>
+          <w:rFonts w:ascii="Times New Roman" w:hAnsi="Times New Roman" w:cs="Times New Roman"/>
+          <w:sz w:val="28"/>
+          <w:szCs w:val="28"/>
+        </w:rPr>
+      </w:pPr>
+    </w:p>
+    <w:p>
+      <w:pPr>
+        <w:spacing w:line="276" w:lineRule="auto"/>
+        <w:jc w:val="both"/>
+        <w:rPr>
+          <w:rFonts w:ascii="Times New Roman" w:hAnsi="Times New Roman" w:cs="Times New Roman"/>
+          <w:sz w:val="28"/>
+          <w:szCs w:val="28"/>
+        </w:rPr>
+      </w:pPr>
+    </w:p>
+    <w:p>
+      <w:pPr>
+        <w:spacing w:line="276" w:lineRule="auto"/>
+        <w:jc w:val="both"/>
+        <w:rPr>
+          <w:rFonts w:ascii="Times New Roman" w:hAnsi="Times New Roman" w:cs="Times New Roman"/>
+          <w:sz w:val="28"/>
+          <w:szCs w:val="28"/>
+        </w:rPr>
+      </w:pPr>
+    </w:p>
+    <w:p>
+      <w:pPr>
+        <w:spacing w:line="276" w:lineRule="auto"/>
+        <w:jc w:val="both"/>
+        <w:rPr>
+          <w:rFonts w:ascii="Times New Roman" w:hAnsi="Times New Roman" w:cs="Times New Roman"/>
+          <w:sz w:val="28"/>
+          <w:szCs w:val="28"/>
+        </w:rPr>
+      </w:pPr>
+    </w:p>
+    <w:p>
+      <w:pPr>
+        <w:spacing w:line="276" w:lineRule="auto"/>
+        <w:jc w:val="both"/>
+        <w:rPr>
+          <w:rFonts w:ascii="Times New Roman" w:hAnsi="Times New Roman" w:cs="Times New Roman"/>
+          <w:sz w:val="28"/>
+          <w:szCs w:val="28"/>
+        </w:rPr>
+      </w:pPr>
+    </w:p>
+    <w:p>
+      <w:pPr>
+        <w:spacing w:line="276" w:lineRule="auto"/>
+        <w:jc w:val="both"/>
+        <w:rPr>
+          <w:rFonts w:ascii="Times New Roman" w:hAnsi="Times New Roman" w:cs="Times New Roman"/>
+          <w:sz w:val="28"/>
+          <w:szCs w:val="28"/>
+        </w:rPr>
+      </w:pPr>
+      <w:r>
+        <w:rPr>
+          <w:rFonts w:ascii="Times New Roman" w:hAnsi="Times New Roman" w:cs="Times New Roman"/>
+          <w:sz w:val="28"/>
+          <w:szCs w:val="28"/>
+        </w:rPr>
+        <w:lastRenderedPageBreak/>
+        <w:t>-Admin manages student records</w:t>
+      </w:r>
+    </w:p>
+    <w:p>
+      <w:pPr>
+        <w:spacing w:line="276" w:lineRule="auto"/>
+        <w:jc w:val="both"/>
+        <w:rPr>
+          <w:rFonts w:ascii="Times New Roman" w:hAnsi="Times New Roman" w:cs="Times New Roman"/>
+          <w:sz w:val="28"/>
+          <w:szCs w:val="28"/>
+        </w:rPr>
+      </w:pPr>
+      <w:r>
+        <w:rPr>
+          <w:rFonts w:ascii="Times New Roman" w:hAnsi="Times New Roman" w:cs="Times New Roman"/>
+          <w:sz w:val="28"/>
+          <w:szCs w:val="28"/>
+        </w:rPr>
+        <w:t>[Student Roster Display]</w:t>
+      </w:r>
+    </w:p>
+    <w:p>
+      <w:pPr>
+        <w:spacing w:line="276" w:lineRule="auto"/>
+        <w:jc w:val="both"/>
+        <w:rPr>
+          <w:rFonts w:ascii="Times New Roman" w:hAnsi="Times New Roman" w:cs="Times New Roman"/>
+          <w:sz w:val="28"/>
+          <w:szCs w:val="28"/>
+        </w:rPr>
+      </w:pPr>
+      <w:r>
+        <w:rPr>
+          <w:rFonts w:ascii="Times New Roman" w:hAnsi="Times New Roman" w:cs="Times New Roman"/>
+          <w:sz w:val="28"/>
+          <w:szCs w:val="28"/>
+        </w:rPr>
+        <w:drawing>
+          <wp:inline distT="0" distB="0" distL="0" distR="0" wp14:anchorId="7B1D34E8" wp14:editId="0EF12891">
+            <wp:extent cx="6645910" cy="3180715"/>
+            <wp:effectExtent l="0" t="0" r="2540" b="635"/>
+            <wp:docPr id="1364454629" name="Picture 1"/>
+            <wp:cNvGraphicFramePr>
+              <a:graphicFrameLocks xmlns:a="http://schemas.openxmlformats.org/drawingml/2006/main" noChangeAspect="1"/>
+            </wp:cNvGraphicFramePr>
+            <a:graphic xmlns:a="http://schemas.openxmlformats.org/drawingml/2006/main">
+              <a:graphicData uri="http://schemas.openxmlformats.org/drawingml/2006/picture">
+                <pic:pic xmlns:pic="http://schemas.openxmlformats.org/drawingml/2006/picture">
+                  <pic:nvPicPr>
+                    <pic:cNvPr id="1364454629" name=""/>
+                    <pic:cNvPicPr/>
+                  </pic:nvPicPr>
+                  <pic:blipFill>
+                    <a:blip r:embed="rId14"/>
+                    <a:stretch>
+                      <a:fillRect/>
+                    </a:stretch>
+                  </pic:blipFill>
+                  <pic:spPr>
+                    <a:xfrm>
+                      <a:off x="0" y="0"/>
+                      <a:ext cx="6645910" cy="3180715"/>
+                    </a:xfrm>
+                    <a:prstGeom prst="rect">
+                      <a:avLst/>
+                    </a:prstGeom>
+                  </pic:spPr>
+                </pic:pic>
+              </a:graphicData>
+            </a:graphic>
+          </wp:inline>
+        </w:drawing>
+      </w:r>
+    </w:p>
+    <w:p>
+      <w:pPr>
+        <w:spacing w:line="276" w:lineRule="auto"/>
+        <w:jc w:val="both"/>
+        <w:rPr>
+          <w:rFonts w:ascii="Times New Roman" w:hAnsi="Times New Roman" w:cs="Times New Roman"/>
+          <w:sz w:val="28"/>
+          <w:szCs w:val="28"/>
+        </w:rPr>
+      </w:pPr>
+      <w:r>
+        <w:rPr>
+          <w:rFonts w:ascii="Times New Roman" w:hAnsi="Times New Roman" w:cs="Times New Roman"/>
+          <w:sz w:val="28"/>
+          <w:szCs w:val="28"/>
+        </w:rPr>
+        <w:t>- Page title: "Student Roster"</w:t>
+      </w:r>
+    </w:p>
+    <w:p>
+      <w:pPr>
+        <w:spacing w:line="276" w:lineRule="auto"/>
+        <w:jc w:val="both"/>
+        <w:rPr>
+          <w:rFonts w:ascii="Times New Roman" w:hAnsi="Times New Roman" w:cs="Times New Roman"/>
+          <w:sz w:val="28"/>
+          <w:szCs w:val="28"/>
+        </w:rPr>
+      </w:pPr>
+      <w:r>
+        <w:rPr>
+          <w:rFonts w:ascii="Times New Roman" w:hAnsi="Times New Roman" w:cs="Times New Roman"/>
+          <w:sz w:val="28"/>
+          <w:szCs w:val="28"/>
+        </w:rPr>
+        <w:t>- Table showing all students:</w:t>
+      </w:r>
+    </w:p>
+    <w:p>
+      <w:pPr>
+        <w:spacing w:line="276" w:lineRule="auto"/>
+        <w:jc w:val="both"/>
+        <w:rPr>
+          <w:rFonts w:ascii="Times New Roman" w:hAnsi="Times New Roman" w:cs="Times New Roman"/>
+          <w:sz w:val="28"/>
+          <w:szCs w:val="28"/>
+        </w:rPr>
+      </w:pPr>
+      <w:r>
+        <w:rPr>
+          <w:rFonts w:ascii="Times New Roman" w:hAnsi="Times New Roman" w:cs="Times New Roman"/>
+          <w:sz w:val="28"/>
+          <w:szCs w:val="28"/>
+        </w:rPr>
+        <w:t xml:space="preserve">  * Student ID</w:t>
+      </w:r>
+    </w:p>
+    <w:p>
+      <w:pPr>
+        <w:spacing w:line="276" w:lineRule="auto"/>
+        <w:jc w:val="both"/>
+        <w:rPr>
+          <w:rFonts w:ascii="Times New Roman" w:hAnsi="Times New Roman" w:cs="Times New Roman"/>
+          <w:sz w:val="28"/>
+          <w:szCs w:val="28"/>
+        </w:rPr>
+      </w:pPr>
+      <w:r>
+        <w:rPr>
+          <w:rFonts w:ascii="Times New Roman" w:hAnsi="Times New Roman" w:cs="Times New Roman"/>
+          <w:sz w:val="28"/>
+          <w:szCs w:val="28"/>
+        </w:rPr>
+        <w:t xml:space="preserve">  * Full name</w:t>
+      </w:r>
+    </w:p>
+    <w:p>
+      <w:pPr>
+        <w:spacing w:line="276" w:lineRule="auto"/>
+        <w:jc w:val="both"/>
+        <w:rPr>
+          <w:rFonts w:ascii="Times New Roman" w:hAnsi="Times New Roman" w:cs="Times New Roman"/>
+          <w:sz w:val="28"/>
+          <w:szCs w:val="28"/>
+        </w:rPr>
+      </w:pPr>
+      <w:r>
+        <w:rPr>
+          <w:rFonts w:ascii="Times New Roman" w:hAnsi="Times New Roman" w:cs="Times New Roman"/>
+          <w:sz w:val="28"/>
+          <w:szCs w:val="28"/>
+        </w:rPr>
+        <w:t xml:space="preserve">  * Program</w:t>
+      </w:r>
+    </w:p>
+    <w:p>
+      <w:pPr>
+        <w:spacing w:line="276" w:lineRule="auto"/>
+        <w:jc w:val="both"/>
+        <w:rPr>
+          <w:rFonts w:ascii="Times New Roman" w:hAnsi="Times New Roman" w:cs="Times New Roman"/>
+          <w:sz w:val="28"/>
+          <w:szCs w:val="28"/>
+        </w:rPr>
+      </w:pPr>
+      <w:r>
+        <w:rPr>
+          <w:rFonts w:ascii="Times New Roman" w:hAnsi="Times New Roman" w:cs="Times New Roman"/>
+          <w:sz w:val="28"/>
+          <w:szCs w:val="28"/>
+        </w:rPr>
+        <w:t xml:space="preserve">  * Attendance percentage</w:t>
+      </w:r>
+    </w:p>
+    <w:p>
+      <w:pPr>
+        <w:spacing w:line="276" w:lineRule="auto"/>
+        <w:jc w:val="both"/>
+        <w:rPr>
+          <w:rFonts w:ascii="Times New Roman" w:hAnsi="Times New Roman" w:cs="Times New Roman"/>
+          <w:sz w:val="28"/>
+          <w:szCs w:val="28"/>
+        </w:rPr>
+      </w:pPr>
+      <w:r>
+        <w:rPr>
+          <w:rFonts w:ascii="Times New Roman" w:hAnsi="Times New Roman" w:cs="Times New Roman"/>
+          <w:sz w:val="28"/>
+          <w:szCs w:val="28"/>
+        </w:rPr>
+        <w:t xml:space="preserve">  * Predicted grade</w:t>
+      </w:r>
+    </w:p>
+    <w:p>
+      <w:pPr>
+        <w:spacing w:line="276" w:lineRule="auto"/>
+        <w:jc w:val="both"/>
+        <w:rPr>
+          <w:rFonts w:ascii="Times New Roman" w:hAnsi="Times New Roman" w:cs="Times New Roman"/>
+          <w:sz w:val="28"/>
+          <w:szCs w:val="28"/>
+        </w:rPr>
+      </w:pPr>
+      <w:r>
+        <w:rPr>
+          <w:rFonts w:ascii="Times New Roman" w:hAnsi="Times New Roman" w:cs="Times New Roman"/>
+          <w:sz w:val="28"/>
+          <w:szCs w:val="28"/>
+        </w:rPr>
+        <w:t xml:space="preserve">  * Final grade</w:t>
+      </w:r>
+    </w:p>
+    <w:p>
+      <w:pPr>
+        <w:spacing w:line="276" w:lineRule="auto"/>
+        <w:jc w:val="both"/>
+        <w:rPr>
+          <w:rFonts w:ascii="Times New Roman" w:hAnsi="Times New Roman" w:cs="Times New Roman"/>
+          <w:sz w:val="28"/>
+          <w:szCs w:val="28"/>
+        </w:rPr>
+      </w:pPr>
+      <w:r>
+        <w:rPr>
+          <w:rFonts w:ascii="Times New Roman" w:hAnsi="Times New Roman" w:cs="Times New Roman"/>
+          <w:sz w:val="28"/>
+          <w:szCs w:val="28"/>
+        </w:rPr>
+        <w:t xml:space="preserve">  * Edit button</w:t>
+      </w:r>
+    </w:p>
+    <w:p>
+      <w:pPr>
+        <w:spacing w:line="276" w:lineRule="auto"/>
+        <w:jc w:val="both"/>
+        <w:rPr>
+          <w:rFonts w:ascii="Times New Roman" w:hAnsi="Times New Roman" w:cs="Times New Roman"/>
+          <w:sz w:val="28"/>
+          <w:szCs w:val="28"/>
+        </w:rPr>
+      </w:pPr>
+      <w:r>
+        <w:rPr>
+          <w:rFonts w:ascii="Times New Roman" w:hAnsi="Times New Roman" w:cs="Times New Roman"/>
+          <w:sz w:val="28"/>
+          <w:szCs w:val="28"/>
+        </w:rPr>
+        <w:t xml:space="preserve">  * Remove button</w:t>
+      </w:r>
+    </w:p>
+    <w:p>
+      <w:pPr>
+        <w:spacing w:line="276" w:lineRule="auto"/>
+        <w:jc w:val="both"/>
+        <w:rPr>
+          <w:rFonts w:ascii="Times New Roman" w:hAnsi="Times New Roman" w:cs="Times New Roman"/>
+          <w:sz w:val="28"/>
+          <w:szCs w:val="28"/>
+        </w:rPr>
+      </w:pPr>
+      <w:r>
+        <w:rPr>
+          <w:rFonts w:ascii="Times New Roman" w:hAnsi="Times New Roman" w:cs="Times New Roman"/>
+          <w:sz w:val="28"/>
+          <w:szCs w:val="28"/>
+        </w:rPr>
+        <w:t>- Edit modal with fields:</w:t>
+      </w:r>
+    </w:p>
+    <w:p>
+      <w:pPr>
+        <w:spacing w:line="276" w:lineRule="auto"/>
+        <w:jc w:val="both"/>
+        <w:rPr>
+          <w:rFonts w:ascii="Times New Roman" w:hAnsi="Times New Roman" w:cs="Times New Roman"/>
+          <w:sz w:val="28"/>
+          <w:szCs w:val="28"/>
+        </w:rPr>
+      </w:pPr>
+      <w:r>
+        <w:rPr>
+          <w:rFonts w:ascii="Times New Roman" w:hAnsi="Times New Roman" w:cs="Times New Roman"/>
+          <w:sz w:val="28"/>
+          <w:szCs w:val="28"/>
+        </w:rPr>
+        <w:t xml:space="preserve">  * Student ID</w:t>
+      </w:r>
+    </w:p>
+    <w:p>
+      <w:pPr>
+        <w:spacing w:line="276" w:lineRule="auto"/>
+        <w:jc w:val="both"/>
+        <w:rPr>
+          <w:rFonts w:ascii="Times New Roman" w:hAnsi="Times New Roman" w:cs="Times New Roman"/>
+          <w:sz w:val="28"/>
+          <w:szCs w:val="28"/>
+        </w:rPr>
+      </w:pPr>
+      <w:r>
+        <w:rPr>
+          <w:rFonts w:ascii="Times New Roman" w:hAnsi="Times New Roman" w:cs="Times New Roman"/>
+          <w:sz w:val="28"/>
+          <w:szCs w:val="28"/>
+        </w:rPr>
+        <w:t xml:space="preserve">  * Program</w:t>
+      </w:r>
+    </w:p>
+    <w:p>
+      <w:pPr>
+        <w:spacing w:line="276" w:lineRule="auto"/>
+        <w:jc w:val="both"/>
+        <w:rPr>
+          <w:rFonts w:ascii="Times New Roman" w:hAnsi="Times New Roman" w:cs="Times New Roman"/>
+          <w:sz w:val="28"/>
+          <w:szCs w:val="28"/>
+        </w:rPr>
+      </w:pPr>
+      <w:r>
+        <w:rPr>
+          <w:rFonts w:ascii="Times New Roman" w:hAnsi="Times New Roman" w:cs="Times New Roman"/>
+          <w:sz w:val="28"/>
+          <w:szCs w:val="28"/>
+        </w:rPr>
+        <w:t xml:space="preserve">  * Phone</w:t>
+      </w:r>
+    </w:p>
+    <w:p>
+      <w:pPr>
+        <w:spacing w:line="276" w:lineRule="auto"/>
+        <w:jc w:val="both"/>
+        <w:rPr>
+          <w:rFonts w:ascii="Times New Roman" w:hAnsi="Times New Roman" w:cs="Times New Roman"/>
+          <w:sz w:val="28"/>
+          <w:szCs w:val="28"/>
+        </w:rPr>
+      </w:pPr>
+      <w:r>
+        <w:rPr>
+          <w:rFonts w:ascii="Times New Roman" w:hAnsi="Times New Roman" w:cs="Times New Roman"/>
+          <w:sz w:val="28"/>
+          <w:szCs w:val="28"/>
+        </w:rPr>
+        <w:t xml:space="preserve">  * Guardian name</w:t>
+      </w:r>
+    </w:p>
+    <w:p>
+      <w:pPr>
+        <w:spacing w:line="276" w:lineRule="auto"/>
+        <w:jc w:val="both"/>
+        <w:rPr>
+          <w:rFonts w:ascii="Times New Roman" w:hAnsi="Times New Roman" w:cs="Times New Roman"/>
+          <w:sz w:val="28"/>
+          <w:szCs w:val="28"/>
+        </w:rPr>
+      </w:pPr>
+      <w:r>
+        <w:rPr>
+          <w:rFonts w:ascii="Times New Roman" w:hAnsi="Times New Roman" w:cs="Times New Roman"/>
+          <w:sz w:val="28"/>
+          <w:szCs w:val="28"/>
+        </w:rPr>
+        <w:t>- Success message after update with email notification confirmation</w:t>
+      </w:r>
+    </w:p>
+    <w:p>
+      <w:pPr>
+        <w:spacing w:line="276" w:lineRule="auto"/>
+        <w:jc w:val="both"/>
+        <w:rPr>
+          <w:rFonts w:ascii="Times New Roman" w:hAnsi="Times New Roman" w:cs="Times New Roman"/>
+          <w:sz w:val="28"/>
+          <w:szCs w:val="28"/>
+        </w:rPr>
+      </w:pPr>
+      <w:r>
+        <w:rPr>
+          <w:rFonts w:ascii="Times New Roman" w:hAnsi="Times New Roman" w:cs="Times New Roman"/>
+          <w:sz w:val="28"/>
+          <w:szCs w:val="28"/>
+        </w:rPr>
+        <w:t>- Link to return to admin dashboard</w:t>
+      </w:r>
+    </w:p>
+    <w:p>
+      <w:pPr>
+        <w:spacing w:line="276" w:lineRule="auto"/>
+        <w:jc w:val="both"/>
+        <w:rPr>
+          <w:rFonts w:ascii="Times New Roman" w:hAnsi="Times New Roman" w:cs="Times New Roman"/>
+          <w:sz w:val="28"/>
+          <w:szCs w:val="28"/>
+        </w:rPr>
+      </w:pPr>
+    </w:p>
+    <w:p>
+      <w:pPr>
+        <w:spacing w:line="276" w:lineRule="auto"/>
+        <w:jc w:val="both"/>
+        <w:rPr>
+          <w:rFonts w:ascii="Times New Roman" w:hAnsi="Times New Roman" w:cs="Times New Roman"/>
+          <w:sz w:val="28"/>
+          <w:szCs w:val="28"/>
+        </w:rPr>
+      </w:pPr>
+      <w:r>
+        <w:rPr>
+          <w:rFonts w:ascii="Times New Roman" w:hAnsi="Times New Roman" w:cs="Times New Roman"/>
+          <w:sz w:val="28"/>
+          <w:szCs w:val="28"/>
+        </w:rPr>
+        <w:t>-Admin manages teacher records</w:t>
+      </w:r>
+    </w:p>
+    <w:p>
+      <w:pPr>
+        <w:spacing w:line="276" w:lineRule="auto"/>
+        <w:jc w:val="both"/>
+        <w:rPr>
+          <w:rFonts w:ascii="Times New Roman" w:hAnsi="Times New Roman" w:cs="Times New Roman"/>
+          <w:sz w:val="28"/>
+          <w:szCs w:val="28"/>
+        </w:rPr>
+      </w:pPr>
+    </w:p>
+    <w:p>
+      <w:pPr>
+        <w:spacing w:line="276" w:lineRule="auto"/>
+        <w:jc w:val="both"/>
+        <w:rPr>
+          <w:rFonts w:ascii="Times New Roman" w:hAnsi="Times New Roman" w:cs="Times New Roman"/>
+          <w:sz w:val="28"/>
+          <w:szCs w:val="28"/>
+        </w:rPr>
+      </w:pPr>
+      <w:r>
+        <w:rPr>
+          <w:rFonts w:ascii="Times New Roman" w:hAnsi="Times New Roman" w:cs="Times New Roman"/>
+          <w:sz w:val="28"/>
+          <w:szCs w:val="28"/>
+        </w:rPr>
+        <w:t>[Teacher Roster Display]</w:t>
+      </w:r>
+    </w:p>
+    <w:p>
+      <w:pPr>
+        <w:spacing w:line="276" w:lineRule="auto"/>
+        <w:jc w:val="both"/>
+        <w:rPr>
+          <w:rFonts w:ascii="Times New Roman" w:hAnsi="Times New Roman" w:cs="Times New Roman"/>
+          <w:sz w:val="28"/>
+          <w:szCs w:val="28"/>
+        </w:rPr>
+      </w:pPr>
+      <w:r>
+        <w:rPr>
+          <w:rFonts w:ascii="Times New Roman" w:hAnsi="Times New Roman" w:cs="Times New Roman"/>
+          <w:sz w:val="28"/>
+          <w:szCs w:val="28"/>
+        </w:rPr>
+        <w:drawing>
+          <wp:inline distT="0" distB="0" distL="0" distR="0" wp14:anchorId="5B4237DA" wp14:editId="10A886BB">
+            <wp:extent cx="6645910" cy="3166745"/>
+            <wp:effectExtent l="0" t="0" r="2540" b="0"/>
+            <wp:docPr id="1124260246" name="Picture 1"/>
+            <wp:cNvGraphicFramePr>
+              <a:graphicFrameLocks xmlns:a="http://schemas.openxmlformats.org/drawingml/2006/main" noChangeAspect="1"/>
+            </wp:cNvGraphicFramePr>
+            <a:graphic xmlns:a="http://schemas.openxmlformats.org/drawingml/2006/main">
+              <a:graphicData uri="http://schemas.openxmlformats.org/drawingml/2006/picture">
+                <pic:pic xmlns:pic="http://schemas.openxmlformats.org/drawingml/2006/picture">
+                  <pic:nvPicPr>
+                    <pic:cNvPr id="1124260246" name=""/>
+                    <pic:cNvPicPr/>
+                  </pic:nvPicPr>
+                  <pic:blipFill>
+                    <a:blip r:embed="rId15"/>
+                    <a:stretch>
+                      <a:fillRect/>
+                    </a:stretch>
+                  </pic:blipFill>
+                  <pic:spPr>
+                    <a:xfrm>
+                      <a:off x="0" y="0"/>
+                      <a:ext cx="6645910" cy="3166745"/>
+                    </a:xfrm>
+                    <a:prstGeom prst="rect">
+                      <a:avLst/>
+                    </a:prstGeom>
+                  </pic:spPr>
+                </pic:pic>
+              </a:graphicData>
+            </a:graphic>
+          </wp:inline>
+        </w:drawing>
+      </w:r>
+    </w:p>
+    <w:p>
+      <w:pPr>
+        <w:spacing w:line="276" w:lineRule="auto"/>
+        <w:jc w:val="both"/>
+        <w:rPr>
+          <w:rFonts w:ascii="Times New Roman" w:hAnsi="Times New Roman" w:cs="Times New Roman"/>
+          <w:sz w:val="28"/>
+          <w:szCs w:val="28"/>
+        </w:rPr>
+      </w:pPr>
+      <w:r>
+        <w:rPr>
+          <w:rFonts w:ascii="Times New Roman" w:hAnsi="Times New Roman" w:cs="Times New Roman"/>
+          <w:sz w:val="28"/>
+          <w:szCs w:val="28"/>
+        </w:rPr>
+        <w:t>- Page title: "Teacher Roster"</w:t>
+      </w:r>
+    </w:p>
+    <w:p>
+      <w:pPr>
+        <w:spacing w:line="276" w:lineRule="auto"/>
+        <w:jc w:val="both"/>
+        <w:rPr>
+          <w:rFonts w:ascii="Times New Roman" w:hAnsi="Times New Roman" w:cs="Times New Roman"/>
+          <w:sz w:val="28"/>
+          <w:szCs w:val="28"/>
+        </w:rPr>
+      </w:pPr>
+      <w:r>
+        <w:rPr>
+          <w:rFonts w:ascii="Times New Roman" w:hAnsi="Times New Roman" w:cs="Times New Roman"/>
+          <w:sz w:val="28"/>
+          <w:szCs w:val="28"/>
+        </w:rPr>
+        <w:t>- Table showing all teachers:</w:t>
+      </w:r>
+    </w:p>
+    <w:p>
+      <w:pPr>
+        <w:spacing w:line="276" w:lineRule="auto"/>
+        <w:jc w:val="both"/>
+        <w:rPr>
+          <w:rFonts w:ascii="Times New Roman" w:hAnsi="Times New Roman" w:cs="Times New Roman"/>
+          <w:sz w:val="28"/>
+          <w:szCs w:val="28"/>
+        </w:rPr>
+      </w:pPr>
+      <w:r>
+        <w:rPr>
+          <w:rFonts w:ascii="Times New Roman" w:hAnsi="Times New Roman" w:cs="Times New Roman"/>
+          <w:sz w:val="28"/>
+          <w:szCs w:val="28"/>
+        </w:rPr>
+        <w:t xml:space="preserve">  * Full name</w:t>
+      </w:r>
+    </w:p>
+    <w:p>
+      <w:pPr>
+        <w:spacing w:line="276" w:lineRule="auto"/>
+        <w:jc w:val="both"/>
+        <w:rPr>
+          <w:rFonts w:ascii="Times New Roman" w:hAnsi="Times New Roman" w:cs="Times New Roman"/>
+          <w:sz w:val="28"/>
+          <w:szCs w:val="28"/>
+        </w:rPr>
+      </w:pPr>
+      <w:r>
+        <w:rPr>
+          <w:rFonts w:ascii="Times New Roman" w:hAnsi="Times New Roman" w:cs="Times New Roman"/>
+          <w:sz w:val="28"/>
+          <w:szCs w:val="28"/>
+        </w:rPr>
+        <w:t xml:space="preserve">  * Department (dropdown selection)</w:t>
+      </w:r>
+    </w:p>
+    <w:p>
+      <w:pPr>
+        <w:spacing w:line="276" w:lineRule="auto"/>
+        <w:jc w:val="both"/>
+        <w:rPr>
+          <w:rFonts w:ascii="Times New Roman" w:hAnsi="Times New Roman" w:cs="Times New Roman"/>
+          <w:sz w:val="28"/>
+          <w:szCs w:val="28"/>
+        </w:rPr>
+      </w:pPr>
+      <w:r>
+        <w:rPr>
+          <w:rFonts w:ascii="Times New Roman" w:hAnsi="Times New Roman" w:cs="Times New Roman"/>
+          <w:sz w:val="28"/>
+          <w:szCs w:val="28"/>
+        </w:rPr>
+        <w:t xml:space="preserve">  * Email</w:t>
+      </w:r>
+    </w:p>
+    <w:p>
+      <w:pPr>
+        <w:spacing w:line="276" w:lineRule="auto"/>
+        <w:jc w:val="both"/>
+        <w:rPr>
+          <w:rFonts w:ascii="Times New Roman" w:hAnsi="Times New Roman" w:cs="Times New Roman"/>
+          <w:sz w:val="28"/>
+          <w:szCs w:val="28"/>
+        </w:rPr>
+      </w:pPr>
+      <w:r>
+        <w:rPr>
+          <w:rFonts w:ascii="Times New Roman" w:hAnsi="Times New Roman" w:cs="Times New Roman"/>
+          <w:sz w:val="28"/>
+          <w:szCs w:val="28"/>
+        </w:rPr>
+        <w:t xml:space="preserve">  * Phone</w:t>
+      </w:r>
+    </w:p>
+    <w:p>
+      <w:pPr>
+        <w:spacing w:line="276" w:lineRule="auto"/>
+        <w:jc w:val="both"/>
+        <w:rPr>
+          <w:rFonts w:ascii="Times New Roman" w:hAnsi="Times New Roman" w:cs="Times New Roman"/>
+          <w:sz w:val="28"/>
+          <w:szCs w:val="28"/>
+        </w:rPr>
+      </w:pPr>
+      <w:r>
+        <w:rPr>
+          <w:rFonts w:ascii="Times New Roman" w:hAnsi="Times New Roman" w:cs="Times New Roman"/>
+          <w:sz w:val="28"/>
+          <w:szCs w:val="28"/>
+        </w:rPr>
+        <w:t xml:space="preserve">  * Edit button</w:t>
+      </w:r>
+    </w:p>
+    <w:p>
+      <w:pPr>
+        <w:spacing w:line="276" w:lineRule="auto"/>
+        <w:jc w:val="both"/>
+        <w:rPr>
+          <w:rFonts w:ascii="Times New Roman" w:hAnsi="Times New Roman" w:cs="Times New Roman"/>
+          <w:sz w:val="28"/>
+          <w:szCs w:val="28"/>
+        </w:rPr>
+      </w:pPr>
+      <w:r>
+        <w:rPr>
+          <w:rFonts w:ascii="Times New Roman" w:hAnsi="Times New Roman" w:cs="Times New Roman"/>
+          <w:sz w:val="28"/>
+          <w:szCs w:val="28"/>
+        </w:rPr>
+        <w:t xml:space="preserve">  * Remove button</w:t>
+      </w:r>
+    </w:p>
+    <w:p>
+      <w:pPr>
+        <w:spacing w:line="276" w:lineRule="auto"/>
+        <w:jc w:val="both"/>
+        <w:rPr>
+          <w:rFonts w:ascii="Times New Roman" w:hAnsi="Times New Roman" w:cs="Times New Roman"/>
+          <w:sz w:val="28"/>
+          <w:szCs w:val="28"/>
+        </w:rPr>
+      </w:pPr>
+      <w:r>
+        <w:rPr>
+          <w:rFonts w:ascii="Times New Roman" w:hAnsi="Times New Roman" w:cs="Times New Roman"/>
+          <w:sz w:val="28"/>
+          <w:szCs w:val="28"/>
+        </w:rPr>
+        <w:t>- Edit modal with fields:</w:t>
+      </w:r>
+    </w:p>
+    <w:p>
+      <w:pPr>
+        <w:spacing w:line="276" w:lineRule="auto"/>
+        <w:jc w:val="both"/>
+        <w:rPr>
+          <w:rFonts w:ascii="Times New Roman" w:hAnsi="Times New Roman" w:cs="Times New Roman"/>
+          <w:sz w:val="28"/>
+          <w:szCs w:val="28"/>
+        </w:rPr>
+      </w:pPr>
+      <w:r>
+        <w:rPr>
+          <w:rFonts w:ascii="Times New Roman" w:hAnsi="Times New Roman" w:cs="Times New Roman"/>
+          <w:sz w:val="28"/>
+          <w:szCs w:val="28"/>
+        </w:rPr>
+        <w:t xml:space="preserve">  * Department dropdown (from existing departments)</w:t>
+      </w:r>
+    </w:p>
+    <w:p>
+      <w:pPr>
+        <w:spacing w:line="276" w:lineRule="auto"/>
+        <w:jc w:val="both"/>
+        <w:rPr>
+          <w:rFonts w:ascii="Times New Roman" w:hAnsi="Times New Roman" w:cs="Times New Roman"/>
+          <w:sz w:val="28"/>
+          <w:szCs w:val="28"/>
+        </w:rPr>
+      </w:pPr>
+      <w:r>
+        <w:rPr>
+          <w:rFonts w:ascii="Times New Roman" w:hAnsi="Times New Roman" w:cs="Times New Roman"/>
+          <w:sz w:val="28"/>
+          <w:szCs w:val="28"/>
+        </w:rPr>
+        <w:t xml:space="preserve">  * Phone</w:t>
+      </w:r>
+    </w:p>
+    <w:p>
+      <w:pPr>
+        <w:spacing w:line="276" w:lineRule="auto"/>
+        <w:jc w:val="both"/>
+        <w:rPr>
+          <w:rFonts w:ascii="Times New Roman" w:hAnsi="Times New Roman" w:cs="Times New Roman"/>
+          <w:sz w:val="28"/>
+          <w:szCs w:val="28"/>
+        </w:rPr>
+      </w:pPr>
+      <w:r>
+        <w:rPr>
+          <w:rFonts w:ascii="Times New Roman" w:hAnsi="Times New Roman" w:cs="Times New Roman"/>
+          <w:sz w:val="28"/>
+          <w:szCs w:val="28"/>
+        </w:rPr>
+        <w:t>- Success message after update with email notification confirmation</w:t>
+      </w:r>
+    </w:p>
+    <w:p>
+      <w:pPr>
+        <w:spacing w:line="276" w:lineRule="auto"/>
+        <w:jc w:val="both"/>
+        <w:rPr>
+          <w:rFonts w:ascii="Times New Roman" w:hAnsi="Times New Roman" w:cs="Times New Roman"/>
+          <w:sz w:val="28"/>
+          <w:szCs w:val="28"/>
+        </w:rPr>
+      </w:pPr>
+      <w:r>
+        <w:rPr>
+          <w:rFonts w:ascii="Times New Roman" w:hAnsi="Times New Roman" w:cs="Times New Roman"/>
+          <w:sz w:val="28"/>
+          <w:szCs w:val="28"/>
+        </w:rPr>
+        <w:t>- Link to return to admin dashboard</w:t>
+      </w:r>
+    </w:p>
+    <w:p>
+      <w:pPr>
+        <w:spacing w:line="276" w:lineRule="auto"/>
+        <w:jc w:val="both"/>
+        <w:rPr>
+          <w:rFonts w:ascii="Times New Roman" w:hAnsi="Times New Roman" w:cs="Times New Roman"/>
+          <w:sz w:val="28"/>
+          <w:szCs w:val="28"/>
+        </w:rPr>
+      </w:pPr>
+    </w:p>
+    <w:p>
+      <w:pPr>
+        <w:spacing w:line="276" w:lineRule="auto"/>
+        <w:jc w:val="both"/>
+        <w:rPr>
+          <w:rFonts w:ascii="Times New Roman" w:hAnsi="Times New Roman" w:cs="Times New Roman"/>
+          <w:sz w:val="28"/>
+          <w:szCs w:val="28"/>
+        </w:rPr>
+      </w:pPr>
+    </w:p>
+    <w:p>
+      <w:pPr>
+        <w:spacing w:line="276" w:lineRule="auto"/>
+        <w:jc w:val="both"/>
+        <w:rPr>
+          <w:rFonts w:ascii="Times New Roman" w:hAnsi="Times New Roman" w:cs="Times New Roman"/>
+          <w:sz w:val="28"/>
+          <w:szCs w:val="28"/>
+        </w:rPr>
+      </w:pPr>
+      <w:r>
+        <w:rPr>
+          <w:rFonts w:ascii="Times New Roman" w:hAnsi="Times New Roman" w:cs="Times New Roman"/>
+          <w:sz w:val="28"/>
+          <w:szCs w:val="28"/>
+        </w:rPr>
+        <w:lastRenderedPageBreak/>
+        <w:t>-Admin manages departments</w:t>
+      </w:r>
+    </w:p>
+    <w:p>
+      <w:pPr>
+        <w:spacing w:line="276" w:lineRule="auto"/>
+        <w:jc w:val="both"/>
+        <w:rPr>
+          <w:rFonts w:ascii="Times New Roman" w:hAnsi="Times New Roman" w:cs="Times New Roman"/>
+          <w:sz w:val="28"/>
+          <w:szCs w:val="28"/>
+        </w:rPr>
+      </w:pPr>
+      <w:r>
+        <w:rPr>
+          <w:rFonts w:ascii="Times New Roman" w:hAnsi="Times New Roman" w:cs="Times New Roman"/>
+          <w:sz w:val="28"/>
+          <w:szCs w:val="28"/>
+        </w:rPr>
+        <w:t>[Departments Display]</w:t>
+      </w:r>
+    </w:p>
+    <w:p>
+      <w:pPr>
+        <w:spacing w:line="276" w:lineRule="auto"/>
+        <w:jc w:val="both"/>
+        <w:rPr>
+          <w:rFonts w:ascii="Times New Roman" w:hAnsi="Times New Roman" w:cs="Times New Roman"/>
+          <w:sz w:val="28"/>
+          <w:szCs w:val="28"/>
+        </w:rPr>
+      </w:pPr>
+      <w:r>
+        <w:rPr>
+          <w:rFonts w:ascii="Times New Roman" w:hAnsi="Times New Roman" w:cs="Times New Roman"/>
+          <w:sz w:val="28"/>
+          <w:szCs w:val="28"/>
+        </w:rPr>
+        <w:drawing>
+          <wp:inline distT="0" distB="0" distL="0" distR="0" wp14:anchorId="38EA0AF1" wp14:editId="03AD675F">
+            <wp:extent cx="6645910" cy="3180715"/>
+            <wp:effectExtent l="0" t="0" r="2540" b="635"/>
+            <wp:docPr id="1052153304" name="Picture 1"/>
+            <wp:cNvGraphicFramePr>
+              <a:graphicFrameLocks xmlns:a="http://schemas.openxmlformats.org/drawingml/2006/main" noChangeAspect="1"/>
+            </wp:cNvGraphicFramePr>
+            <a:graphic xmlns:a="http://schemas.openxmlformats.org/drawingml/2006/main">
+              <a:graphicData uri="http://schemas.openxmlformats.org/drawingml/2006/picture">
+                <pic:pic xmlns:pic="http://schemas.openxmlformats.org/drawingml/2006/picture">
+                  <pic:nvPicPr>
+                    <pic:cNvPr id="1052153304" name=""/>
+                    <pic:cNvPicPr/>
+                  </pic:nvPicPr>
+                  <pic:blipFill>
+                    <a:blip r:embed="rId16"/>
+                    <a:stretch>
+                      <a:fillRect/>
+                    </a:stretch>
+                  </pic:blipFill>
+                  <pic:spPr>
+                    <a:xfrm>
+                      <a:off x="0" y="0"/>
+                      <a:ext cx="6645910" cy="3180715"/>
+                    </a:xfrm>
+                    <a:prstGeom prst="rect">
+                      <a:avLst/>
+                    </a:prstGeom>
+                  </pic:spPr>
+                </pic:pic>
+              </a:graphicData>
+            </a:graphic>
+          </wp:inline>
+        </w:drawing>
+      </w:r>
+    </w:p>
+    <w:p>
+      <w:pPr>
+        <w:spacing w:line="276" w:lineRule="auto"/>
+        <w:jc w:val="both"/>
+        <w:rPr>
+          <w:rFonts w:ascii="Times New Roman" w:hAnsi="Times New Roman" w:cs="Times New Roman"/>
+          <w:sz w:val="28"/>
+          <w:szCs w:val="28"/>
+        </w:rPr>
+      </w:pPr>
+      <w:r>
+        <w:rPr>
+          <w:rFonts w:ascii="Times New Roman" w:hAnsi="Times New Roman" w:cs="Times New Roman"/>
+          <w:sz w:val="28"/>
+          <w:szCs w:val="28"/>
+        </w:rPr>
+        <w:t>- Page title: "Departments"</w:t>
+      </w:r>
+    </w:p>
+    <w:p>
+      <w:pPr>
+        <w:spacing w:line="276" w:lineRule="auto"/>
+        <w:jc w:val="both"/>
+        <w:rPr>
+          <w:rFonts w:ascii="Times New Roman" w:hAnsi="Times New Roman" w:cs="Times New Roman"/>
+          <w:sz w:val="28"/>
+          <w:szCs w:val="28"/>
+        </w:rPr>
+      </w:pPr>
+      <w:r>
+        <w:rPr>
+          <w:rFonts w:ascii="Times New Roman" w:hAnsi="Times New Roman" w:cs="Times New Roman"/>
+          <w:sz w:val="28"/>
+          <w:szCs w:val="28"/>
+        </w:rPr>
+        <w:t>- Add new department form:</w:t>
+      </w:r>
+    </w:p>
+    <w:p>
+      <w:pPr>
+        <w:spacing w:line="276" w:lineRule="auto"/>
+        <w:jc w:val="both"/>
+        <w:rPr>
+          <w:rFonts w:ascii="Times New Roman" w:hAnsi="Times New Roman" w:cs="Times New Roman"/>
+          <w:sz w:val="28"/>
+          <w:szCs w:val="28"/>
+        </w:rPr>
+      </w:pPr>
+      <w:r>
+        <w:rPr>
+          <w:rFonts w:ascii="Times New Roman" w:hAnsi="Times New Roman" w:cs="Times New Roman"/>
+          <w:sz w:val="28"/>
+          <w:szCs w:val="28"/>
+        </w:rPr>
+        <w:t xml:space="preserve">  * Department name</w:t>
+      </w:r>
+    </w:p>
+    <w:p>
+      <w:pPr>
+        <w:spacing w:line="276" w:lineRule="auto"/>
+        <w:jc w:val="both"/>
+        <w:rPr>
+          <w:rFonts w:ascii="Times New Roman" w:hAnsi="Times New Roman" w:cs="Times New Roman"/>
+          <w:sz w:val="28"/>
+          <w:szCs w:val="28"/>
+        </w:rPr>
+      </w:pPr>
+      <w:r>
+        <w:rPr>
+          <w:rFonts w:ascii="Times New Roman" w:hAnsi="Times New Roman" w:cs="Times New Roman"/>
+          <w:sz w:val="28"/>
+          <w:szCs w:val="28"/>
+        </w:rPr>
+        <w:t xml:space="preserve">  * Description</w:t>
+      </w:r>
+    </w:p>
+    <w:p>
+      <w:pPr>
+        <w:spacing w:line="276" w:lineRule="auto"/>
+        <w:jc w:val="both"/>
+        <w:rPr>
+          <w:rFonts w:ascii="Times New Roman" w:hAnsi="Times New Roman" w:cs="Times New Roman"/>
+          <w:sz w:val="28"/>
+          <w:szCs w:val="28"/>
+        </w:rPr>
+      </w:pPr>
+      <w:r>
+        <w:rPr>
+          <w:rFonts w:ascii="Times New Roman" w:hAnsi="Times New Roman" w:cs="Times New Roman"/>
+          <w:sz w:val="28"/>
+          <w:szCs w:val="28"/>
+        </w:rPr>
+        <w:t xml:space="preserve">  * Add button</w:t>
+      </w:r>
+    </w:p>
+    <w:p>
+      <w:pPr>
+        <w:spacing w:line="276" w:lineRule="auto"/>
+        <w:jc w:val="both"/>
+        <w:rPr>
+          <w:rFonts w:ascii="Times New Roman" w:hAnsi="Times New Roman" w:cs="Times New Roman"/>
+          <w:sz w:val="28"/>
+          <w:szCs w:val="28"/>
+        </w:rPr>
+      </w:pPr>
+      <w:r>
+        <w:rPr>
+          <w:rFonts w:ascii="Times New Roman" w:hAnsi="Times New Roman" w:cs="Times New Roman"/>
+          <w:sz w:val="28"/>
+          <w:szCs w:val="28"/>
+        </w:rPr>
+        <w:t>- Table showing all departments:</w:t>
+      </w:r>
+    </w:p>
+    <w:p>
+      <w:pPr>
+        <w:spacing w:line="276" w:lineRule="auto"/>
+        <w:jc w:val="both"/>
+        <w:rPr>
+          <w:rFonts w:ascii="Times New Roman" w:hAnsi="Times New Roman" w:cs="Times New Roman"/>
+          <w:sz w:val="28"/>
+          <w:szCs w:val="28"/>
+        </w:rPr>
+      </w:pPr>
+      <w:r>
+        <w:rPr>
+          <w:rFonts w:ascii="Times New Roman" w:hAnsi="Times New Roman" w:cs="Times New Roman"/>
+          <w:sz w:val="28"/>
+          <w:szCs w:val="28"/>
+        </w:rPr>
+        <w:t xml:space="preserve">  * Department name</w:t>
+      </w:r>
+    </w:p>
+    <w:p>
+      <w:pPr>
+        <w:spacing w:line="276" w:lineRule="auto"/>
+        <w:jc w:val="both"/>
+        <w:rPr>
+          <w:rFonts w:ascii="Times New Roman" w:hAnsi="Times New Roman" w:cs="Times New Roman"/>
+          <w:sz w:val="28"/>
+          <w:szCs w:val="28"/>
+        </w:rPr>
+      </w:pPr>
+      <w:r>
+        <w:rPr>
+          <w:rFonts w:ascii="Times New Roman" w:hAnsi="Times New Roman" w:cs="Times New Roman"/>
+          <w:sz w:val="28"/>
+          <w:szCs w:val="28"/>
+        </w:rPr>
+        <w:t xml:space="preserve">  * Description</w:t>
+      </w:r>
+    </w:p>
+    <w:p>
+      <w:pPr>
+        <w:spacing w:line="276" w:lineRule="auto"/>
+        <w:jc w:val="both"/>
+        <w:rPr>
+          <w:rFonts w:ascii="Times New Roman" w:hAnsi="Times New Roman" w:cs="Times New Roman"/>
+          <w:sz w:val="28"/>
+          <w:szCs w:val="28"/>
+        </w:rPr>
+      </w:pPr>
+      <w:r>
+        <w:rPr>
+          <w:rFonts w:ascii="Times New Roman" w:hAnsi="Times New Roman" w:cs="Times New Roman"/>
+          <w:sz w:val="28"/>
+          <w:szCs w:val="28"/>
+        </w:rPr>
+        <w:t xml:space="preserve">  * Edit button</w:t>
+      </w:r>
+    </w:p>
+    <w:p>
+      <w:pPr>
+        <w:spacing w:line="276" w:lineRule="auto"/>
+        <w:jc w:val="both"/>
+        <w:rPr>
+          <w:rFonts w:ascii="Times New Roman" w:hAnsi="Times New Roman" w:cs="Times New Roman"/>
+          <w:sz w:val="28"/>
+          <w:szCs w:val="28"/>
+        </w:rPr>
+      </w:pPr>
+      <w:r>
+        <w:rPr>
+          <w:rFonts w:ascii="Times New Roman" w:hAnsi="Times New Roman" w:cs="Times New Roman"/>
+          <w:sz w:val="28"/>
+          <w:szCs w:val="28"/>
+        </w:rPr>
+        <w:t xml:space="preserve">  * Delete button</w:t>
+      </w:r>
+    </w:p>
+    <w:p>
+      <w:pPr>
+        <w:spacing w:line="276" w:lineRule="auto"/>
+        <w:jc w:val="both"/>
+        <w:rPr>
+          <w:rFonts w:ascii="Times New Roman" w:hAnsi="Times New Roman" w:cs="Times New Roman"/>
+          <w:sz w:val="28"/>
+          <w:szCs w:val="28"/>
+        </w:rPr>
+      </w:pPr>
+      <w:r>
+        <w:rPr>
+          <w:rFonts w:ascii="Times New Roman" w:hAnsi="Times New Roman" w:cs="Times New Roman"/>
+          <w:sz w:val="28"/>
+          <w:szCs w:val="28"/>
+        </w:rPr>
+        <w:t>- Edit modal with department details</w:t>
+      </w:r>
+    </w:p>
+    <w:p>
+      <w:pPr>
+        <w:spacing w:line="276" w:lineRule="auto"/>
+        <w:jc w:val="both"/>
+        <w:rPr>
+          <w:rFonts w:ascii="Times New Roman" w:hAnsi="Times New Roman" w:cs="Times New Roman"/>
+          <w:sz w:val="28"/>
+          <w:szCs w:val="28"/>
+        </w:rPr>
+      </w:pPr>
+      <w:r>
+        <w:rPr>
+          <w:rFonts w:ascii="Times New Roman" w:hAnsi="Times New Roman" w:cs="Times New Roman"/>
+          <w:sz w:val="28"/>
+          <w:szCs w:val="28"/>
+        </w:rPr>
+        <w:t>- Success message after add/edit/delete</w:t>
+      </w:r>
+    </w:p>
+    <w:p>
+      <w:pPr>
+        <w:spacing w:line="276" w:lineRule="auto"/>
+        <w:jc w:val="both"/>
+        <w:rPr>
+          <w:rFonts w:ascii="Times New Roman" w:hAnsi="Times New Roman" w:cs="Times New Roman"/>
+          <w:sz w:val="28"/>
+          <w:szCs w:val="28"/>
+        </w:rPr>
+      </w:pPr>
+      <w:r>
+        <w:rPr>
+          <w:rFonts w:ascii="Times New Roman" w:hAnsi="Times New Roman" w:cs="Times New Roman"/>
+          <w:sz w:val="28"/>
+          <w:szCs w:val="28"/>
+        </w:rPr>
+        <w:t>- Link to return to admin dashboard</w:t>
+      </w:r>
+    </w:p>
+    <w:p>
+      <w:pPr>
+        <w:spacing w:line="276" w:lineRule="auto"/>
+        <w:jc w:val="both"/>
+        <w:rPr>
+          <w:rFonts w:ascii="Times New Roman" w:hAnsi="Times New Roman" w:cs="Times New Roman"/>
+          <w:sz w:val="28"/>
+          <w:szCs w:val="28"/>
+        </w:rPr>
+      </w:pPr>
+    </w:p>
+    <w:p>
+      <w:pPr>
+        <w:spacing w:line="276" w:lineRule="auto"/>
+        <w:jc w:val="both"/>
+        <w:rPr>
+          <w:rFonts w:ascii="Times New Roman" w:hAnsi="Times New Roman" w:cs="Times New Roman"/>
+          <w:sz w:val="28"/>
+          <w:szCs w:val="28"/>
+        </w:rPr>
+      </w:pPr>
+    </w:p>
+    <w:p>
+      <w:pPr>
+        <w:spacing w:line="276" w:lineRule="auto"/>
+        <w:jc w:val="both"/>
+        <w:rPr>
+          <w:rFonts w:ascii="Times New Roman" w:hAnsi="Times New Roman" w:cs="Times New Roman"/>
+          <w:sz w:val="28"/>
+          <w:szCs w:val="28"/>
+        </w:rPr>
+      </w:pPr>
+    </w:p>
+    <w:p>
+      <w:pPr>
+        <w:spacing w:line="276" w:lineRule="auto"/>
+        <w:jc w:val="both"/>
+        <w:rPr>
+          <w:rFonts w:ascii="Times New Roman" w:hAnsi="Times New Roman" w:cs="Times New Roman"/>
+          <w:sz w:val="28"/>
+          <w:szCs w:val="28"/>
+        </w:rPr>
+      </w:pPr>
+    </w:p>
+    <w:p>
+      <w:pPr>
+        <w:spacing w:line="276" w:lineRule="auto"/>
+        <w:jc w:val="both"/>
+        <w:rPr>
+          <w:rFonts w:ascii="Times New Roman" w:hAnsi="Times New Roman" w:cs="Times New Roman"/>
+          <w:sz w:val="28"/>
+          <w:szCs w:val="28"/>
+        </w:rPr>
+      </w:pPr>
+      <w:r>
+        <w:rPr>
+          <w:rFonts w:ascii="Times New Roman" w:hAnsi="Times New Roman" w:cs="Times New Roman"/>
+          <w:sz w:val="28"/>
+          <w:szCs w:val="28"/>
+        </w:rPr>
+        <w:lastRenderedPageBreak/>
+        <w:t>-Admin manages subjects</w:t>
+      </w:r>
+    </w:p>
+    <w:p>
+      <w:pPr>
+        <w:spacing w:line="276" w:lineRule="auto"/>
+        <w:jc w:val="both"/>
+        <w:rPr>
+          <w:rFonts w:ascii="Times New Roman" w:hAnsi="Times New Roman" w:cs="Times New Roman"/>
+          <w:sz w:val="28"/>
+          <w:szCs w:val="28"/>
+        </w:rPr>
+      </w:pPr>
+      <w:r>
+        <w:rPr>
+          <w:rFonts w:ascii="Times New Roman" w:hAnsi="Times New Roman" w:cs="Times New Roman"/>
+          <w:sz w:val="28"/>
+          <w:szCs w:val="28"/>
+        </w:rPr>
+        <w:t>[Subjects Display]</w:t>
+      </w:r>
+    </w:p>
+    <w:p>
+      <w:pPr>
+        <w:spacing w:line="276" w:lineRule="auto"/>
+        <w:jc w:val="both"/>
+        <w:rPr>
+          <w:rFonts w:ascii="Times New Roman" w:hAnsi="Times New Roman" w:cs="Times New Roman"/>
+          <w:sz w:val="28"/>
+          <w:szCs w:val="28"/>
+        </w:rPr>
+      </w:pPr>
+      <w:r>
+        <w:rPr>
+          <w:rFonts w:ascii="Times New Roman" w:hAnsi="Times New Roman" w:cs="Times New Roman"/>
+          <w:sz w:val="28"/>
+          <w:szCs w:val="28"/>
+        </w:rPr>
+        <w:drawing>
+          <wp:inline distT="0" distB="0" distL="0" distR="0" wp14:anchorId="5BEE6446" wp14:editId="5C239BBF">
+            <wp:extent cx="6645910" cy="3163570"/>
+            <wp:effectExtent l="0" t="0" r="2540" b="0"/>
+            <wp:docPr id="2107498197" name="Picture 1"/>
+            <wp:cNvGraphicFramePr>
+              <a:graphicFrameLocks xmlns:a="http://schemas.openxmlformats.org/drawingml/2006/main" noChangeAspect="1"/>
+            </wp:cNvGraphicFramePr>
+            <a:graphic xmlns:a="http://schemas.openxmlformats.org/drawingml/2006/main">
+              <a:graphicData uri="http://schemas.openxmlformats.org/drawingml/2006/picture">
+                <pic:pic xmlns:pic="http://schemas.openxmlformats.org/drawingml/2006/picture">
+                  <pic:nvPicPr>
+                    <pic:cNvPr id="2107498197" name=""/>
+                    <pic:cNvPicPr/>
+                  </pic:nvPicPr>
+                  <pic:blipFill>
+                    <a:blip r:embed="rId17"/>
                     <a:stretch>
                       <a:fillRect/>
                     </a:stretch>
@@ -5153,250 +7562,236 @@
           <w:sz w:val="28"/>
           <w:szCs w:val="28"/>
         </w:rPr>
-        <w:t>- Page title: "Encode Grades"</w:t>
-      </w:r>
-    </w:p>
-    <w:p>
-      <w:pPr>
-        <w:spacing w:line="276" w:lineRule="auto"/>
-        <w:jc w:val="both"/>
-        <w:rPr>
-          <w:rFonts w:ascii="Times New Roman" w:hAnsi="Times New Roman" w:cs="Times New Roman"/>
-          <w:sz w:val="28"/>
-          <w:szCs w:val="28"/>
-        </w:rPr>
-      </w:pPr>
-      <w:r>
-        <w:rPr>
-          <w:rFonts w:ascii="Times New Roman" w:hAnsi="Times New Roman" w:cs="Times New Roman"/>
-          <w:sz w:val="28"/>
-          <w:szCs w:val="28"/>
-        </w:rPr>
-        <w:t>- Student selection dropdown</w:t>
-      </w:r>
-    </w:p>
-    <w:p>
-      <w:pPr>
-        <w:spacing w:line="276" w:lineRule="auto"/>
-        <w:jc w:val="both"/>
-        <w:rPr>
-          <w:rFonts w:ascii="Times New Roman" w:hAnsi="Times New Roman" w:cs="Times New Roman"/>
-          <w:sz w:val="28"/>
-          <w:szCs w:val="28"/>
-        </w:rPr>
-      </w:pPr>
-      <w:r>
-        <w:rPr>
-          <w:rFonts w:ascii="Times New Roman" w:hAnsi="Times New Roman" w:cs="Times New Roman"/>
-          <w:sz w:val="28"/>
-          <w:szCs w:val="28"/>
-        </w:rPr>
-        <w:t>- Subject input field</w:t>
-      </w:r>
-    </w:p>
-    <w:p>
-      <w:pPr>
-        <w:spacing w:line="276" w:lineRule="auto"/>
-        <w:jc w:val="both"/>
-        <w:rPr>
-          <w:rFonts w:ascii="Times New Roman" w:hAnsi="Times New Roman" w:cs="Times New Roman"/>
-          <w:sz w:val="28"/>
-          <w:szCs w:val="28"/>
-        </w:rPr>
-      </w:pPr>
-      <w:r>
-        <w:rPr>
-          <w:rFonts w:ascii="Times New Roman" w:hAnsi="Times New Roman" w:cs="Times New Roman"/>
-          <w:sz w:val="28"/>
-          <w:szCs w:val="28"/>
-        </w:rPr>
-        <w:t>- Score input fields:</w:t>
-      </w:r>
-    </w:p>
-    <w:p>
-      <w:pPr>
-        <w:spacing w:line="276" w:lineRule="auto"/>
-        <w:jc w:val="both"/>
-        <w:rPr>
-          <w:rFonts w:ascii="Times New Roman" w:hAnsi="Times New Roman" w:cs="Times New Roman"/>
-          <w:sz w:val="28"/>
-          <w:szCs w:val="28"/>
-        </w:rPr>
-      </w:pPr>
-      <w:r>
-        <w:rPr>
-          <w:rFonts w:ascii="Times New Roman" w:hAnsi="Times New Roman" w:cs="Times New Roman"/>
-          <w:sz w:val="28"/>
-          <w:szCs w:val="28"/>
-        </w:rPr>
-        <w:t xml:space="preserve">  * Assignment score</w:t>
-      </w:r>
-    </w:p>
-    <w:p>
-      <w:pPr>
-        <w:spacing w:line="276" w:lineRule="auto"/>
-        <w:jc w:val="both"/>
-        <w:rPr>
-          <w:rFonts w:ascii="Times New Roman" w:hAnsi="Times New Roman" w:cs="Times New Roman"/>
-          <w:sz w:val="28"/>
-          <w:szCs w:val="28"/>
-        </w:rPr>
-      </w:pPr>
-      <w:r>
-        <w:rPr>
-          <w:rFonts w:ascii="Times New Roman" w:hAnsi="Times New Roman" w:cs="Times New Roman"/>
-          <w:sz w:val="28"/>
-          <w:szCs w:val="28"/>
-        </w:rPr>
-        <w:t xml:space="preserve">  * Quiz score</w:t>
-      </w:r>
-    </w:p>
-    <w:p>
-      <w:pPr>
-        <w:spacing w:line="276" w:lineRule="auto"/>
-        <w:jc w:val="both"/>
-        <w:rPr>
-          <w:rFonts w:ascii="Times New Roman" w:hAnsi="Times New Roman" w:cs="Times New Roman"/>
-          <w:sz w:val="28"/>
-          <w:szCs w:val="28"/>
-        </w:rPr>
-      </w:pPr>
-      <w:r>
-        <w:rPr>
-          <w:rFonts w:ascii="Times New Roman" w:hAnsi="Times New Roman" w:cs="Times New Roman"/>
-          <w:sz w:val="28"/>
-          <w:szCs w:val="28"/>
-        </w:rPr>
-        <w:t xml:space="preserve">  * Exam score</w:t>
-      </w:r>
-    </w:p>
-    <w:p>
-      <w:pPr>
-        <w:spacing w:line="276" w:lineRule="auto"/>
-        <w:jc w:val="both"/>
-        <w:rPr>
-          <w:rFonts w:ascii="Times New Roman" w:hAnsi="Times New Roman" w:cs="Times New Roman"/>
-          <w:sz w:val="28"/>
-          <w:szCs w:val="28"/>
-        </w:rPr>
-      </w:pPr>
-      <w:r>
-        <w:rPr>
-          <w:rFonts w:ascii="Times New Roman" w:hAnsi="Times New Roman" w:cs="Times New Roman"/>
-          <w:sz w:val="28"/>
-          <w:szCs w:val="28"/>
-        </w:rPr>
-        <w:t xml:space="preserve">  * Final grade</w:t>
-      </w:r>
-    </w:p>
-    <w:p>
-      <w:pPr>
-        <w:spacing w:line="276" w:lineRule="auto"/>
-        <w:jc w:val="both"/>
-        <w:rPr>
-          <w:rFonts w:ascii="Times New Roman" w:hAnsi="Times New Roman" w:cs="Times New Roman"/>
-          <w:sz w:val="28"/>
-          <w:szCs w:val="28"/>
-        </w:rPr>
-      </w:pPr>
-      <w:r>
-        <w:rPr>
-          <w:rFonts w:ascii="Times New Roman" w:hAnsi="Times New Roman" w:cs="Times New Roman"/>
-          <w:sz w:val="28"/>
-          <w:szCs w:val="28"/>
-        </w:rPr>
-        <w:t>- Save button</w:t>
-      </w:r>
-    </w:p>
-    <w:p>
-      <w:pPr>
-        <w:spacing w:line="276" w:lineRule="auto"/>
-        <w:jc w:val="both"/>
-        <w:rPr>
-          <w:rFonts w:ascii="Times New Roman" w:hAnsi="Times New Roman" w:cs="Times New Roman"/>
-          <w:sz w:val="28"/>
-          <w:szCs w:val="28"/>
-        </w:rPr>
-      </w:pPr>
-      <w:r>
-        <w:rPr>
-          <w:rFonts w:ascii="Times New Roman" w:hAnsi="Times New Roman" w:cs="Times New Roman"/>
-          <w:sz w:val="28"/>
-          <w:szCs w:val="28"/>
-        </w:rPr>
-        <w:t>- Success message after saving</w:t>
-      </w:r>
-    </w:p>
-    <w:p>
-      <w:pPr>
-        <w:spacing w:line="276" w:lineRule="auto"/>
-        <w:jc w:val="both"/>
-        <w:rPr>
-          <w:rFonts w:ascii="Times New Roman" w:hAnsi="Times New Roman" w:cs="Times New Roman"/>
-          <w:sz w:val="28"/>
-          <w:szCs w:val="28"/>
-        </w:rPr>
-      </w:pPr>
-      <w:r>
-        <w:rPr>
-          <w:rFonts w:ascii="Times New Roman" w:hAnsi="Times New Roman" w:cs="Times New Roman"/>
-          <w:sz w:val="28"/>
-          <w:szCs w:val="28"/>
-        </w:rPr>
-        <w:t>- List of recently encoded grades</w:t>
-      </w:r>
-    </w:p>
-    <w:p>
-      <w:pPr>
-        <w:spacing w:line="276" w:lineRule="auto"/>
-        <w:jc w:val="both"/>
-        <w:rPr>
-          <w:rFonts w:ascii="Times New Roman" w:hAnsi="Times New Roman" w:cs="Times New Roman"/>
-          <w:sz w:val="28"/>
-          <w:szCs w:val="28"/>
-        </w:rPr>
-      </w:pPr>
-      <w:r>
-        <w:rPr>
-          <w:rFonts w:ascii="Times New Roman" w:hAnsi="Times New Roman" w:cs="Times New Roman"/>
-          <w:sz w:val="28"/>
-          <w:szCs w:val="28"/>
-        </w:rPr>
-        <w:t>- Link to return to dashboard</w:t>
-      </w:r>
-    </w:p>
-    <w:p>
-      <w:pPr>
-        <w:spacing w:line="276" w:lineRule="auto"/>
-        <w:jc w:val="both"/>
-        <w:rPr>
-          <w:rFonts w:ascii="Times New Roman" w:hAnsi="Times New Roman" w:cs="Times New Roman"/>
-          <w:sz w:val="28"/>
-          <w:szCs w:val="28"/>
-        </w:rPr>
-      </w:pPr>
-    </w:p>
-    <w:p>
-      <w:pPr>
-        <w:spacing w:line="276" w:lineRule="auto"/>
-        <w:jc w:val="both"/>
-        <w:rPr>
-          <w:rFonts w:ascii="Times New Roman" w:hAnsi="Times New Roman" w:cs="Times New Roman"/>
-          <w:sz w:val="28"/>
-          <w:szCs w:val="28"/>
-        </w:rPr>
-      </w:pPr>
-    </w:p>
-    <w:p>
-      <w:pPr>
-        <w:spacing w:line="276" w:lineRule="auto"/>
-        <w:jc w:val="both"/>
-        <w:rPr>
-          <w:rFonts w:ascii="Times New Roman" w:hAnsi="Times New Roman" w:cs="Times New Roman"/>
-          <w:sz w:val="28"/>
-          <w:szCs w:val="28"/>
-        </w:rPr>
-      </w:pPr>
+        <w:t>- Page title: "Subjects"</w:t>
+      </w:r>
+    </w:p>
+    <w:p>
+      <w:pPr>
+        <w:spacing w:line="276" w:lineRule="auto"/>
+        <w:jc w:val="both"/>
+        <w:rPr>
+          <w:rFonts w:ascii="Times New Roman" w:hAnsi="Times New Roman" w:cs="Times New Roman"/>
+          <w:sz w:val="28"/>
+          <w:szCs w:val="28"/>
+        </w:rPr>
+      </w:pPr>
+      <w:r>
+        <w:rPr>
+          <w:rFonts w:ascii="Times New Roman" w:hAnsi="Times New Roman" w:cs="Times New Roman"/>
+          <w:sz w:val="28"/>
+          <w:szCs w:val="28"/>
+        </w:rPr>
+        <w:t>- Add new subject form:</w:t>
+      </w:r>
+    </w:p>
+    <w:p>
+      <w:pPr>
+        <w:spacing w:line="276" w:lineRule="auto"/>
+        <w:jc w:val="both"/>
+        <w:rPr>
+          <w:rFonts w:ascii="Times New Roman" w:hAnsi="Times New Roman" w:cs="Times New Roman"/>
+          <w:sz w:val="28"/>
+          <w:szCs w:val="28"/>
+        </w:rPr>
+      </w:pPr>
+      <w:r>
+        <w:rPr>
+          <w:rFonts w:ascii="Times New Roman" w:hAnsi="Times New Roman" w:cs="Times New Roman"/>
+          <w:sz w:val="28"/>
+          <w:szCs w:val="28"/>
+        </w:rPr>
+        <w:t xml:space="preserve">  * Subject code (optional)</w:t>
+      </w:r>
+    </w:p>
+    <w:p>
+      <w:pPr>
+        <w:spacing w:line="276" w:lineRule="auto"/>
+        <w:jc w:val="both"/>
+        <w:rPr>
+          <w:rFonts w:ascii="Times New Roman" w:hAnsi="Times New Roman" w:cs="Times New Roman"/>
+          <w:sz w:val="28"/>
+          <w:szCs w:val="28"/>
+        </w:rPr>
+      </w:pPr>
+      <w:r>
+        <w:rPr>
+          <w:rFonts w:ascii="Times New Roman" w:hAnsi="Times New Roman" w:cs="Times New Roman"/>
+          <w:sz w:val="28"/>
+          <w:szCs w:val="28"/>
+        </w:rPr>
+        <w:t xml:space="preserve">  * Subject name</w:t>
+      </w:r>
+    </w:p>
+    <w:p>
+      <w:pPr>
+        <w:spacing w:line="276" w:lineRule="auto"/>
+        <w:jc w:val="both"/>
+        <w:rPr>
+          <w:rFonts w:ascii="Times New Roman" w:hAnsi="Times New Roman" w:cs="Times New Roman"/>
+          <w:sz w:val="28"/>
+          <w:szCs w:val="28"/>
+        </w:rPr>
+      </w:pPr>
+      <w:r>
+        <w:rPr>
+          <w:rFonts w:ascii="Times New Roman" w:hAnsi="Times New Roman" w:cs="Times New Roman"/>
+          <w:sz w:val="28"/>
+          <w:szCs w:val="28"/>
+        </w:rPr>
+        <w:t xml:space="preserve">  * Add button</w:t>
+      </w:r>
+    </w:p>
+    <w:p>
+      <w:pPr>
+        <w:spacing w:line="276" w:lineRule="auto"/>
+        <w:jc w:val="both"/>
+        <w:rPr>
+          <w:rFonts w:ascii="Times New Roman" w:hAnsi="Times New Roman" w:cs="Times New Roman"/>
+          <w:sz w:val="28"/>
+          <w:szCs w:val="28"/>
+        </w:rPr>
+      </w:pPr>
+      <w:r>
+        <w:rPr>
+          <w:rFonts w:ascii="Times New Roman" w:hAnsi="Times New Roman" w:cs="Times New Roman"/>
+          <w:sz w:val="28"/>
+          <w:szCs w:val="28"/>
+        </w:rPr>
+        <w:t>- Table showing all subjects:</w:t>
+      </w:r>
+    </w:p>
+    <w:p>
+      <w:pPr>
+        <w:spacing w:line="276" w:lineRule="auto"/>
+        <w:jc w:val="both"/>
+        <w:rPr>
+          <w:rFonts w:ascii="Times New Roman" w:hAnsi="Times New Roman" w:cs="Times New Roman"/>
+          <w:sz w:val="28"/>
+          <w:szCs w:val="28"/>
+        </w:rPr>
+      </w:pPr>
+      <w:r>
+        <w:rPr>
+          <w:rFonts w:ascii="Times New Roman" w:hAnsi="Times New Roman" w:cs="Times New Roman"/>
+          <w:sz w:val="28"/>
+          <w:szCs w:val="28"/>
+        </w:rPr>
+        <w:t xml:space="preserve">  * Subject code</w:t>
+      </w:r>
+    </w:p>
+    <w:p>
+      <w:pPr>
+        <w:spacing w:line="276" w:lineRule="auto"/>
+        <w:jc w:val="both"/>
+        <w:rPr>
+          <w:rFonts w:ascii="Times New Roman" w:hAnsi="Times New Roman" w:cs="Times New Roman"/>
+          <w:sz w:val="28"/>
+          <w:szCs w:val="28"/>
+        </w:rPr>
+      </w:pPr>
+      <w:r>
+        <w:rPr>
+          <w:rFonts w:ascii="Times New Roman" w:hAnsi="Times New Roman" w:cs="Times New Roman"/>
+          <w:sz w:val="28"/>
+          <w:szCs w:val="28"/>
+        </w:rPr>
+        <w:t xml:space="preserve">  * Subject name</w:t>
+      </w:r>
+    </w:p>
+    <w:p>
+      <w:pPr>
+        <w:spacing w:line="276" w:lineRule="auto"/>
+        <w:jc w:val="both"/>
+        <w:rPr>
+          <w:rFonts w:ascii="Times New Roman" w:hAnsi="Times New Roman" w:cs="Times New Roman"/>
+          <w:sz w:val="28"/>
+          <w:szCs w:val="28"/>
+        </w:rPr>
+      </w:pPr>
+      <w:r>
+        <w:rPr>
+          <w:rFonts w:ascii="Times New Roman" w:hAnsi="Times New Roman" w:cs="Times New Roman"/>
+          <w:sz w:val="28"/>
+          <w:szCs w:val="28"/>
+        </w:rPr>
+        <w:t xml:space="preserve">  * Edit button</w:t>
+      </w:r>
+    </w:p>
+    <w:p>
+      <w:pPr>
+        <w:spacing w:line="276" w:lineRule="auto"/>
+        <w:jc w:val="both"/>
+        <w:rPr>
+          <w:rFonts w:ascii="Times New Roman" w:hAnsi="Times New Roman" w:cs="Times New Roman"/>
+          <w:sz w:val="28"/>
+          <w:szCs w:val="28"/>
+        </w:rPr>
+      </w:pPr>
+      <w:r>
+        <w:rPr>
+          <w:rFonts w:ascii="Times New Roman" w:hAnsi="Times New Roman" w:cs="Times New Roman"/>
+          <w:sz w:val="28"/>
+          <w:szCs w:val="28"/>
+        </w:rPr>
+        <w:t xml:space="preserve">  * Delete button</w:t>
+      </w:r>
+    </w:p>
+    <w:p>
+      <w:pPr>
+        <w:spacing w:line="276" w:lineRule="auto"/>
+        <w:jc w:val="both"/>
+        <w:rPr>
+          <w:rFonts w:ascii="Times New Roman" w:hAnsi="Times New Roman" w:cs="Times New Roman"/>
+          <w:sz w:val="28"/>
+          <w:szCs w:val="28"/>
+        </w:rPr>
+      </w:pPr>
+      <w:r>
+        <w:rPr>
+          <w:rFonts w:ascii="Times New Roman" w:hAnsi="Times New Roman" w:cs="Times New Roman"/>
+          <w:sz w:val="28"/>
+          <w:szCs w:val="28"/>
+        </w:rPr>
+        <w:t>- Edit modal with subject details</w:t>
+      </w:r>
+    </w:p>
+    <w:p>
+      <w:pPr>
+        <w:spacing w:line="276" w:lineRule="auto"/>
+        <w:jc w:val="both"/>
+        <w:rPr>
+          <w:rFonts w:ascii="Times New Roman" w:hAnsi="Times New Roman" w:cs="Times New Roman"/>
+          <w:sz w:val="28"/>
+          <w:szCs w:val="28"/>
+        </w:rPr>
+      </w:pPr>
+      <w:r>
+        <w:rPr>
+          <w:rFonts w:ascii="Times New Roman" w:hAnsi="Times New Roman" w:cs="Times New Roman"/>
+          <w:sz w:val="28"/>
+          <w:szCs w:val="28"/>
+        </w:rPr>
+        <w:t>- Success message after add/edit/delete</w:t>
+      </w:r>
+    </w:p>
+    <w:p>
+      <w:pPr>
+        <w:spacing w:line="276" w:lineRule="auto"/>
+        <w:jc w:val="both"/>
+        <w:rPr>
+          <w:rFonts w:ascii="Times New Roman" w:hAnsi="Times New Roman" w:cs="Times New Roman"/>
+          <w:sz w:val="28"/>
+          <w:szCs w:val="28"/>
+        </w:rPr>
+      </w:pPr>
+      <w:r>
+        <w:rPr>
+          <w:rFonts w:ascii="Times New Roman" w:hAnsi="Times New Roman" w:cs="Times New Roman"/>
+          <w:sz w:val="28"/>
+          <w:szCs w:val="28"/>
+        </w:rPr>
+        <w:t>- Link to return to admin dashboard</w:t>
+      </w:r>
     </w:p>
     <w:p>
       <w:pPr>
@@ -5459,26 +7854,26 @@
           <w:szCs w:val="28"/>
         </w:rPr>
         <w:lastRenderedPageBreak/>
-        <w:t>-Teacher records student attendance</w:t>
-      </w:r>
-    </w:p>
-    <w:p>
-      <w:pPr>
-        <w:spacing w:line="276" w:lineRule="auto"/>
-        <w:jc w:val="both"/>
-        <w:rPr>
-          <w:rFonts w:ascii="Times New Roman" w:hAnsi="Times New Roman" w:cs="Times New Roman"/>
-          <w:sz w:val="28"/>
-          <w:szCs w:val="28"/>
-        </w:rPr>
-      </w:pPr>
-      <w:r>
-        <w:rPr>
-          <w:rFonts w:ascii="Times New Roman" w:hAnsi="Times New Roman" w:cs="Times New Roman"/>
-          <w:sz w:val="28"/>
-          <w:szCs w:val="28"/>
-        </w:rPr>
-        <w:t>[Attendance Recording Display]</w:t>
+        <w:t>-Admin assigns subjects to teachers</w:t>
+      </w:r>
+    </w:p>
+    <w:p>
+      <w:pPr>
+        <w:spacing w:line="276" w:lineRule="auto"/>
+        <w:jc w:val="both"/>
+        <w:rPr>
+          <w:rFonts w:ascii="Times New Roman" w:hAnsi="Times New Roman" w:cs="Times New Roman"/>
+          <w:sz w:val="28"/>
+          <w:szCs w:val="28"/>
+        </w:rPr>
+      </w:pPr>
+      <w:r>
+        <w:rPr>
+          <w:rFonts w:ascii="Times New Roman" w:hAnsi="Times New Roman" w:cs="Times New Roman"/>
+          <w:sz w:val="28"/>
+          <w:szCs w:val="28"/>
+        </w:rPr>
+        <w:t>[Teacher-Subject Assignments Display]</w:t>
       </w:r>
     </w:p>
     <w:p>
@@ -5498,10 +7893,10 @@
           <w:szCs w:val="28"/>
         </w:rPr>
         <w:drawing>
-          <wp:inline distT="0" distB="0" distL="0" distR="0" wp14:anchorId="5B5D002C" wp14:editId="709ED4AC">
-            <wp:extent cx="6645910" cy="3163570"/>
-            <wp:effectExtent l="0" t="0" r="2540" b="0"/>
-            <wp:docPr id="678671637" name="Picture 1"/>
+          <wp:inline distT="0" distB="0" distL="0" distR="0" wp14:anchorId="61C8F07A" wp14:editId="2147F381">
+            <wp:extent cx="6645910" cy="3173730"/>
+            <wp:effectExtent l="0" t="0" r="2540" b="7620"/>
+            <wp:docPr id="2068043857" name="Picture 1"/>
             <wp:cNvGraphicFramePr>
               <a:graphicFrameLocks xmlns:a="http://schemas.openxmlformats.org/drawingml/2006/main" noChangeAspect="1"/>
             </wp:cNvGraphicFramePr>
@@ -5509,11 +7904,11 @@
               <a:graphicData uri="http://schemas.openxmlformats.org/drawingml/2006/picture">
                 <pic:pic xmlns:pic="http://schemas.openxmlformats.org/drawingml/2006/picture">
                   <pic:nvPicPr>
-                    <pic:cNvPr id="678671637" name=""/>
+                    <pic:cNvPr id="2068043857" name=""/>
                     <pic:cNvPicPr/>
                   </pic:nvPicPr>
                   <pic:blipFill>
-                    <a:blip r:embed="rId13"/>
+                    <a:blip r:embed="rId18"/>
                     <a:stretch>
                       <a:fillRect/>
                     </a:stretch>
@@ -5521,7 +7916,7 @@
                   <pic:spPr>
                     <a:xfrm>
                       <a:off x="0" y="0"/>
-                      <a:ext cx="6645910" cy="3163570"/>
+                      <a:ext cx="6645910" cy="3173730"/>
                     </a:xfrm>
                     <a:prstGeom prst="rect">
                       <a:avLst/>
@@ -5550,182 +7945,198 @@
           <w:sz w:val="28"/>
           <w:szCs w:val="28"/>
         </w:rPr>
-        <w:t>- Page title: "Attendance Tracking"</w:t>
-      </w:r>
-    </w:p>
-    <w:p>
-      <w:pPr>
-        <w:spacing w:line="276" w:lineRule="auto"/>
-        <w:jc w:val="both"/>
-        <w:rPr>
-          <w:rFonts w:ascii="Times New Roman" w:hAnsi="Times New Roman" w:cs="Times New Roman"/>
-          <w:sz w:val="28"/>
-          <w:szCs w:val="28"/>
-        </w:rPr>
-      </w:pPr>
-      <w:r>
-        <w:rPr>
-          <w:rFonts w:ascii="Times New Roman" w:hAnsi="Times New Roman" w:cs="Times New Roman"/>
-          <w:sz w:val="28"/>
-          <w:szCs w:val="28"/>
-        </w:rPr>
-        <w:t>- Student selection dropdown</w:t>
-      </w:r>
-    </w:p>
-    <w:p>
-      <w:pPr>
-        <w:spacing w:line="276" w:lineRule="auto"/>
-        <w:jc w:val="both"/>
-        <w:rPr>
-          <w:rFonts w:ascii="Times New Roman" w:hAnsi="Times New Roman" w:cs="Times New Roman"/>
-          <w:sz w:val="28"/>
-          <w:szCs w:val="28"/>
-        </w:rPr>
-      </w:pPr>
-      <w:r>
-        <w:rPr>
-          <w:rFonts w:ascii="Times New Roman" w:hAnsi="Times New Roman" w:cs="Times New Roman"/>
-          <w:sz w:val="28"/>
-          <w:szCs w:val="28"/>
-        </w:rPr>
-        <w:t>- Date picker for attendance date</w:t>
-      </w:r>
-    </w:p>
-    <w:p>
-      <w:pPr>
-        <w:spacing w:line="276" w:lineRule="auto"/>
-        <w:jc w:val="both"/>
-        <w:rPr>
-          <w:rFonts w:ascii="Times New Roman" w:hAnsi="Times New Roman" w:cs="Times New Roman"/>
-          <w:sz w:val="28"/>
-          <w:szCs w:val="28"/>
-        </w:rPr>
-      </w:pPr>
-      <w:r>
-        <w:rPr>
-          <w:rFonts w:ascii="Times New Roman" w:hAnsi="Times New Roman" w:cs="Times New Roman"/>
-          <w:sz w:val="28"/>
-          <w:szCs w:val="28"/>
-        </w:rPr>
-        <w:t>- Status dropdown (Present, Late, Absent, Excused)</w:t>
-      </w:r>
-    </w:p>
-    <w:p>
-      <w:pPr>
-        <w:spacing w:line="276" w:lineRule="auto"/>
-        <w:jc w:val="both"/>
-        <w:rPr>
-          <w:rFonts w:ascii="Times New Roman" w:hAnsi="Times New Roman" w:cs="Times New Roman"/>
-          <w:sz w:val="28"/>
-          <w:szCs w:val="28"/>
-        </w:rPr>
-      </w:pPr>
-      <w:r>
-        <w:rPr>
-          <w:rFonts w:ascii="Times New Roman" w:hAnsi="Times New Roman" w:cs="Times New Roman"/>
-          <w:sz w:val="28"/>
-          <w:szCs w:val="28"/>
-        </w:rPr>
-        <w:t>- Remarks text field (optional)</w:t>
-      </w:r>
-    </w:p>
-    <w:p>
-      <w:pPr>
-        <w:spacing w:line="276" w:lineRule="auto"/>
-        <w:jc w:val="both"/>
-        <w:rPr>
-          <w:rFonts w:ascii="Times New Roman" w:hAnsi="Times New Roman" w:cs="Times New Roman"/>
-          <w:sz w:val="28"/>
-          <w:szCs w:val="28"/>
-        </w:rPr>
-      </w:pPr>
-      <w:r>
-        <w:rPr>
-          <w:rFonts w:ascii="Times New Roman" w:hAnsi="Times New Roman" w:cs="Times New Roman"/>
-          <w:sz w:val="28"/>
-          <w:szCs w:val="28"/>
-        </w:rPr>
-        <w:t>- Save button</w:t>
-      </w:r>
-    </w:p>
-    <w:p>
-      <w:pPr>
-        <w:spacing w:line="276" w:lineRule="auto"/>
-        <w:jc w:val="both"/>
-        <w:rPr>
-          <w:rFonts w:ascii="Times New Roman" w:hAnsi="Times New Roman" w:cs="Times New Roman"/>
-          <w:sz w:val="28"/>
-          <w:szCs w:val="28"/>
-        </w:rPr>
-      </w:pPr>
-      <w:r>
-        <w:rPr>
-          <w:rFonts w:ascii="Times New Roman" w:hAnsi="Times New Roman" w:cs="Times New Roman"/>
-          <w:sz w:val="28"/>
-          <w:szCs w:val="28"/>
-        </w:rPr>
-        <w:t>- Success message after saving</w:t>
-      </w:r>
-    </w:p>
-    <w:p>
-      <w:pPr>
-        <w:spacing w:line="276" w:lineRule="auto"/>
-        <w:jc w:val="both"/>
-        <w:rPr>
-          <w:rFonts w:ascii="Times New Roman" w:hAnsi="Times New Roman" w:cs="Times New Roman"/>
-          <w:sz w:val="28"/>
-          <w:szCs w:val="28"/>
-        </w:rPr>
-      </w:pPr>
-      <w:r>
-        <w:rPr>
-          <w:rFonts w:ascii="Times New Roman" w:hAnsi="Times New Roman" w:cs="Times New Roman"/>
-          <w:sz w:val="28"/>
-          <w:szCs w:val="28"/>
-        </w:rPr>
-        <w:t>- List of recent attendance records</w:t>
-      </w:r>
-    </w:p>
-    <w:p>
-      <w:pPr>
-        <w:spacing w:line="276" w:lineRule="auto"/>
-        <w:jc w:val="both"/>
-        <w:rPr>
-          <w:rFonts w:ascii="Times New Roman" w:hAnsi="Times New Roman" w:cs="Times New Roman"/>
-          <w:sz w:val="28"/>
-          <w:szCs w:val="28"/>
-        </w:rPr>
-      </w:pPr>
-      <w:r>
-        <w:rPr>
-          <w:rFonts w:ascii="Times New Roman" w:hAnsi="Times New Roman" w:cs="Times New Roman"/>
-          <w:sz w:val="28"/>
-          <w:szCs w:val="28"/>
-        </w:rPr>
-        <w:t>- Link to return to dashboard</w:t>
-      </w:r>
-    </w:p>
-    <w:p>
-      <w:pPr>
-        <w:spacing w:line="276" w:lineRule="auto"/>
-        <w:jc w:val="both"/>
-        <w:rPr>
-          <w:rFonts w:ascii="Times New Roman" w:hAnsi="Times New Roman" w:cs="Times New Roman"/>
-          <w:sz w:val="28"/>
-          <w:szCs w:val="28"/>
-        </w:rPr>
-      </w:pPr>
-    </w:p>
-    <w:p>
-      <w:pPr>
-        <w:spacing w:line="276" w:lineRule="auto"/>
-        <w:jc w:val="both"/>
-        <w:rPr>
-          <w:rFonts w:ascii="Times New Roman" w:hAnsi="Times New Roman" w:cs="Times New Roman"/>
-          <w:sz w:val="28"/>
-          <w:szCs w:val="28"/>
-        </w:rPr>
-      </w:pPr>
+        <w:t>- Page title: "Teacher Subject Assignments"</w:t>
+      </w:r>
+    </w:p>
+    <w:p>
+      <w:pPr>
+        <w:spacing w:line="276" w:lineRule="auto"/>
+        <w:jc w:val="both"/>
+        <w:rPr>
+          <w:rFonts w:ascii="Times New Roman" w:hAnsi="Times New Roman" w:cs="Times New Roman"/>
+          <w:sz w:val="28"/>
+          <w:szCs w:val="28"/>
+        </w:rPr>
+      </w:pPr>
+      <w:r>
+        <w:rPr>
+          <w:rFonts w:ascii="Times New Roman" w:hAnsi="Times New Roman" w:cs="Times New Roman"/>
+          <w:sz w:val="28"/>
+          <w:szCs w:val="28"/>
+        </w:rPr>
+        <w:t>- Assign subject form:</w:t>
+      </w:r>
+    </w:p>
+    <w:p>
+      <w:pPr>
+        <w:spacing w:line="276" w:lineRule="auto"/>
+        <w:jc w:val="both"/>
+        <w:rPr>
+          <w:rFonts w:ascii="Times New Roman" w:hAnsi="Times New Roman" w:cs="Times New Roman"/>
+          <w:sz w:val="28"/>
+          <w:szCs w:val="28"/>
+        </w:rPr>
+      </w:pPr>
+      <w:r>
+        <w:rPr>
+          <w:rFonts w:ascii="Times New Roman" w:hAnsi="Times New Roman" w:cs="Times New Roman"/>
+          <w:sz w:val="28"/>
+          <w:szCs w:val="28"/>
+        </w:rPr>
+        <w:t xml:space="preserve">  * Teacher dropdown</w:t>
+      </w:r>
+    </w:p>
+    <w:p>
+      <w:pPr>
+        <w:spacing w:line="276" w:lineRule="auto"/>
+        <w:jc w:val="both"/>
+        <w:rPr>
+          <w:rFonts w:ascii="Times New Roman" w:hAnsi="Times New Roman" w:cs="Times New Roman"/>
+          <w:sz w:val="28"/>
+          <w:szCs w:val="28"/>
+        </w:rPr>
+      </w:pPr>
+      <w:r>
+        <w:rPr>
+          <w:rFonts w:ascii="Times New Roman" w:hAnsi="Times New Roman" w:cs="Times New Roman"/>
+          <w:sz w:val="28"/>
+          <w:szCs w:val="28"/>
+        </w:rPr>
+        <w:t xml:space="preserve">  * Subject dropdown</w:t>
+      </w:r>
+    </w:p>
+    <w:p>
+      <w:pPr>
+        <w:spacing w:line="276" w:lineRule="auto"/>
+        <w:jc w:val="both"/>
+        <w:rPr>
+          <w:rFonts w:ascii="Times New Roman" w:hAnsi="Times New Roman" w:cs="Times New Roman"/>
+          <w:sz w:val="28"/>
+          <w:szCs w:val="28"/>
+        </w:rPr>
+      </w:pPr>
+      <w:r>
+        <w:rPr>
+          <w:rFonts w:ascii="Times New Roman" w:hAnsi="Times New Roman" w:cs="Times New Roman"/>
+          <w:sz w:val="28"/>
+          <w:szCs w:val="28"/>
+        </w:rPr>
+        <w:t xml:space="preserve">  * Assign button</w:t>
+      </w:r>
+    </w:p>
+    <w:p>
+      <w:pPr>
+        <w:spacing w:line="276" w:lineRule="auto"/>
+        <w:jc w:val="both"/>
+        <w:rPr>
+          <w:rFonts w:ascii="Times New Roman" w:hAnsi="Times New Roman" w:cs="Times New Roman"/>
+          <w:sz w:val="28"/>
+          <w:szCs w:val="28"/>
+        </w:rPr>
+      </w:pPr>
+      <w:r>
+        <w:rPr>
+          <w:rFonts w:ascii="Times New Roman" w:hAnsi="Times New Roman" w:cs="Times New Roman"/>
+          <w:sz w:val="28"/>
+          <w:szCs w:val="28"/>
+        </w:rPr>
+        <w:t>- Table showing current assignments:</w:t>
+      </w:r>
+    </w:p>
+    <w:p>
+      <w:pPr>
+        <w:spacing w:line="276" w:lineRule="auto"/>
+        <w:jc w:val="both"/>
+        <w:rPr>
+          <w:rFonts w:ascii="Times New Roman" w:hAnsi="Times New Roman" w:cs="Times New Roman"/>
+          <w:sz w:val="28"/>
+          <w:szCs w:val="28"/>
+        </w:rPr>
+      </w:pPr>
+      <w:r>
+        <w:rPr>
+          <w:rFonts w:ascii="Times New Roman" w:hAnsi="Times New Roman" w:cs="Times New Roman"/>
+          <w:sz w:val="28"/>
+          <w:szCs w:val="28"/>
+        </w:rPr>
+        <w:t xml:space="preserve">  * Teacher name</w:t>
+      </w:r>
+    </w:p>
+    <w:p>
+      <w:pPr>
+        <w:spacing w:line="276" w:lineRule="auto"/>
+        <w:jc w:val="both"/>
+        <w:rPr>
+          <w:rFonts w:ascii="Times New Roman" w:hAnsi="Times New Roman" w:cs="Times New Roman"/>
+          <w:sz w:val="28"/>
+          <w:szCs w:val="28"/>
+        </w:rPr>
+      </w:pPr>
+      <w:r>
+        <w:rPr>
+          <w:rFonts w:ascii="Times New Roman" w:hAnsi="Times New Roman" w:cs="Times New Roman"/>
+          <w:sz w:val="28"/>
+          <w:szCs w:val="28"/>
+        </w:rPr>
+        <w:t xml:space="preserve">  * Subject name</w:t>
+      </w:r>
+    </w:p>
+    <w:p>
+      <w:pPr>
+        <w:spacing w:line="276" w:lineRule="auto"/>
+        <w:jc w:val="both"/>
+        <w:rPr>
+          <w:rFonts w:ascii="Times New Roman" w:hAnsi="Times New Roman" w:cs="Times New Roman"/>
+          <w:sz w:val="28"/>
+          <w:szCs w:val="28"/>
+        </w:rPr>
+      </w:pPr>
+      <w:r>
+        <w:rPr>
+          <w:rFonts w:ascii="Times New Roman" w:hAnsi="Times New Roman" w:cs="Times New Roman"/>
+          <w:sz w:val="28"/>
+          <w:szCs w:val="28"/>
+        </w:rPr>
+        <w:t xml:space="preserve">  * Remove button</w:t>
+      </w:r>
+    </w:p>
+    <w:p>
+      <w:pPr>
+        <w:spacing w:line="276" w:lineRule="auto"/>
+        <w:jc w:val="both"/>
+        <w:rPr>
+          <w:rFonts w:ascii="Times New Roman" w:hAnsi="Times New Roman" w:cs="Times New Roman"/>
+          <w:sz w:val="28"/>
+          <w:szCs w:val="28"/>
+        </w:rPr>
+      </w:pPr>
+      <w:r>
+        <w:rPr>
+          <w:rFonts w:ascii="Times New Roman" w:hAnsi="Times New Roman" w:cs="Times New Roman"/>
+          <w:sz w:val="28"/>
+          <w:szCs w:val="28"/>
+        </w:rPr>
+        <w:t>- Success message after assignment/removal with email notification confirmation</w:t>
+      </w:r>
+    </w:p>
+    <w:p>
+      <w:pPr>
+        <w:spacing w:line="276" w:lineRule="auto"/>
+        <w:jc w:val="both"/>
+        <w:rPr>
+          <w:rFonts w:ascii="Times New Roman" w:hAnsi="Times New Roman" w:cs="Times New Roman"/>
+          <w:sz w:val="28"/>
+          <w:szCs w:val="28"/>
+        </w:rPr>
+      </w:pPr>
+      <w:r>
+        <w:rPr>
+          <w:rFonts w:ascii="Times New Roman" w:hAnsi="Times New Roman" w:cs="Times New Roman"/>
+          <w:sz w:val="28"/>
+          <w:szCs w:val="28"/>
+        </w:rPr>
+        <w:t>- Link to return to admin dashboard</w:t>
+      </w:r>
     </w:p>
     <w:p>
       <w:pPr>
@@ -5810,26 +8221,26 @@
           <w:szCs w:val="28"/>
         </w:rPr>
         <w:lastRenderedPageBreak/>
-        <w:t>-Admin approves pending user accounts</w:t>
-      </w:r>
-    </w:p>
-    <w:p>
-      <w:pPr>
-        <w:spacing w:line="276" w:lineRule="auto"/>
-        <w:jc w:val="both"/>
-        <w:rPr>
-          <w:rFonts w:ascii="Times New Roman" w:hAnsi="Times New Roman" w:cs="Times New Roman"/>
-          <w:sz w:val="28"/>
-          <w:szCs w:val="28"/>
-        </w:rPr>
-      </w:pPr>
-      <w:r>
-        <w:rPr>
-          <w:rFonts w:ascii="Times New Roman" w:hAnsi="Times New Roman" w:cs="Times New Roman"/>
-          <w:sz w:val="28"/>
-          <w:szCs w:val="28"/>
-        </w:rPr>
-        <w:t>[Account Approval Display]</w:t>
+        <w:t>-User logs out of the system</w:t>
+      </w:r>
+    </w:p>
+    <w:p>
+      <w:pPr>
+        <w:spacing w:line="276" w:lineRule="auto"/>
+        <w:jc w:val="both"/>
+        <w:rPr>
+          <w:rFonts w:ascii="Times New Roman" w:hAnsi="Times New Roman" w:cs="Times New Roman"/>
+          <w:sz w:val="28"/>
+          <w:szCs w:val="28"/>
+        </w:rPr>
+      </w:pPr>
+      <w:r>
+        <w:rPr>
+          <w:rFonts w:ascii="Times New Roman" w:hAnsi="Times New Roman" w:cs="Times New Roman"/>
+          <w:sz w:val="28"/>
+          <w:szCs w:val="28"/>
+        </w:rPr>
+        <w:t>[Logout Display]</w:t>
       </w:r>
     </w:p>
     <w:p>
@@ -5849,10 +8260,10 @@
           <w:szCs w:val="28"/>
         </w:rPr>
         <w:drawing>
-          <wp:inline distT="0" distB="0" distL="0" distR="0" wp14:anchorId="4E53083E" wp14:editId="4E919469">
-            <wp:extent cx="6645910" cy="2416175"/>
-            <wp:effectExtent l="0" t="0" r="2540" b="3175"/>
-            <wp:docPr id="176290626" name="Picture 1"/>
+          <wp:inline distT="0" distB="0" distL="0" distR="0" wp14:anchorId="3126DAA8" wp14:editId="48ED824B">
+            <wp:extent cx="6645910" cy="3177540"/>
+            <wp:effectExtent l="0" t="0" r="2540" b="3810"/>
+            <wp:docPr id="870925317" name="Picture 1"/>
             <wp:cNvGraphicFramePr>
               <a:graphicFrameLocks xmlns:a="http://schemas.openxmlformats.org/drawingml/2006/main" noChangeAspect="1"/>
             </wp:cNvGraphicFramePr>
@@ -5860,11 +8271,11 @@
               <a:graphicData uri="http://schemas.openxmlformats.org/drawingml/2006/picture">
                 <pic:pic xmlns:pic="http://schemas.openxmlformats.org/drawingml/2006/picture">
                   <pic:nvPicPr>
-                    <pic:cNvPr id="176290626" name=""/>
+                    <pic:cNvPr id="870925317" name=""/>
                     <pic:cNvPicPr/>
                   </pic:nvPicPr>
                   <pic:blipFill>
-                    <a:blip r:embed="rId14"/>
+                    <a:blip r:embed="rId19"/>
                     <a:stretch>
                       <a:fillRect/>
                     </a:stretch>
@@ -5872,7 +8283,7 @@
                   <pic:spPr>
                     <a:xfrm>
                       <a:off x="0" y="0"/>
-                      <a:ext cx="6645910" cy="2416175"/>
+                      <a:ext cx="6645910" cy="3177540"/>
                     </a:xfrm>
                     <a:prstGeom prst="rect">
                       <a:avLst/>
@@ -5901,403 +8312,6 @@
           <w:sz w:val="28"/>
           <w:szCs w:val="28"/>
         </w:rPr>
-        <w:t>- Page title: "Pending Accounts"</w:t>
-      </w:r>
-    </w:p>
-    <w:p>
-      <w:pPr>
-        <w:spacing w:line="276" w:lineRule="auto"/>
-        <w:jc w:val="both"/>
-        <w:rPr>
-          <w:rFonts w:ascii="Times New Roman" w:hAnsi="Times New Roman" w:cs="Times New Roman"/>
-          <w:sz w:val="28"/>
-          <w:szCs w:val="28"/>
-        </w:rPr>
-      </w:pPr>
-      <w:r>
-        <w:rPr>
-          <w:rFonts w:ascii="Times New Roman" w:hAnsi="Times New Roman" w:cs="Times New Roman"/>
-          <w:sz w:val="28"/>
-          <w:szCs w:val="28"/>
-        </w:rPr>
-        <w:t>- Table showing pending registrations:</w:t>
-      </w:r>
-    </w:p>
-    <w:p>
-      <w:pPr>
-        <w:spacing w:line="276" w:lineRule="auto"/>
-        <w:jc w:val="both"/>
-        <w:rPr>
-          <w:rFonts w:ascii="Times New Roman" w:hAnsi="Times New Roman" w:cs="Times New Roman"/>
-          <w:sz w:val="28"/>
-          <w:szCs w:val="28"/>
-        </w:rPr>
-      </w:pPr>
-      <w:r>
-        <w:rPr>
-          <w:rFonts w:ascii="Times New Roman" w:hAnsi="Times New Roman" w:cs="Times New Roman"/>
-          <w:sz w:val="28"/>
-          <w:szCs w:val="28"/>
-        </w:rPr>
-        <w:t xml:space="preserve">  * Username</w:t>
-      </w:r>
-    </w:p>
-    <w:p>
-      <w:pPr>
-        <w:spacing w:line="276" w:lineRule="auto"/>
-        <w:jc w:val="both"/>
-        <w:rPr>
-          <w:rFonts w:ascii="Times New Roman" w:hAnsi="Times New Roman" w:cs="Times New Roman"/>
-          <w:sz w:val="28"/>
-          <w:szCs w:val="28"/>
-        </w:rPr>
-      </w:pPr>
-      <w:r>
-        <w:rPr>
-          <w:rFonts w:ascii="Times New Roman" w:hAnsi="Times New Roman" w:cs="Times New Roman"/>
-          <w:sz w:val="28"/>
-          <w:szCs w:val="28"/>
-        </w:rPr>
-        <w:t xml:space="preserve">  * Full name</w:t>
-      </w:r>
-    </w:p>
-    <w:p>
-      <w:pPr>
-        <w:spacing w:line="276" w:lineRule="auto"/>
-        <w:jc w:val="both"/>
-        <w:rPr>
-          <w:rFonts w:ascii="Times New Roman" w:hAnsi="Times New Roman" w:cs="Times New Roman"/>
-          <w:sz w:val="28"/>
-          <w:szCs w:val="28"/>
-        </w:rPr>
-      </w:pPr>
-      <w:r>
-        <w:rPr>
-          <w:rFonts w:ascii="Times New Roman" w:hAnsi="Times New Roman" w:cs="Times New Roman"/>
-          <w:sz w:val="28"/>
-          <w:szCs w:val="28"/>
-        </w:rPr>
-        <w:t xml:space="preserve">  * Email</w:t>
-      </w:r>
-    </w:p>
-    <w:p>
-      <w:pPr>
-        <w:spacing w:line="276" w:lineRule="auto"/>
-        <w:jc w:val="both"/>
-        <w:rPr>
-          <w:rFonts w:ascii="Times New Roman" w:hAnsi="Times New Roman" w:cs="Times New Roman"/>
-          <w:sz w:val="28"/>
-          <w:szCs w:val="28"/>
-        </w:rPr>
-      </w:pPr>
-      <w:r>
-        <w:rPr>
-          <w:rFonts w:ascii="Times New Roman" w:hAnsi="Times New Roman" w:cs="Times New Roman"/>
-          <w:sz w:val="28"/>
-          <w:szCs w:val="28"/>
-        </w:rPr>
-        <w:t xml:space="preserve">  * Role</w:t>
-      </w:r>
-    </w:p>
-    <w:p>
-      <w:pPr>
-        <w:spacing w:line="276" w:lineRule="auto"/>
-        <w:jc w:val="both"/>
-        <w:rPr>
-          <w:rFonts w:ascii="Times New Roman" w:hAnsi="Times New Roman" w:cs="Times New Roman"/>
-          <w:sz w:val="28"/>
-          <w:szCs w:val="28"/>
-        </w:rPr>
-      </w:pPr>
-      <w:r>
-        <w:rPr>
-          <w:rFonts w:ascii="Times New Roman" w:hAnsi="Times New Roman" w:cs="Times New Roman"/>
-          <w:sz w:val="28"/>
-          <w:szCs w:val="28"/>
-        </w:rPr>
-        <w:t xml:space="preserve">  * Registration date</w:t>
-      </w:r>
-    </w:p>
-    <w:p>
-      <w:pPr>
-        <w:spacing w:line="276" w:lineRule="auto"/>
-        <w:jc w:val="both"/>
-        <w:rPr>
-          <w:rFonts w:ascii="Times New Roman" w:hAnsi="Times New Roman" w:cs="Times New Roman"/>
-          <w:sz w:val="28"/>
-          <w:szCs w:val="28"/>
-        </w:rPr>
-      </w:pPr>
-      <w:r>
-        <w:rPr>
-          <w:rFonts w:ascii="Times New Roman" w:hAnsi="Times New Roman" w:cs="Times New Roman"/>
-          <w:sz w:val="28"/>
-          <w:szCs w:val="28"/>
-        </w:rPr>
-        <w:t xml:space="preserve">  * Approve button</w:t>
-      </w:r>
-    </w:p>
-    <w:p>
-      <w:pPr>
-        <w:spacing w:line="276" w:lineRule="auto"/>
-        <w:jc w:val="both"/>
-        <w:rPr>
-          <w:rFonts w:ascii="Times New Roman" w:hAnsi="Times New Roman" w:cs="Times New Roman"/>
-          <w:sz w:val="28"/>
-          <w:szCs w:val="28"/>
-        </w:rPr>
-      </w:pPr>
-      <w:r>
-        <w:rPr>
-          <w:rFonts w:ascii="Times New Roman" w:hAnsi="Times New Roman" w:cs="Times New Roman"/>
-          <w:sz w:val="28"/>
-          <w:szCs w:val="28"/>
-        </w:rPr>
-        <w:t xml:space="preserve">  * Reject button</w:t>
-      </w:r>
-    </w:p>
-    <w:p>
-      <w:pPr>
-        <w:spacing w:line="276" w:lineRule="auto"/>
-        <w:jc w:val="both"/>
-        <w:rPr>
-          <w:rFonts w:ascii="Times New Roman" w:hAnsi="Times New Roman" w:cs="Times New Roman"/>
-          <w:sz w:val="28"/>
-          <w:szCs w:val="28"/>
-        </w:rPr>
-      </w:pPr>
-      <w:r>
-        <w:rPr>
-          <w:rFonts w:ascii="Times New Roman" w:hAnsi="Times New Roman" w:cs="Times New Roman"/>
-          <w:sz w:val="28"/>
-          <w:szCs w:val="28"/>
-        </w:rPr>
-        <w:t>- Success message after approval/rejection</w:t>
-      </w:r>
-    </w:p>
-    <w:p>
-      <w:pPr>
-        <w:spacing w:line="276" w:lineRule="auto"/>
-        <w:jc w:val="both"/>
-        <w:rPr>
-          <w:rFonts w:ascii="Times New Roman" w:hAnsi="Times New Roman" w:cs="Times New Roman"/>
-          <w:sz w:val="28"/>
-          <w:szCs w:val="28"/>
-        </w:rPr>
-      </w:pPr>
-      <w:r>
-        <w:rPr>
-          <w:rFonts w:ascii="Times New Roman" w:hAnsi="Times New Roman" w:cs="Times New Roman"/>
-          <w:sz w:val="28"/>
-          <w:szCs w:val="28"/>
-        </w:rPr>
-        <w:t>- Email notification confirmation</w:t>
-      </w:r>
-    </w:p>
-    <w:p>
-      <w:pPr>
-        <w:spacing w:line="276" w:lineRule="auto"/>
-        <w:jc w:val="both"/>
-        <w:rPr>
-          <w:rFonts w:ascii="Times New Roman" w:hAnsi="Times New Roman" w:cs="Times New Roman"/>
-          <w:sz w:val="28"/>
-          <w:szCs w:val="28"/>
-        </w:rPr>
-      </w:pPr>
-      <w:r>
-        <w:rPr>
-          <w:rFonts w:ascii="Times New Roman" w:hAnsi="Times New Roman" w:cs="Times New Roman"/>
-          <w:sz w:val="28"/>
-          <w:szCs w:val="28"/>
-        </w:rPr>
-        <w:t>- Link to return to admin dashboard</w:t>
-      </w:r>
-    </w:p>
-    <w:p>
-      <w:pPr>
-        <w:spacing w:line="276" w:lineRule="auto"/>
-        <w:jc w:val="both"/>
-        <w:rPr>
-          <w:rFonts w:ascii="Times New Roman" w:hAnsi="Times New Roman" w:cs="Times New Roman"/>
-          <w:sz w:val="28"/>
-          <w:szCs w:val="28"/>
-        </w:rPr>
-      </w:pPr>
-    </w:p>
-    <w:p>
-      <w:pPr>
-        <w:spacing w:line="276" w:lineRule="auto"/>
-        <w:jc w:val="both"/>
-        <w:rPr>
-          <w:rFonts w:ascii="Times New Roman" w:hAnsi="Times New Roman" w:cs="Times New Roman"/>
-          <w:sz w:val="28"/>
-          <w:szCs w:val="28"/>
-        </w:rPr>
-      </w:pPr>
-    </w:p>
-    <w:p>
-      <w:pPr>
-        <w:spacing w:line="276" w:lineRule="auto"/>
-        <w:jc w:val="both"/>
-        <w:rPr>
-          <w:rFonts w:ascii="Times New Roman" w:hAnsi="Times New Roman" w:cs="Times New Roman"/>
-          <w:sz w:val="28"/>
-          <w:szCs w:val="28"/>
-        </w:rPr>
-      </w:pPr>
-    </w:p>
-    <w:p>
-      <w:pPr>
-        <w:spacing w:line="276" w:lineRule="auto"/>
-        <w:jc w:val="both"/>
-        <w:rPr>
-          <w:rFonts w:ascii="Times New Roman" w:hAnsi="Times New Roman" w:cs="Times New Roman"/>
-          <w:sz w:val="28"/>
-          <w:szCs w:val="28"/>
-        </w:rPr>
-      </w:pPr>
-    </w:p>
-    <w:p>
-      <w:pPr>
-        <w:spacing w:line="276" w:lineRule="auto"/>
-        <w:jc w:val="both"/>
-        <w:rPr>
-          <w:rFonts w:ascii="Times New Roman" w:hAnsi="Times New Roman" w:cs="Times New Roman"/>
-          <w:sz w:val="28"/>
-          <w:szCs w:val="28"/>
-        </w:rPr>
-      </w:pPr>
-    </w:p>
-    <w:p>
-      <w:pPr>
-        <w:spacing w:line="276" w:lineRule="auto"/>
-        <w:jc w:val="both"/>
-        <w:rPr>
-          <w:rFonts w:ascii="Times New Roman" w:hAnsi="Times New Roman" w:cs="Times New Roman"/>
-          <w:sz w:val="28"/>
-          <w:szCs w:val="28"/>
-        </w:rPr>
-      </w:pPr>
-    </w:p>
-    <w:p>
-      <w:pPr>
-        <w:spacing w:line="276" w:lineRule="auto"/>
-        <w:jc w:val="both"/>
-        <w:rPr>
-          <w:rFonts w:ascii="Times New Roman" w:hAnsi="Times New Roman" w:cs="Times New Roman"/>
-          <w:sz w:val="28"/>
-          <w:szCs w:val="28"/>
-        </w:rPr>
-      </w:pPr>
-    </w:p>
-    <w:p>
-      <w:pPr>
-        <w:spacing w:line="276" w:lineRule="auto"/>
-        <w:jc w:val="both"/>
-        <w:rPr>
-          <w:rFonts w:ascii="Times New Roman" w:hAnsi="Times New Roman" w:cs="Times New Roman"/>
-          <w:sz w:val="28"/>
-          <w:szCs w:val="28"/>
-        </w:rPr>
-      </w:pPr>
-      <w:r>
-        <w:rPr>
-          <w:rFonts w:ascii="Times New Roman" w:hAnsi="Times New Roman" w:cs="Times New Roman"/>
-          <w:sz w:val="28"/>
-          <w:szCs w:val="28"/>
-        </w:rPr>
-        <w:lastRenderedPageBreak/>
-        <w:t>-User logs out of the system</w:t>
-      </w:r>
-    </w:p>
-    <w:p>
-      <w:pPr>
-        <w:spacing w:line="276" w:lineRule="auto"/>
-        <w:jc w:val="both"/>
-        <w:rPr>
-          <w:rFonts w:ascii="Times New Roman" w:hAnsi="Times New Roman" w:cs="Times New Roman"/>
-          <w:sz w:val="28"/>
-          <w:szCs w:val="28"/>
-        </w:rPr>
-      </w:pPr>
-      <w:r>
-        <w:rPr>
-          <w:rFonts w:ascii="Times New Roman" w:hAnsi="Times New Roman" w:cs="Times New Roman"/>
-          <w:sz w:val="28"/>
-          <w:szCs w:val="28"/>
-        </w:rPr>
-        <w:t>[Logout Display]</w:t>
-      </w:r>
-    </w:p>
-    <w:p>
-      <w:pPr>
-        <w:spacing w:line="276" w:lineRule="auto"/>
-        <w:jc w:val="both"/>
-        <w:rPr>
-          <w:rFonts w:ascii="Times New Roman" w:hAnsi="Times New Roman" w:cs="Times New Roman"/>
-          <w:sz w:val="28"/>
-          <w:szCs w:val="28"/>
-        </w:rPr>
-      </w:pPr>
-      <w:r>
-        <w:rPr>
-          <w:rFonts w:ascii="Times New Roman" w:hAnsi="Times New Roman" w:cs="Times New Roman"/>
-          <w:sz w:val="28"/>
-          <w:szCs w:val="28"/>
-        </w:rPr>
-        <w:drawing>
-          <wp:inline distT="0" distB="0" distL="0" distR="0" wp14:anchorId="5B7D358D" wp14:editId="6D52E91B">
-            <wp:extent cx="6645910" cy="2252980"/>
-            <wp:effectExtent l="0" t="0" r="2540" b="0"/>
-            <wp:docPr id="1742647289" name="Picture 1"/>
-            <wp:cNvGraphicFramePr>
-              <a:graphicFrameLocks xmlns:a="http://schemas.openxmlformats.org/drawingml/2006/main" noChangeAspect="1"/>
-            </wp:cNvGraphicFramePr>
-            <a:graphic xmlns:a="http://schemas.openxmlformats.org/drawingml/2006/main">
-              <a:graphicData uri="http://schemas.openxmlformats.org/drawingml/2006/picture">
-                <pic:pic xmlns:pic="http://schemas.openxmlformats.org/drawingml/2006/picture">
-                  <pic:nvPicPr>
-                    <pic:cNvPr id="1742647289" name=""/>
-                    <pic:cNvPicPr/>
-                  </pic:nvPicPr>
-                  <pic:blipFill>
-                    <a:blip r:embed="rId15"/>
-                    <a:stretch>
-                      <a:fillRect/>
-                    </a:stretch>
-                  </pic:blipFill>
-                  <pic:spPr>
-                    <a:xfrm>
-                      <a:off x="0" y="0"/>
-                      <a:ext cx="6645910" cy="2252980"/>
-                    </a:xfrm>
-                    <a:prstGeom prst="rect">
-                      <a:avLst/>
-                    </a:prstGeom>
-                  </pic:spPr>
-                </pic:pic>
-              </a:graphicData>
-            </a:graphic>
-          </wp:inline>
-        </w:drawing>
-      </w:r>
-    </w:p>
-    <w:p>
-      <w:pPr>
-        <w:spacing w:line="276" w:lineRule="auto"/>
-        <w:jc w:val="both"/>
-        <w:rPr>
-          <w:rFonts w:ascii="Times New Roman" w:hAnsi="Times New Roman" w:cs="Times New Roman"/>
-          <w:sz w:val="28"/>
-          <w:szCs w:val="28"/>
-        </w:rPr>
-      </w:pPr>
-      <w:r>
-        <w:rPr>
-          <w:rFonts w:ascii="Times New Roman" w:hAnsi="Times New Roman" w:cs="Times New Roman"/>
-          <w:sz w:val="28"/>
-          <w:szCs w:val="28"/>
-        </w:rPr>
         <w:t>- Session termination message</w:t>
       </w:r>
     </w:p>
@@ -6337,25 +8351,6 @@
           <w:szCs w:val="28"/>
         </w:rPr>
         <w:t>- Option to login again</w:t>
-      </w:r>
-    </w:p>
-    <w:p>
-      <w:pPr>
-        <w:spacing w:line="276" w:lineRule="auto"/>
-        <w:jc w:val="both"/>
-        <w:rPr>
-          <w:rFonts w:ascii="Times New Roman" w:hAnsi="Times New Roman" w:cs="Times New Roman"/>
-          <w:sz w:val="28"/>
-          <w:szCs w:val="28"/>
-        </w:rPr>
-      </w:pPr>
-      <w:r>
-        <w:rPr>
-          <w:rFonts w:ascii="Times New Roman" w:hAnsi="Times New Roman" w:cs="Times New Roman"/>
-          <w:sz w:val="28"/>
-          <w:szCs w:val="28"/>
-        </w:rPr>
-        <w:t>-Started the program, it loads the saved tasks from the previous session</w:t>
       </w:r>
     </w:p>
     <w:sectPr>
